--- a/LAPORAN PRAKTIKUM/2310817110015_AkhmadChaidarAnanda_Modul2.docx
+++ b/LAPORAN PRAKTIKUM/2310817110015_AkhmadChaidarAnanda_Modul2.docx
@@ -1148,10 +1148,12 @@
               <w:t xml:space="preserve"> </w:t>
             </w:r>
             <w:proofErr w:type="spellStart"/>
+            <w:proofErr w:type="gramStart"/>
             <w:r>
               <w:t>S.Kom</w:t>
             </w:r>
             <w:proofErr w:type="spellEnd"/>
+            <w:proofErr w:type="gramEnd"/>
             <w:r>
               <w:t xml:space="preserve"> M.T.I</w:t>
             </w:r>
@@ -4188,27 +4190,14 @@
       <w:r>
         <w:t xml:space="preserve">Table </w:t>
       </w:r>
-      <w:r>
-        <w:fldChar w:fldCharType="begin"/>
-      </w:r>
-      <w:r>
-        <w:instrText xml:space="preserve"> SEQ Table \* ARABIC </w:instrText>
-      </w:r>
-      <w:r>
-        <w:fldChar w:fldCharType="separate"/>
-      </w:r>
-      <w:r>
-        <w:rPr>
-          <w:noProof/>
-        </w:rPr>
-        <w:t>1</w:t>
-      </w:r>
-      <w:r>
-        <w:rPr>
-          <w:noProof/>
-        </w:rPr>
-        <w:fldChar w:fldCharType="end"/>
-      </w:r>
+      <w:fldSimple w:instr=" SEQ Table \* ARABIC ">
+        <w:r>
+          <w:rPr>
+            <w:noProof/>
+          </w:rPr>
+          <w:t>1</w:t>
+        </w:r>
+      </w:fldSimple>
       <w:r>
         <w:t xml:space="preserve">. Source Code </w:t>
       </w:r>
@@ -5068,9 +5057,19 @@
                 <w:sz w:val="22"/>
                 <w:lang w:val="en-ID"/>
               </w:rPr>
-              <w:t>com.example.tippycoba</w:t>
+              <w:t>com.</w:t>
+            </w:r>
+            <w:proofErr w:type="gramStart"/>
+            <w:r>
+              <w:rPr>
+                <w:rFonts w:ascii="Courier New" w:hAnsi="Courier New" w:cs="Courier New"/>
+                <w:sz w:val="22"/>
+                <w:lang w:val="en-ID"/>
+              </w:rPr>
+              <w:t>example.tippycoba</w:t>
             </w:r>
             <w:proofErr w:type="spellEnd"/>
+            <w:proofErr w:type="gramEnd"/>
           </w:p>
           <w:p>
             <w:pPr>
@@ -5104,9 +5103,19 @@
                 <w:sz w:val="22"/>
                 <w:lang w:val="en-ID"/>
               </w:rPr>
-              <w:t>android.os.Bundle</w:t>
+              <w:t>android.</w:t>
+            </w:r>
+            <w:proofErr w:type="gramStart"/>
+            <w:r>
+              <w:rPr>
+                <w:rFonts w:ascii="Courier New" w:hAnsi="Courier New" w:cs="Courier New"/>
+                <w:sz w:val="22"/>
+                <w:lang w:val="en-ID"/>
+              </w:rPr>
+              <w:t>os.Bundle</w:t>
             </w:r>
             <w:proofErr w:type="spellEnd"/>
+            <w:proofErr w:type="gramEnd"/>
           </w:p>
           <w:p>
             <w:pPr>
@@ -5125,13 +5134,23 @@
               <w:t xml:space="preserve">import </w:t>
             </w:r>
             <w:proofErr w:type="spellStart"/>
-            <w:r>
-              <w:rPr>
-                <w:rFonts w:ascii="Courier New" w:hAnsi="Courier New" w:cs="Courier New"/>
-                <w:sz w:val="22"/>
-                <w:lang w:val="en-ID"/>
-              </w:rPr>
-              <w:t>android.util.Log</w:t>
+            <w:proofErr w:type="gramStart"/>
+            <w:r>
+              <w:rPr>
+                <w:rFonts w:ascii="Courier New" w:hAnsi="Courier New" w:cs="Courier New"/>
+                <w:sz w:val="22"/>
+                <w:lang w:val="en-ID"/>
+              </w:rPr>
+              <w:t>android.util</w:t>
+            </w:r>
+            <w:proofErr w:type="gramEnd"/>
+            <w:r>
+              <w:rPr>
+                <w:rFonts w:ascii="Courier New" w:hAnsi="Courier New" w:cs="Courier New"/>
+                <w:sz w:val="22"/>
+                <w:lang w:val="en-ID"/>
+              </w:rPr>
+              <w:t>.Log</w:t>
             </w:r>
             <w:proofErr w:type="spellEnd"/>
           </w:p>
@@ -5152,13 +5171,23 @@
               <w:t xml:space="preserve">import </w:t>
             </w:r>
             <w:proofErr w:type="spellStart"/>
-            <w:r>
-              <w:rPr>
-                <w:rFonts w:ascii="Courier New" w:hAnsi="Courier New" w:cs="Courier New"/>
-                <w:sz w:val="22"/>
-                <w:lang w:val="en-ID"/>
-              </w:rPr>
-              <w:t>android.widget.SeekBar</w:t>
+            <w:proofErr w:type="gramStart"/>
+            <w:r>
+              <w:rPr>
+                <w:rFonts w:ascii="Courier New" w:hAnsi="Courier New" w:cs="Courier New"/>
+                <w:sz w:val="22"/>
+                <w:lang w:val="en-ID"/>
+              </w:rPr>
+              <w:t>android.widget</w:t>
+            </w:r>
+            <w:proofErr w:type="gramEnd"/>
+            <w:r>
+              <w:rPr>
+                <w:rFonts w:ascii="Courier New" w:hAnsi="Courier New" w:cs="Courier New"/>
+                <w:sz w:val="22"/>
+                <w:lang w:val="en-ID"/>
+              </w:rPr>
+              <w:t>.SeekBar</w:t>
             </w:r>
             <w:proofErr w:type="spellEnd"/>
           </w:p>
@@ -5179,13 +5208,23 @@
               <w:t xml:space="preserve">import </w:t>
             </w:r>
             <w:proofErr w:type="spellStart"/>
-            <w:r>
-              <w:rPr>
-                <w:rFonts w:ascii="Courier New" w:hAnsi="Courier New" w:cs="Courier New"/>
-                <w:sz w:val="22"/>
-                <w:lang w:val="en-ID"/>
-              </w:rPr>
-              <w:t>android.widget.Toast</w:t>
+            <w:proofErr w:type="gramStart"/>
+            <w:r>
+              <w:rPr>
+                <w:rFonts w:ascii="Courier New" w:hAnsi="Courier New" w:cs="Courier New"/>
+                <w:sz w:val="22"/>
+                <w:lang w:val="en-ID"/>
+              </w:rPr>
+              <w:t>android.widget</w:t>
+            </w:r>
+            <w:proofErr w:type="gramEnd"/>
+            <w:r>
+              <w:rPr>
+                <w:rFonts w:ascii="Courier New" w:hAnsi="Courier New" w:cs="Courier New"/>
+                <w:sz w:val="22"/>
+                <w:lang w:val="en-ID"/>
+              </w:rPr>
+              <w:t>.Toast</w:t>
             </w:r>
             <w:proofErr w:type="spellEnd"/>
           </w:p>
@@ -5206,13 +5245,23 @@
               <w:t xml:space="preserve">import </w:t>
             </w:r>
             <w:proofErr w:type="spellStart"/>
-            <w:r>
-              <w:rPr>
-                <w:rFonts w:ascii="Courier New" w:hAnsi="Courier New" w:cs="Courier New"/>
-                <w:sz w:val="22"/>
-                <w:lang w:val="en-ID"/>
-              </w:rPr>
-              <w:t>androidx.activity.enableEdgeToEdge</w:t>
+            <w:proofErr w:type="gramStart"/>
+            <w:r>
+              <w:rPr>
+                <w:rFonts w:ascii="Courier New" w:hAnsi="Courier New" w:cs="Courier New"/>
+                <w:sz w:val="22"/>
+                <w:lang w:val="en-ID"/>
+              </w:rPr>
+              <w:t>androidx.activity</w:t>
+            </w:r>
+            <w:proofErr w:type="gramEnd"/>
+            <w:r>
+              <w:rPr>
+                <w:rFonts w:ascii="Courier New" w:hAnsi="Courier New" w:cs="Courier New"/>
+                <w:sz w:val="22"/>
+                <w:lang w:val="en-ID"/>
+              </w:rPr>
+              <w:t>.enableEdgeToEdge</w:t>
             </w:r>
             <w:proofErr w:type="spellEnd"/>
           </w:p>
@@ -5233,6 +5282,7 @@
               <w:t xml:space="preserve">import </w:t>
             </w:r>
             <w:proofErr w:type="spellStart"/>
+            <w:proofErr w:type="gramStart"/>
             <w:r>
               <w:rPr>
                 <w:rFonts w:ascii="Courier New" w:hAnsi="Courier New" w:cs="Courier New"/>
@@ -5242,6 +5292,7 @@
               <w:t>androidx.appcompat.app.AppCompatActivity</w:t>
             </w:r>
             <w:proofErr w:type="spellEnd"/>
+            <w:proofErr w:type="gramEnd"/>
           </w:p>
           <w:p>
             <w:pPr>
@@ -5260,13 +5311,23 @@
               <w:t xml:space="preserve">import </w:t>
             </w:r>
             <w:proofErr w:type="spellStart"/>
-            <w:r>
-              <w:rPr>
-                <w:rFonts w:ascii="Courier New" w:hAnsi="Courier New" w:cs="Courier New"/>
-                <w:sz w:val="22"/>
-                <w:lang w:val="en-ID"/>
-              </w:rPr>
-              <w:t>androidx.core.view.ViewCompat</w:t>
+            <w:proofErr w:type="gramStart"/>
+            <w:r>
+              <w:rPr>
+                <w:rFonts w:ascii="Courier New" w:hAnsi="Courier New" w:cs="Courier New"/>
+                <w:sz w:val="22"/>
+                <w:lang w:val="en-ID"/>
+              </w:rPr>
+              <w:t>androidx.core</w:t>
+            </w:r>
+            <w:proofErr w:type="gramEnd"/>
+            <w:r>
+              <w:rPr>
+                <w:rFonts w:ascii="Courier New" w:hAnsi="Courier New" w:cs="Courier New"/>
+                <w:sz w:val="22"/>
+                <w:lang w:val="en-ID"/>
+              </w:rPr>
+              <w:t>.view.ViewCompat</w:t>
             </w:r>
             <w:proofErr w:type="spellEnd"/>
           </w:p>
@@ -5287,13 +5348,23 @@
               <w:t xml:space="preserve">import </w:t>
             </w:r>
             <w:proofErr w:type="spellStart"/>
-            <w:r>
-              <w:rPr>
-                <w:rFonts w:ascii="Courier New" w:hAnsi="Courier New" w:cs="Courier New"/>
-                <w:sz w:val="22"/>
-                <w:lang w:val="en-ID"/>
-              </w:rPr>
-              <w:t>androidx.core.view.WindowInsetsCompat</w:t>
+            <w:proofErr w:type="gramStart"/>
+            <w:r>
+              <w:rPr>
+                <w:rFonts w:ascii="Courier New" w:hAnsi="Courier New" w:cs="Courier New"/>
+                <w:sz w:val="22"/>
+                <w:lang w:val="en-ID"/>
+              </w:rPr>
+              <w:t>androidx.core</w:t>
+            </w:r>
+            <w:proofErr w:type="gramEnd"/>
+            <w:r>
+              <w:rPr>
+                <w:rFonts w:ascii="Courier New" w:hAnsi="Courier New" w:cs="Courier New"/>
+                <w:sz w:val="22"/>
+                <w:lang w:val="en-ID"/>
+              </w:rPr>
+              <w:t>.view.WindowInsetsCompat</w:t>
             </w:r>
             <w:proofErr w:type="spellEnd"/>
           </w:p>
@@ -5314,13 +5385,23 @@
               <w:t xml:space="preserve">import </w:t>
             </w:r>
             <w:proofErr w:type="spellStart"/>
-            <w:r>
-              <w:rPr>
-                <w:rFonts w:ascii="Courier New" w:hAnsi="Courier New" w:cs="Courier New"/>
-                <w:sz w:val="22"/>
-                <w:lang w:val="en-ID"/>
-              </w:rPr>
-              <w:t>androidx.lifecycle.ViewModelProvider</w:t>
+            <w:proofErr w:type="gramStart"/>
+            <w:r>
+              <w:rPr>
+                <w:rFonts w:ascii="Courier New" w:hAnsi="Courier New" w:cs="Courier New"/>
+                <w:sz w:val="22"/>
+                <w:lang w:val="en-ID"/>
+              </w:rPr>
+              <w:t>androidx.lifecycle</w:t>
+            </w:r>
+            <w:proofErr w:type="gramEnd"/>
+            <w:r>
+              <w:rPr>
+                <w:rFonts w:ascii="Courier New" w:hAnsi="Courier New" w:cs="Courier New"/>
+                <w:sz w:val="22"/>
+                <w:lang w:val="en-ID"/>
+              </w:rPr>
+              <w:t>.ViewModelProvider</w:t>
             </w:r>
             <w:proofErr w:type="spellEnd"/>
           </w:p>
@@ -5347,7 +5428,25 @@
                 <w:sz w:val="22"/>
                 <w:lang w:val="en-ID"/>
               </w:rPr>
-              <w:t>com.example.tippycoba.databinding.ActivityMainBinding</w:t>
+              <w:t>com.</w:t>
+            </w:r>
+            <w:proofErr w:type="gramStart"/>
+            <w:r>
+              <w:rPr>
+                <w:rFonts w:ascii="Courier New" w:hAnsi="Courier New" w:cs="Courier New"/>
+                <w:sz w:val="22"/>
+                <w:lang w:val="en-ID"/>
+              </w:rPr>
+              <w:t>example.tippycoba</w:t>
+            </w:r>
+            <w:proofErr w:type="gramEnd"/>
+            <w:r>
+              <w:rPr>
+                <w:rFonts w:ascii="Courier New" w:hAnsi="Courier New" w:cs="Courier New"/>
+                <w:sz w:val="22"/>
+                <w:lang w:val="en-ID"/>
+              </w:rPr>
+              <w:t>.databinding.ActivityMainBinding</w:t>
             </w:r>
             <w:proofErr w:type="spellEnd"/>
           </w:p>
@@ -5394,6 +5493,7 @@
               <w:t xml:space="preserve">class </w:t>
             </w:r>
             <w:proofErr w:type="spellStart"/>
+            <w:proofErr w:type="gramStart"/>
             <w:r>
               <w:rPr>
                 <w:rFonts w:ascii="Courier New" w:hAnsi="Courier New" w:cs="Courier New"/>
@@ -5409,7 +5509,16 @@
                 <w:sz w:val="22"/>
                 <w:lang w:val="en-ID"/>
               </w:rPr>
-              <w:t xml:space="preserve"> : </w:t>
+              <w:t xml:space="preserve"> :</w:t>
+            </w:r>
+            <w:proofErr w:type="gramEnd"/>
+            <w:r>
+              <w:rPr>
+                <w:rFonts w:ascii="Courier New" w:hAnsi="Courier New" w:cs="Courier New"/>
+                <w:sz w:val="22"/>
+                <w:lang w:val="en-ID"/>
+              </w:rPr>
+              <w:t xml:space="preserve"> </w:t>
             </w:r>
             <w:proofErr w:type="spellStart"/>
             <w:r>
@@ -5510,6 +5619,7 @@
               <w:t xml:space="preserve">    override fun </w:t>
             </w:r>
             <w:proofErr w:type="spellStart"/>
+            <w:proofErr w:type="gramStart"/>
             <w:r>
               <w:rPr>
                 <w:rFonts w:ascii="Courier New" w:hAnsi="Courier New" w:cs="Courier New"/>
@@ -5528,6 +5638,7 @@
               <w:t>(</w:t>
             </w:r>
             <w:proofErr w:type="spellStart"/>
+            <w:proofErr w:type="gramEnd"/>
             <w:r>
               <w:rPr>
                 <w:rFonts w:ascii="Courier New" w:hAnsi="Courier New" w:cs="Courier New"/>
@@ -5563,6 +5674,7 @@
               <w:t xml:space="preserve">        </w:t>
             </w:r>
             <w:proofErr w:type="spellStart"/>
+            <w:proofErr w:type="gramStart"/>
             <w:r>
               <w:rPr>
                 <w:rFonts w:ascii="Courier New" w:hAnsi="Courier New" w:cs="Courier New"/>
@@ -5572,6 +5684,7 @@
               <w:t>super.onCreate</w:t>
             </w:r>
             <w:proofErr w:type="spellEnd"/>
+            <w:proofErr w:type="gramEnd"/>
             <w:r>
               <w:rPr>
                 <w:rFonts w:ascii="Courier New" w:hAnsi="Courier New" w:cs="Courier New"/>
@@ -5616,6 +5729,7 @@
               <w:t xml:space="preserve">        </w:t>
             </w:r>
             <w:proofErr w:type="spellStart"/>
+            <w:proofErr w:type="gramStart"/>
             <w:r>
               <w:rPr>
                 <w:rFonts w:ascii="Courier New" w:hAnsi="Courier New" w:cs="Courier New"/>
@@ -5631,6 +5745,536 @@
                 <w:sz w:val="22"/>
                 <w:lang w:val="en-ID"/>
               </w:rPr>
+              <w:t>(</w:t>
+            </w:r>
+            <w:proofErr w:type="gramEnd"/>
+            <w:r>
+              <w:rPr>
+                <w:rFonts w:ascii="Courier New" w:hAnsi="Courier New" w:cs="Courier New"/>
+                <w:sz w:val="22"/>
+                <w:lang w:val="en-ID"/>
+              </w:rPr>
+              <w:t>)</w:t>
+            </w:r>
+          </w:p>
+          <w:p>
+            <w:pPr>
+              <w:rPr>
+                <w:rFonts w:ascii="Courier New" w:hAnsi="Courier New" w:cs="Courier New"/>
+                <w:sz w:val="22"/>
+                <w:lang w:val="en-ID"/>
+              </w:rPr>
+            </w:pPr>
+          </w:p>
+          <w:p>
+            <w:pPr>
+              <w:rPr>
+                <w:rFonts w:ascii="Courier New" w:hAnsi="Courier New" w:cs="Courier New"/>
+                <w:sz w:val="22"/>
+                <w:lang w:val="en-ID"/>
+              </w:rPr>
+            </w:pPr>
+            <w:r>
+              <w:rPr>
+                <w:rFonts w:ascii="Courier New" w:hAnsi="Courier New" w:cs="Courier New"/>
+                <w:sz w:val="22"/>
+                <w:lang w:val="en-ID"/>
+              </w:rPr>
+              <w:t xml:space="preserve">        binding = </w:t>
+            </w:r>
+            <w:proofErr w:type="spellStart"/>
+            <w:r>
+              <w:rPr>
+                <w:rFonts w:ascii="Courier New" w:hAnsi="Courier New" w:cs="Courier New"/>
+                <w:sz w:val="22"/>
+                <w:lang w:val="en-ID"/>
+              </w:rPr>
+              <w:t>ActivityMainBinding.inflate</w:t>
+            </w:r>
+            <w:proofErr w:type="spellEnd"/>
+            <w:r>
+              <w:rPr>
+                <w:rFonts w:ascii="Courier New" w:hAnsi="Courier New" w:cs="Courier New"/>
+                <w:sz w:val="22"/>
+                <w:lang w:val="en-ID"/>
+              </w:rPr>
+              <w:t>(</w:t>
+            </w:r>
+            <w:proofErr w:type="spellStart"/>
+            <w:r>
+              <w:rPr>
+                <w:rFonts w:ascii="Courier New" w:hAnsi="Courier New" w:cs="Courier New"/>
+                <w:sz w:val="22"/>
+                <w:lang w:val="en-ID"/>
+              </w:rPr>
+              <w:t>layoutInflater</w:t>
+            </w:r>
+            <w:proofErr w:type="spellEnd"/>
+            <w:r>
+              <w:rPr>
+                <w:rFonts w:ascii="Courier New" w:hAnsi="Courier New" w:cs="Courier New"/>
+                <w:sz w:val="22"/>
+                <w:lang w:val="en-ID"/>
+              </w:rPr>
+              <w:t>)</w:t>
+            </w:r>
+          </w:p>
+          <w:p>
+            <w:pPr>
+              <w:rPr>
+                <w:rFonts w:ascii="Courier New" w:hAnsi="Courier New" w:cs="Courier New"/>
+                <w:sz w:val="22"/>
+                <w:lang w:val="en-ID"/>
+              </w:rPr>
+            </w:pPr>
+            <w:r>
+              <w:rPr>
+                <w:rFonts w:ascii="Courier New" w:hAnsi="Courier New" w:cs="Courier New"/>
+                <w:sz w:val="22"/>
+                <w:lang w:val="en-ID"/>
+              </w:rPr>
+              <w:t xml:space="preserve">        </w:t>
+            </w:r>
+            <w:proofErr w:type="spellStart"/>
+            <w:r>
+              <w:rPr>
+                <w:rFonts w:ascii="Courier New" w:hAnsi="Courier New" w:cs="Courier New"/>
+                <w:sz w:val="22"/>
+                <w:lang w:val="en-ID"/>
+              </w:rPr>
+              <w:t>setContentView</w:t>
+            </w:r>
+            <w:proofErr w:type="spellEnd"/>
+            <w:r>
+              <w:rPr>
+                <w:rFonts w:ascii="Courier New" w:hAnsi="Courier New" w:cs="Courier New"/>
+                <w:sz w:val="22"/>
+                <w:lang w:val="en-ID"/>
+              </w:rPr>
+              <w:t>(</w:t>
+            </w:r>
+            <w:proofErr w:type="spellStart"/>
+            <w:proofErr w:type="gramStart"/>
+            <w:r>
+              <w:rPr>
+                <w:rFonts w:ascii="Courier New" w:hAnsi="Courier New" w:cs="Courier New"/>
+                <w:sz w:val="22"/>
+                <w:lang w:val="en-ID"/>
+              </w:rPr>
+              <w:t>binding.root</w:t>
+            </w:r>
+            <w:proofErr w:type="spellEnd"/>
+            <w:proofErr w:type="gramEnd"/>
+            <w:r>
+              <w:rPr>
+                <w:rFonts w:ascii="Courier New" w:hAnsi="Courier New" w:cs="Courier New"/>
+                <w:sz w:val="22"/>
+                <w:lang w:val="en-ID"/>
+              </w:rPr>
+              <w:t>)</w:t>
+            </w:r>
+          </w:p>
+          <w:p>
+            <w:pPr>
+              <w:rPr>
+                <w:rFonts w:ascii="Courier New" w:hAnsi="Courier New" w:cs="Courier New"/>
+                <w:sz w:val="22"/>
+                <w:lang w:val="en-ID"/>
+              </w:rPr>
+            </w:pPr>
+          </w:p>
+          <w:p>
+            <w:pPr>
+              <w:rPr>
+                <w:rFonts w:ascii="Courier New" w:hAnsi="Courier New" w:cs="Courier New"/>
+                <w:sz w:val="22"/>
+                <w:lang w:val="en-ID"/>
+              </w:rPr>
+            </w:pPr>
+            <w:r>
+              <w:rPr>
+                <w:rFonts w:ascii="Courier New" w:hAnsi="Courier New" w:cs="Courier New"/>
+                <w:sz w:val="22"/>
+                <w:lang w:val="en-ID"/>
+              </w:rPr>
+              <w:t xml:space="preserve">        </w:t>
+            </w:r>
+            <w:proofErr w:type="spellStart"/>
+            <w:r>
+              <w:rPr>
+                <w:rFonts w:ascii="Courier New" w:hAnsi="Courier New" w:cs="Courier New"/>
+                <w:sz w:val="22"/>
+                <w:lang w:val="en-ID"/>
+              </w:rPr>
+              <w:t>val</w:t>
+            </w:r>
+            <w:proofErr w:type="spellEnd"/>
+            <w:r>
+              <w:rPr>
+                <w:rFonts w:ascii="Courier New" w:hAnsi="Courier New" w:cs="Courier New"/>
+                <w:sz w:val="22"/>
+                <w:lang w:val="en-ID"/>
+              </w:rPr>
+              <w:t xml:space="preserve"> </w:t>
+            </w:r>
+            <w:proofErr w:type="spellStart"/>
+            <w:r>
+              <w:rPr>
+                <w:rFonts w:ascii="Courier New" w:hAnsi="Courier New" w:cs="Courier New"/>
+                <w:sz w:val="22"/>
+                <w:lang w:val="en-ID"/>
+              </w:rPr>
+              <w:t>viewModel</w:t>
+            </w:r>
+            <w:proofErr w:type="spellEnd"/>
+            <w:r>
+              <w:rPr>
+                <w:rFonts w:ascii="Courier New" w:hAnsi="Courier New" w:cs="Courier New"/>
+                <w:sz w:val="22"/>
+                <w:lang w:val="en-ID"/>
+              </w:rPr>
+              <w:t xml:space="preserve"> = </w:t>
+            </w:r>
+            <w:proofErr w:type="spellStart"/>
+            <w:r>
+              <w:rPr>
+                <w:rFonts w:ascii="Courier New" w:hAnsi="Courier New" w:cs="Courier New"/>
+                <w:sz w:val="22"/>
+                <w:lang w:val="en-ID"/>
+              </w:rPr>
+              <w:t>ViewModelProvider</w:t>
+            </w:r>
+            <w:proofErr w:type="spellEnd"/>
+            <w:r>
+              <w:rPr>
+                <w:rFonts w:ascii="Courier New" w:hAnsi="Courier New" w:cs="Courier New"/>
+                <w:sz w:val="22"/>
+                <w:lang w:val="en-ID"/>
+              </w:rPr>
+              <w:t>(this</w:t>
+            </w:r>
+            <w:proofErr w:type="gramStart"/>
+            <w:r>
+              <w:rPr>
+                <w:rFonts w:ascii="Courier New" w:hAnsi="Courier New" w:cs="Courier New"/>
+                <w:sz w:val="22"/>
+                <w:lang w:val="en-ID"/>
+              </w:rPr>
+              <w:t>).get</w:t>
+            </w:r>
+            <w:proofErr w:type="gramEnd"/>
+            <w:r>
+              <w:rPr>
+                <w:rFonts w:ascii="Courier New" w:hAnsi="Courier New" w:cs="Courier New"/>
+                <w:sz w:val="22"/>
+                <w:lang w:val="en-ID"/>
+              </w:rPr>
+              <w:t>(</w:t>
+            </w:r>
+            <w:proofErr w:type="spellStart"/>
+            <w:r>
+              <w:rPr>
+                <w:rFonts w:ascii="Courier New" w:hAnsi="Courier New" w:cs="Courier New"/>
+                <w:sz w:val="22"/>
+                <w:lang w:val="en-ID"/>
+              </w:rPr>
+              <w:t>MainActivityViewModel</w:t>
+            </w:r>
+            <w:proofErr w:type="spellEnd"/>
+            <w:r>
+              <w:rPr>
+                <w:rFonts w:ascii="Courier New" w:hAnsi="Courier New" w:cs="Courier New"/>
+                <w:sz w:val="22"/>
+                <w:lang w:val="en-ID"/>
+              </w:rPr>
+              <w:t>::class.java)</w:t>
+            </w:r>
+          </w:p>
+          <w:p>
+            <w:pPr>
+              <w:rPr>
+                <w:rFonts w:ascii="Courier New" w:hAnsi="Courier New" w:cs="Courier New"/>
+                <w:sz w:val="22"/>
+                <w:lang w:val="en-ID"/>
+              </w:rPr>
+            </w:pPr>
+          </w:p>
+          <w:p>
+            <w:pPr>
+              <w:rPr>
+                <w:rFonts w:ascii="Courier New" w:hAnsi="Courier New" w:cs="Courier New"/>
+                <w:sz w:val="22"/>
+                <w:lang w:val="en-ID"/>
+              </w:rPr>
+            </w:pPr>
+            <w:r>
+              <w:rPr>
+                <w:rFonts w:ascii="Courier New" w:hAnsi="Courier New" w:cs="Courier New"/>
+                <w:sz w:val="22"/>
+                <w:lang w:val="en-ID"/>
+              </w:rPr>
+              <w:t xml:space="preserve">        </w:t>
+            </w:r>
+            <w:proofErr w:type="spellStart"/>
+            <w:proofErr w:type="gramStart"/>
+            <w:r>
+              <w:rPr>
+                <w:rFonts w:ascii="Courier New" w:hAnsi="Courier New" w:cs="Courier New"/>
+                <w:sz w:val="22"/>
+                <w:lang w:val="en-ID"/>
+              </w:rPr>
+              <w:t>binding.btnCalculate.setOnClickListener</w:t>
+            </w:r>
+            <w:proofErr w:type="spellEnd"/>
+            <w:proofErr w:type="gramEnd"/>
+            <w:r>
+              <w:rPr>
+                <w:rFonts w:ascii="Courier New" w:hAnsi="Courier New" w:cs="Courier New"/>
+                <w:sz w:val="22"/>
+                <w:lang w:val="en-ID"/>
+              </w:rPr>
+              <w:t xml:space="preserve"> {</w:t>
+            </w:r>
+          </w:p>
+          <w:p>
+            <w:pPr>
+              <w:rPr>
+                <w:rFonts w:ascii="Courier New" w:hAnsi="Courier New" w:cs="Courier New"/>
+                <w:sz w:val="22"/>
+                <w:lang w:val="en-ID"/>
+              </w:rPr>
+            </w:pPr>
+            <w:r>
+              <w:rPr>
+                <w:rFonts w:ascii="Courier New" w:hAnsi="Courier New" w:cs="Courier New"/>
+                <w:sz w:val="22"/>
+                <w:lang w:val="en-ID"/>
+              </w:rPr>
+              <w:t xml:space="preserve">            </w:t>
+            </w:r>
+            <w:proofErr w:type="spellStart"/>
+            <w:r>
+              <w:rPr>
+                <w:rFonts w:ascii="Courier New" w:hAnsi="Courier New" w:cs="Courier New"/>
+                <w:sz w:val="22"/>
+                <w:lang w:val="en-ID"/>
+              </w:rPr>
+              <w:t>val</w:t>
+            </w:r>
+            <w:proofErr w:type="spellEnd"/>
+            <w:r>
+              <w:rPr>
+                <w:rFonts w:ascii="Courier New" w:hAnsi="Courier New" w:cs="Courier New"/>
+                <w:sz w:val="22"/>
+                <w:lang w:val="en-ID"/>
+              </w:rPr>
+              <w:t xml:space="preserve"> </w:t>
+            </w:r>
+            <w:proofErr w:type="spellStart"/>
+            <w:r>
+              <w:rPr>
+                <w:rFonts w:ascii="Courier New" w:hAnsi="Courier New" w:cs="Courier New"/>
+                <w:sz w:val="22"/>
+                <w:lang w:val="en-ID"/>
+              </w:rPr>
+              <w:t>costService</w:t>
+            </w:r>
+            <w:proofErr w:type="spellEnd"/>
+            <w:r>
+              <w:rPr>
+                <w:rFonts w:ascii="Courier New" w:hAnsi="Courier New" w:cs="Courier New"/>
+                <w:sz w:val="22"/>
+                <w:lang w:val="en-ID"/>
+              </w:rPr>
+              <w:t xml:space="preserve"> = </w:t>
+            </w:r>
+            <w:proofErr w:type="spellStart"/>
+            <w:proofErr w:type="gramStart"/>
+            <w:r>
+              <w:rPr>
+                <w:rFonts w:ascii="Courier New" w:hAnsi="Courier New" w:cs="Courier New"/>
+                <w:sz w:val="22"/>
+                <w:lang w:val="en-ID"/>
+              </w:rPr>
+              <w:t>binding.etCost.text</w:t>
+            </w:r>
+            <w:proofErr w:type="gramEnd"/>
+            <w:r>
+              <w:rPr>
+                <w:rFonts w:ascii="Courier New" w:hAnsi="Courier New" w:cs="Courier New"/>
+                <w:sz w:val="22"/>
+                <w:lang w:val="en-ID"/>
+              </w:rPr>
+              <w:t>.toString</w:t>
+            </w:r>
+            <w:proofErr w:type="spellEnd"/>
+            <w:r>
+              <w:rPr>
+                <w:rFonts w:ascii="Courier New" w:hAnsi="Courier New" w:cs="Courier New"/>
+                <w:sz w:val="22"/>
+                <w:lang w:val="en-ID"/>
+              </w:rPr>
+              <w:t>().</w:t>
+            </w:r>
+            <w:proofErr w:type="spellStart"/>
+            <w:r>
+              <w:rPr>
+                <w:rFonts w:ascii="Courier New" w:hAnsi="Courier New" w:cs="Courier New"/>
+                <w:sz w:val="22"/>
+                <w:lang w:val="en-ID"/>
+              </w:rPr>
+              <w:t>toDoubleOrNull</w:t>
+            </w:r>
+            <w:proofErr w:type="spellEnd"/>
+            <w:r>
+              <w:rPr>
+                <w:rFonts w:ascii="Courier New" w:hAnsi="Courier New" w:cs="Courier New"/>
+                <w:sz w:val="22"/>
+                <w:lang w:val="en-ID"/>
+              </w:rPr>
+              <w:t>() ?: 0.0</w:t>
+            </w:r>
+          </w:p>
+          <w:p>
+            <w:pPr>
+              <w:rPr>
+                <w:rFonts w:ascii="Courier New" w:hAnsi="Courier New" w:cs="Courier New"/>
+                <w:sz w:val="22"/>
+                <w:lang w:val="en-ID"/>
+              </w:rPr>
+            </w:pPr>
+          </w:p>
+          <w:p>
+            <w:pPr>
+              <w:rPr>
+                <w:rFonts w:ascii="Courier New" w:hAnsi="Courier New" w:cs="Courier New"/>
+                <w:sz w:val="22"/>
+                <w:lang w:val="en-ID"/>
+              </w:rPr>
+            </w:pPr>
+            <w:r>
+              <w:rPr>
+                <w:rFonts w:ascii="Courier New" w:hAnsi="Courier New" w:cs="Courier New"/>
+                <w:sz w:val="22"/>
+                <w:lang w:val="en-ID"/>
+              </w:rPr>
+              <w:t xml:space="preserve">            if (</w:t>
+            </w:r>
+            <w:proofErr w:type="spellStart"/>
+            <w:r>
+              <w:rPr>
+                <w:rFonts w:ascii="Courier New" w:hAnsi="Courier New" w:cs="Courier New"/>
+                <w:sz w:val="22"/>
+                <w:lang w:val="en-ID"/>
+              </w:rPr>
+              <w:t>costService</w:t>
+            </w:r>
+            <w:proofErr w:type="spellEnd"/>
+            <w:r>
+              <w:rPr>
+                <w:rFonts w:ascii="Courier New" w:hAnsi="Courier New" w:cs="Courier New"/>
+                <w:sz w:val="22"/>
+                <w:lang w:val="en-ID"/>
+              </w:rPr>
+              <w:t xml:space="preserve"> &lt;= 0.00) {</w:t>
+            </w:r>
+          </w:p>
+          <w:p>
+            <w:pPr>
+              <w:rPr>
+                <w:rFonts w:ascii="Courier New" w:hAnsi="Courier New" w:cs="Courier New"/>
+                <w:sz w:val="22"/>
+                <w:lang w:val="en-ID"/>
+              </w:rPr>
+            </w:pPr>
+            <w:r>
+              <w:rPr>
+                <w:rFonts w:ascii="Courier New" w:hAnsi="Courier New" w:cs="Courier New"/>
+                <w:sz w:val="22"/>
+                <w:lang w:val="en-ID"/>
+              </w:rPr>
+              <w:t xml:space="preserve">                </w:t>
+            </w:r>
+            <w:proofErr w:type="spellStart"/>
+            <w:r>
+              <w:rPr>
+                <w:rFonts w:ascii="Courier New" w:hAnsi="Courier New" w:cs="Courier New"/>
+                <w:sz w:val="22"/>
+                <w:lang w:val="en-ID"/>
+              </w:rPr>
+              <w:t>Toast.makeText</w:t>
+            </w:r>
+            <w:proofErr w:type="spellEnd"/>
+            <w:r>
+              <w:rPr>
+                <w:rFonts w:ascii="Courier New" w:hAnsi="Courier New" w:cs="Courier New"/>
+                <w:sz w:val="22"/>
+                <w:lang w:val="en-ID"/>
+              </w:rPr>
+              <w:t xml:space="preserve">(this, "Masukkan </w:t>
+            </w:r>
+            <w:proofErr w:type="spellStart"/>
+            <w:r>
+              <w:rPr>
+                <w:rFonts w:ascii="Courier New" w:hAnsi="Courier New" w:cs="Courier New"/>
+                <w:sz w:val="22"/>
+                <w:lang w:val="en-ID"/>
+              </w:rPr>
+              <w:t>Jumlah</w:t>
+            </w:r>
+            <w:proofErr w:type="spellEnd"/>
+            <w:r>
+              <w:rPr>
+                <w:rFonts w:ascii="Courier New" w:hAnsi="Courier New" w:cs="Courier New"/>
+                <w:sz w:val="22"/>
+                <w:lang w:val="en-ID"/>
+              </w:rPr>
+              <w:t xml:space="preserve"> </w:t>
+            </w:r>
+            <w:proofErr w:type="spellStart"/>
+            <w:r>
+              <w:rPr>
+                <w:rFonts w:ascii="Courier New" w:hAnsi="Courier New" w:cs="Courier New"/>
+                <w:sz w:val="22"/>
+                <w:lang w:val="en-ID"/>
+              </w:rPr>
+              <w:t>Biaya</w:t>
+            </w:r>
+            <w:proofErr w:type="spellEnd"/>
+            <w:r>
+              <w:rPr>
+                <w:rFonts w:ascii="Courier New" w:hAnsi="Courier New" w:cs="Courier New"/>
+                <w:sz w:val="22"/>
+                <w:lang w:val="en-ID"/>
+              </w:rPr>
+              <w:t xml:space="preserve"> yang Valid!", </w:t>
+            </w:r>
+            <w:proofErr w:type="spellStart"/>
+            <w:r>
+              <w:rPr>
+                <w:rFonts w:ascii="Courier New" w:hAnsi="Courier New" w:cs="Courier New"/>
+                <w:sz w:val="22"/>
+                <w:lang w:val="en-ID"/>
+              </w:rPr>
+              <w:t>Toast.LENGTH_SHORT</w:t>
+            </w:r>
+            <w:proofErr w:type="spellEnd"/>
+            <w:proofErr w:type="gramStart"/>
+            <w:r>
+              <w:rPr>
+                <w:rFonts w:ascii="Courier New" w:hAnsi="Courier New" w:cs="Courier New"/>
+                <w:sz w:val="22"/>
+                <w:lang w:val="en-ID"/>
+              </w:rPr>
+              <w:t>).show</w:t>
+            </w:r>
+            <w:proofErr w:type="gramEnd"/>
+            <w:r>
+              <w:rPr>
+                <w:rFonts w:ascii="Courier New" w:hAnsi="Courier New" w:cs="Courier New"/>
+                <w:sz w:val="22"/>
+                <w:lang w:val="en-ID"/>
+              </w:rPr>
               <w:t>()</w:t>
             </w:r>
           </w:p>
@@ -5642,22 +6286,13 @@
                 <w:lang w:val="en-ID"/>
               </w:rPr>
             </w:pPr>
-          </w:p>
-          <w:p>
-            <w:pPr>
-              <w:rPr>
-                <w:rFonts w:ascii="Courier New" w:hAnsi="Courier New" w:cs="Courier New"/>
-                <w:sz w:val="22"/>
-                <w:lang w:val="en-ID"/>
-              </w:rPr>
-            </w:pPr>
-            <w:r>
-              <w:rPr>
-                <w:rFonts w:ascii="Courier New" w:hAnsi="Courier New" w:cs="Courier New"/>
-                <w:sz w:val="22"/>
-                <w:lang w:val="en-ID"/>
-              </w:rPr>
-              <w:t xml:space="preserve">        binding = </w:t>
+            <w:r>
+              <w:rPr>
+                <w:rFonts w:ascii="Courier New" w:hAnsi="Courier New" w:cs="Courier New"/>
+                <w:sz w:val="22"/>
+                <w:lang w:val="en-ID"/>
+              </w:rPr>
+              <w:t xml:space="preserve">                </w:t>
             </w:r>
             <w:proofErr w:type="spellStart"/>
             <w:r>
@@ -5666,9 +6301,367 @@
                 <w:sz w:val="22"/>
                 <w:lang w:val="en-ID"/>
               </w:rPr>
-              <w:t>ActivityMainBinding.inflate</w:t>
+              <w:t>return@setOnClickListener</w:t>
             </w:r>
             <w:proofErr w:type="spellEnd"/>
+          </w:p>
+          <w:p>
+            <w:pPr>
+              <w:rPr>
+                <w:rFonts w:ascii="Courier New" w:hAnsi="Courier New" w:cs="Courier New"/>
+                <w:sz w:val="22"/>
+                <w:lang w:val="en-ID"/>
+              </w:rPr>
+            </w:pPr>
+            <w:r>
+              <w:rPr>
+                <w:rFonts w:ascii="Courier New" w:hAnsi="Courier New" w:cs="Courier New"/>
+                <w:sz w:val="22"/>
+                <w:lang w:val="en-ID"/>
+              </w:rPr>
+              <w:t xml:space="preserve">            }</w:t>
+            </w:r>
+          </w:p>
+          <w:p>
+            <w:pPr>
+              <w:rPr>
+                <w:rFonts w:ascii="Courier New" w:hAnsi="Courier New" w:cs="Courier New"/>
+                <w:sz w:val="22"/>
+                <w:lang w:val="en-ID"/>
+              </w:rPr>
+            </w:pPr>
+          </w:p>
+          <w:p>
+            <w:pPr>
+              <w:rPr>
+                <w:rFonts w:ascii="Courier New" w:hAnsi="Courier New" w:cs="Courier New"/>
+                <w:sz w:val="22"/>
+                <w:lang w:val="en-ID"/>
+              </w:rPr>
+            </w:pPr>
+            <w:r>
+              <w:rPr>
+                <w:rFonts w:ascii="Courier New" w:hAnsi="Courier New" w:cs="Courier New"/>
+                <w:sz w:val="22"/>
+                <w:lang w:val="en-ID"/>
+              </w:rPr>
+              <w:t xml:space="preserve">            </w:t>
+            </w:r>
+            <w:proofErr w:type="spellStart"/>
+            <w:r>
+              <w:rPr>
+                <w:rFonts w:ascii="Courier New" w:hAnsi="Courier New" w:cs="Courier New"/>
+                <w:sz w:val="22"/>
+                <w:lang w:val="en-ID"/>
+              </w:rPr>
+              <w:t>val</w:t>
+            </w:r>
+            <w:proofErr w:type="spellEnd"/>
+            <w:r>
+              <w:rPr>
+                <w:rFonts w:ascii="Courier New" w:hAnsi="Courier New" w:cs="Courier New"/>
+                <w:sz w:val="22"/>
+                <w:lang w:val="en-ID"/>
+              </w:rPr>
+              <w:t xml:space="preserve"> roundTip = </w:t>
+            </w:r>
+            <w:proofErr w:type="spellStart"/>
+            <w:proofErr w:type="gramStart"/>
+            <w:r>
+              <w:rPr>
+                <w:rFonts w:ascii="Courier New" w:hAnsi="Courier New" w:cs="Courier New"/>
+                <w:sz w:val="22"/>
+                <w:lang w:val="en-ID"/>
+              </w:rPr>
+              <w:t>binding.roundUpSwitch.isChecked</w:t>
+            </w:r>
+            <w:proofErr w:type="spellEnd"/>
+            <w:proofErr w:type="gramEnd"/>
+          </w:p>
+          <w:p>
+            <w:pPr>
+              <w:rPr>
+                <w:rFonts w:ascii="Courier New" w:hAnsi="Courier New" w:cs="Courier New"/>
+                <w:sz w:val="22"/>
+                <w:lang w:val="en-ID"/>
+              </w:rPr>
+            </w:pPr>
+            <w:r>
+              <w:rPr>
+                <w:rFonts w:ascii="Courier New" w:hAnsi="Courier New" w:cs="Courier New"/>
+                <w:sz w:val="22"/>
+                <w:lang w:val="en-ID"/>
+              </w:rPr>
+              <w:t xml:space="preserve">            </w:t>
+            </w:r>
+            <w:proofErr w:type="spellStart"/>
+            <w:r>
+              <w:rPr>
+                <w:rFonts w:ascii="Courier New" w:hAnsi="Courier New" w:cs="Courier New"/>
+                <w:sz w:val="22"/>
+                <w:lang w:val="en-ID"/>
+              </w:rPr>
+              <w:t>val</w:t>
+            </w:r>
+            <w:proofErr w:type="spellEnd"/>
+            <w:r>
+              <w:rPr>
+                <w:rFonts w:ascii="Courier New" w:hAnsi="Courier New" w:cs="Courier New"/>
+                <w:sz w:val="22"/>
+                <w:lang w:val="en-ID"/>
+              </w:rPr>
+              <w:t xml:space="preserve"> </w:t>
+            </w:r>
+            <w:proofErr w:type="spellStart"/>
+            <w:r>
+              <w:rPr>
+                <w:rFonts w:ascii="Courier New" w:hAnsi="Courier New" w:cs="Courier New"/>
+                <w:sz w:val="22"/>
+                <w:lang w:val="en-ID"/>
+              </w:rPr>
+              <w:t>selectedRadioTipPercent</w:t>
+            </w:r>
+            <w:proofErr w:type="spellEnd"/>
+            <w:r>
+              <w:rPr>
+                <w:rFonts w:ascii="Courier New" w:hAnsi="Courier New" w:cs="Courier New"/>
+                <w:sz w:val="22"/>
+                <w:lang w:val="en-ID"/>
+              </w:rPr>
+              <w:t xml:space="preserve"> = </w:t>
+            </w:r>
+            <w:proofErr w:type="spellStart"/>
+            <w:proofErr w:type="gramStart"/>
+            <w:r>
+              <w:rPr>
+                <w:rFonts w:ascii="Courier New" w:hAnsi="Courier New" w:cs="Courier New"/>
+                <w:sz w:val="22"/>
+                <w:lang w:val="en-ID"/>
+              </w:rPr>
+              <w:t>binding.tipRadioGroup.checkedRadioButtonId</w:t>
+            </w:r>
+            <w:proofErr w:type="spellEnd"/>
+            <w:proofErr w:type="gramEnd"/>
+          </w:p>
+          <w:p>
+            <w:pPr>
+              <w:rPr>
+                <w:rFonts w:ascii="Courier New" w:hAnsi="Courier New" w:cs="Courier New"/>
+                <w:sz w:val="22"/>
+                <w:lang w:val="en-ID"/>
+              </w:rPr>
+            </w:pPr>
+          </w:p>
+          <w:p>
+            <w:pPr>
+              <w:rPr>
+                <w:rFonts w:ascii="Courier New" w:hAnsi="Courier New" w:cs="Courier New"/>
+                <w:sz w:val="22"/>
+                <w:lang w:val="en-ID"/>
+              </w:rPr>
+            </w:pPr>
+            <w:r>
+              <w:rPr>
+                <w:rFonts w:ascii="Courier New" w:hAnsi="Courier New" w:cs="Courier New"/>
+                <w:sz w:val="22"/>
+                <w:lang w:val="en-ID"/>
+              </w:rPr>
+              <w:t xml:space="preserve">            </w:t>
+            </w:r>
+            <w:proofErr w:type="spellStart"/>
+            <w:r>
+              <w:rPr>
+                <w:rFonts w:ascii="Courier New" w:hAnsi="Courier New" w:cs="Courier New"/>
+                <w:sz w:val="22"/>
+                <w:lang w:val="en-ID"/>
+              </w:rPr>
+              <w:t>val</w:t>
+            </w:r>
+            <w:proofErr w:type="spellEnd"/>
+            <w:r>
+              <w:rPr>
+                <w:rFonts w:ascii="Courier New" w:hAnsi="Courier New" w:cs="Courier New"/>
+                <w:sz w:val="22"/>
+                <w:lang w:val="en-ID"/>
+              </w:rPr>
+              <w:t xml:space="preserve"> </w:t>
+            </w:r>
+            <w:proofErr w:type="spellStart"/>
+            <w:r>
+              <w:rPr>
+                <w:rFonts w:ascii="Courier New" w:hAnsi="Courier New" w:cs="Courier New"/>
+                <w:sz w:val="22"/>
+                <w:lang w:val="en-ID"/>
+              </w:rPr>
+              <w:t>eachTip</w:t>
+            </w:r>
+            <w:proofErr w:type="spellEnd"/>
+            <w:r>
+              <w:rPr>
+                <w:rFonts w:ascii="Courier New" w:hAnsi="Courier New" w:cs="Courier New"/>
+                <w:sz w:val="22"/>
+                <w:lang w:val="en-ID"/>
+              </w:rPr>
+              <w:t xml:space="preserve"> = when (</w:t>
+            </w:r>
+            <w:proofErr w:type="spellStart"/>
+            <w:r>
+              <w:rPr>
+                <w:rFonts w:ascii="Courier New" w:hAnsi="Courier New" w:cs="Courier New"/>
+                <w:sz w:val="22"/>
+                <w:lang w:val="en-ID"/>
+              </w:rPr>
+              <w:t>selectedRadioTipPercent</w:t>
+            </w:r>
+            <w:proofErr w:type="spellEnd"/>
+            <w:r>
+              <w:rPr>
+                <w:rFonts w:ascii="Courier New" w:hAnsi="Courier New" w:cs="Courier New"/>
+                <w:sz w:val="22"/>
+                <w:lang w:val="en-ID"/>
+              </w:rPr>
+              <w:t>) {</w:t>
+            </w:r>
+          </w:p>
+          <w:p>
+            <w:pPr>
+              <w:rPr>
+                <w:rFonts w:ascii="Courier New" w:hAnsi="Courier New" w:cs="Courier New"/>
+                <w:sz w:val="22"/>
+                <w:lang w:val="en-ID"/>
+              </w:rPr>
+            </w:pPr>
+            <w:r>
+              <w:rPr>
+                <w:rFonts w:ascii="Courier New" w:hAnsi="Courier New" w:cs="Courier New"/>
+                <w:sz w:val="22"/>
+                <w:lang w:val="en-ID"/>
+              </w:rPr>
+              <w:t xml:space="preserve">                R.</w:t>
+            </w:r>
+            <w:proofErr w:type="gramStart"/>
+            <w:r>
+              <w:rPr>
+                <w:rFonts w:ascii="Courier New" w:hAnsi="Courier New" w:cs="Courier New"/>
+                <w:sz w:val="22"/>
+                <w:lang w:val="en-ID"/>
+              </w:rPr>
+              <w:t>id.tip</w:t>
+            </w:r>
+            <w:proofErr w:type="gramEnd"/>
+            <w:r>
+              <w:rPr>
+                <w:rFonts w:ascii="Courier New" w:hAnsi="Courier New" w:cs="Courier New"/>
+                <w:sz w:val="22"/>
+                <w:lang w:val="en-ID"/>
+              </w:rPr>
+              <w:t>20 -&gt; 0.20</w:t>
+            </w:r>
+          </w:p>
+          <w:p>
+            <w:pPr>
+              <w:rPr>
+                <w:rFonts w:ascii="Courier New" w:hAnsi="Courier New" w:cs="Courier New"/>
+                <w:sz w:val="22"/>
+                <w:lang w:val="en-ID"/>
+              </w:rPr>
+            </w:pPr>
+            <w:r>
+              <w:rPr>
+                <w:rFonts w:ascii="Courier New" w:hAnsi="Courier New" w:cs="Courier New"/>
+                <w:sz w:val="22"/>
+                <w:lang w:val="en-ID"/>
+              </w:rPr>
+              <w:t xml:space="preserve">                R.</w:t>
+            </w:r>
+            <w:proofErr w:type="gramStart"/>
+            <w:r>
+              <w:rPr>
+                <w:rFonts w:ascii="Courier New" w:hAnsi="Courier New" w:cs="Courier New"/>
+                <w:sz w:val="22"/>
+                <w:lang w:val="en-ID"/>
+              </w:rPr>
+              <w:t>id.tip</w:t>
+            </w:r>
+            <w:proofErr w:type="gramEnd"/>
+            <w:r>
+              <w:rPr>
+                <w:rFonts w:ascii="Courier New" w:hAnsi="Courier New" w:cs="Courier New"/>
+                <w:sz w:val="22"/>
+                <w:lang w:val="en-ID"/>
+              </w:rPr>
+              <w:t>18 -&gt; 0.18</w:t>
+            </w:r>
+          </w:p>
+          <w:p>
+            <w:pPr>
+              <w:rPr>
+                <w:rFonts w:ascii="Courier New" w:hAnsi="Courier New" w:cs="Courier New"/>
+                <w:sz w:val="22"/>
+                <w:lang w:val="en-ID"/>
+              </w:rPr>
+            </w:pPr>
+            <w:r>
+              <w:rPr>
+                <w:rFonts w:ascii="Courier New" w:hAnsi="Courier New" w:cs="Courier New"/>
+                <w:sz w:val="22"/>
+                <w:lang w:val="en-ID"/>
+              </w:rPr>
+              <w:t xml:space="preserve">                else -&gt; 0.15</w:t>
+            </w:r>
+          </w:p>
+          <w:p>
+            <w:pPr>
+              <w:rPr>
+                <w:rFonts w:ascii="Courier New" w:hAnsi="Courier New" w:cs="Courier New"/>
+                <w:sz w:val="22"/>
+                <w:lang w:val="en-ID"/>
+              </w:rPr>
+            </w:pPr>
+            <w:r>
+              <w:rPr>
+                <w:rFonts w:ascii="Courier New" w:hAnsi="Courier New" w:cs="Courier New"/>
+                <w:sz w:val="22"/>
+                <w:lang w:val="en-ID"/>
+              </w:rPr>
+              <w:t xml:space="preserve">            }</w:t>
+            </w:r>
+          </w:p>
+          <w:p>
+            <w:pPr>
+              <w:rPr>
+                <w:rFonts w:ascii="Courier New" w:hAnsi="Courier New" w:cs="Courier New"/>
+                <w:sz w:val="22"/>
+                <w:lang w:val="en-ID"/>
+              </w:rPr>
+            </w:pPr>
+          </w:p>
+          <w:p>
+            <w:pPr>
+              <w:rPr>
+                <w:rFonts w:ascii="Courier New" w:hAnsi="Courier New" w:cs="Courier New"/>
+                <w:sz w:val="22"/>
+                <w:lang w:val="en-ID"/>
+              </w:rPr>
+            </w:pPr>
+            <w:r>
+              <w:rPr>
+                <w:rFonts w:ascii="Courier New" w:hAnsi="Courier New" w:cs="Courier New"/>
+                <w:sz w:val="22"/>
+                <w:lang w:val="en-ID"/>
+              </w:rPr>
+              <w:t xml:space="preserve">            </w:t>
+            </w:r>
+            <w:proofErr w:type="spellStart"/>
+            <w:r>
+              <w:rPr>
+                <w:rFonts w:ascii="Courier New" w:hAnsi="Courier New" w:cs="Courier New"/>
+                <w:sz w:val="22"/>
+                <w:lang w:val="en-ID"/>
+              </w:rPr>
+              <w:t>viewModel.calculateTip</w:t>
+            </w:r>
+            <w:proofErr w:type="spellEnd"/>
             <w:r>
               <w:rPr>
                 <w:rFonts w:ascii="Courier New" w:hAnsi="Courier New" w:cs="Courier New"/>
@@ -5684,7 +6677,7 @@
                 <w:sz w:val="22"/>
                 <w:lang w:val="en-ID"/>
               </w:rPr>
-              <w:t>layoutInflater</w:t>
+              <w:t>costService</w:t>
             </w:r>
             <w:proofErr w:type="spellEnd"/>
             <w:r>
@@ -5693,6 +6686,42 @@
                 <w:sz w:val="22"/>
                 <w:lang w:val="en-ID"/>
               </w:rPr>
+              <w:t xml:space="preserve">, </w:t>
+            </w:r>
+            <w:proofErr w:type="spellStart"/>
+            <w:r>
+              <w:rPr>
+                <w:rFonts w:ascii="Courier New" w:hAnsi="Courier New" w:cs="Courier New"/>
+                <w:sz w:val="22"/>
+                <w:lang w:val="en-ID"/>
+              </w:rPr>
+              <w:t>eachTip</w:t>
+            </w:r>
+            <w:proofErr w:type="spellEnd"/>
+            <w:r>
+              <w:rPr>
+                <w:rFonts w:ascii="Courier New" w:hAnsi="Courier New" w:cs="Courier New"/>
+                <w:sz w:val="22"/>
+                <w:lang w:val="en-ID"/>
+              </w:rPr>
+              <w:t xml:space="preserve">, </w:t>
+            </w:r>
+            <w:proofErr w:type="spellStart"/>
+            <w:r>
+              <w:rPr>
+                <w:rFonts w:ascii="Courier New" w:hAnsi="Courier New" w:cs="Courier New"/>
+                <w:sz w:val="22"/>
+                <w:lang w:val="en-ID"/>
+              </w:rPr>
+              <w:t>roundTip</w:t>
+            </w:r>
+            <w:proofErr w:type="spellEnd"/>
+            <w:r>
+              <w:rPr>
+                <w:rFonts w:ascii="Courier New" w:hAnsi="Courier New" w:cs="Courier New"/>
+                <w:sz w:val="22"/>
+                <w:lang w:val="en-ID"/>
+              </w:rPr>
               <w:t>)</w:t>
             </w:r>
           </w:p>
@@ -5710,903 +6739,83 @@
                 <w:sz w:val="22"/>
                 <w:lang w:val="en-ID"/>
               </w:rPr>
+              <w:t xml:space="preserve">        }</w:t>
+            </w:r>
+          </w:p>
+          <w:p>
+            <w:pPr>
+              <w:rPr>
+                <w:rFonts w:ascii="Courier New" w:hAnsi="Courier New" w:cs="Courier New"/>
+                <w:sz w:val="22"/>
+                <w:lang w:val="en-ID"/>
+              </w:rPr>
+            </w:pPr>
+          </w:p>
+          <w:p>
+            <w:pPr>
+              <w:rPr>
+                <w:rFonts w:ascii="Courier New" w:hAnsi="Courier New" w:cs="Courier New"/>
+                <w:sz w:val="22"/>
+                <w:lang w:val="en-ID"/>
+              </w:rPr>
+            </w:pPr>
+            <w:r>
+              <w:rPr>
+                <w:rFonts w:ascii="Courier New" w:hAnsi="Courier New" w:cs="Courier New"/>
+                <w:sz w:val="22"/>
+                <w:lang w:val="en-ID"/>
+              </w:rPr>
               <w:t xml:space="preserve">        </w:t>
             </w:r>
             <w:proofErr w:type="spellStart"/>
-            <w:r>
-              <w:rPr>
-                <w:rFonts w:ascii="Courier New" w:hAnsi="Courier New" w:cs="Courier New"/>
-                <w:sz w:val="22"/>
-                <w:lang w:val="en-ID"/>
-              </w:rPr>
-              <w:t>setContentView</w:t>
+            <w:proofErr w:type="gramStart"/>
+            <w:r>
+              <w:rPr>
+                <w:rFonts w:ascii="Courier New" w:hAnsi="Courier New" w:cs="Courier New"/>
+                <w:sz w:val="22"/>
+                <w:lang w:val="en-ID"/>
+              </w:rPr>
+              <w:t>viewModel.tipAmount.observe</w:t>
             </w:r>
             <w:proofErr w:type="spellEnd"/>
-            <w:r>
-              <w:rPr>
-                <w:rFonts w:ascii="Courier New" w:hAnsi="Courier New" w:cs="Courier New"/>
-                <w:sz w:val="22"/>
-                <w:lang w:val="en-ID"/>
-              </w:rPr>
-              <w:t>(</w:t>
+            <w:proofErr w:type="gramEnd"/>
+            <w:r>
+              <w:rPr>
+                <w:rFonts w:ascii="Courier New" w:hAnsi="Courier New" w:cs="Courier New"/>
+                <w:sz w:val="22"/>
+                <w:lang w:val="en-ID"/>
+              </w:rPr>
+              <w:t>(this) {</w:t>
+            </w:r>
+          </w:p>
+          <w:p>
+            <w:pPr>
+              <w:rPr>
+                <w:rFonts w:ascii="Courier New" w:hAnsi="Courier New" w:cs="Courier New"/>
+                <w:sz w:val="22"/>
+                <w:lang w:val="en-ID"/>
+              </w:rPr>
+            </w:pPr>
+            <w:r>
+              <w:rPr>
+                <w:rFonts w:ascii="Courier New" w:hAnsi="Courier New" w:cs="Courier New"/>
+                <w:sz w:val="22"/>
+                <w:lang w:val="en-ID"/>
+              </w:rPr>
+              <w:t xml:space="preserve">                tip -&gt; </w:t>
             </w:r>
             <w:proofErr w:type="spellStart"/>
-            <w:r>
-              <w:rPr>
-                <w:rFonts w:ascii="Courier New" w:hAnsi="Courier New" w:cs="Courier New"/>
-                <w:sz w:val="22"/>
-                <w:lang w:val="en-ID"/>
-              </w:rPr>
-              <w:t>binding.root</w:t>
+            <w:proofErr w:type="gramStart"/>
+            <w:r>
+              <w:rPr>
+                <w:rFonts w:ascii="Courier New" w:hAnsi="Courier New" w:cs="Courier New"/>
+                <w:sz w:val="22"/>
+                <w:lang w:val="en-ID"/>
+              </w:rPr>
+              <w:t>binding.tvTotalAmount.text</w:t>
             </w:r>
             <w:proofErr w:type="spellEnd"/>
-            <w:r>
-              <w:rPr>
-                <w:rFonts w:ascii="Courier New" w:hAnsi="Courier New" w:cs="Courier New"/>
-                <w:sz w:val="22"/>
-                <w:lang w:val="en-ID"/>
-              </w:rPr>
-              <w:t>)</w:t>
-            </w:r>
-          </w:p>
-          <w:p>
-            <w:pPr>
-              <w:rPr>
-                <w:rFonts w:ascii="Courier New" w:hAnsi="Courier New" w:cs="Courier New"/>
-                <w:sz w:val="22"/>
-                <w:lang w:val="en-ID"/>
-              </w:rPr>
-            </w:pPr>
-          </w:p>
-          <w:p>
-            <w:pPr>
-              <w:rPr>
-                <w:rFonts w:ascii="Courier New" w:hAnsi="Courier New" w:cs="Courier New"/>
-                <w:sz w:val="22"/>
-                <w:lang w:val="en-ID"/>
-              </w:rPr>
-            </w:pPr>
-            <w:r>
-              <w:rPr>
-                <w:rFonts w:ascii="Courier New" w:hAnsi="Courier New" w:cs="Courier New"/>
-                <w:sz w:val="22"/>
-                <w:lang w:val="en-ID"/>
-              </w:rPr>
-              <w:t xml:space="preserve">        </w:t>
-            </w:r>
-            <w:proofErr w:type="spellStart"/>
-            <w:r>
-              <w:rPr>
-                <w:rFonts w:ascii="Courier New" w:hAnsi="Courier New" w:cs="Courier New"/>
-                <w:sz w:val="22"/>
-                <w:lang w:val="en-ID"/>
-              </w:rPr>
-              <w:t>val</w:t>
-            </w:r>
-            <w:proofErr w:type="spellEnd"/>
-            <w:r>
-              <w:rPr>
-                <w:rFonts w:ascii="Courier New" w:hAnsi="Courier New" w:cs="Courier New"/>
-                <w:sz w:val="22"/>
-                <w:lang w:val="en-ID"/>
-              </w:rPr>
-              <w:t xml:space="preserve"> </w:t>
-            </w:r>
-            <w:proofErr w:type="spellStart"/>
-            <w:r>
-              <w:rPr>
-                <w:rFonts w:ascii="Courier New" w:hAnsi="Courier New" w:cs="Courier New"/>
-                <w:sz w:val="22"/>
-                <w:lang w:val="en-ID"/>
-              </w:rPr>
-              <w:t>viewModel</w:t>
-            </w:r>
-            <w:proofErr w:type="spellEnd"/>
-            <w:r>
-              <w:rPr>
-                <w:rFonts w:ascii="Courier New" w:hAnsi="Courier New" w:cs="Courier New"/>
-                <w:sz w:val="22"/>
-                <w:lang w:val="en-ID"/>
-              </w:rPr>
-              <w:t xml:space="preserve"> = </w:t>
-            </w:r>
-            <w:proofErr w:type="spellStart"/>
-            <w:r>
-              <w:rPr>
-                <w:rFonts w:ascii="Courier New" w:hAnsi="Courier New" w:cs="Courier New"/>
-                <w:sz w:val="22"/>
-                <w:lang w:val="en-ID"/>
-              </w:rPr>
-              <w:t>ViewModelProvider</w:t>
-            </w:r>
-            <w:proofErr w:type="spellEnd"/>
-            <w:r>
-              <w:rPr>
-                <w:rFonts w:ascii="Courier New" w:hAnsi="Courier New" w:cs="Courier New"/>
-                <w:sz w:val="22"/>
-                <w:lang w:val="en-ID"/>
-              </w:rPr>
-              <w:t>(this).get(</w:t>
-            </w:r>
-            <w:proofErr w:type="spellStart"/>
-            <w:r>
-              <w:rPr>
-                <w:rFonts w:ascii="Courier New" w:hAnsi="Courier New" w:cs="Courier New"/>
-                <w:sz w:val="22"/>
-                <w:lang w:val="en-ID"/>
-              </w:rPr>
-              <w:t>MainActivityViewModel</w:t>
-            </w:r>
-            <w:proofErr w:type="spellEnd"/>
-            <w:r>
-              <w:rPr>
-                <w:rFonts w:ascii="Courier New" w:hAnsi="Courier New" w:cs="Courier New"/>
-                <w:sz w:val="22"/>
-                <w:lang w:val="en-ID"/>
-              </w:rPr>
-              <w:t>::class.java)</w:t>
-            </w:r>
-          </w:p>
-          <w:p>
-            <w:pPr>
-              <w:rPr>
-                <w:rFonts w:ascii="Courier New" w:hAnsi="Courier New" w:cs="Courier New"/>
-                <w:sz w:val="22"/>
-                <w:lang w:val="en-ID"/>
-              </w:rPr>
-            </w:pPr>
-          </w:p>
-          <w:p>
-            <w:pPr>
-              <w:rPr>
-                <w:rFonts w:ascii="Courier New" w:hAnsi="Courier New" w:cs="Courier New"/>
-                <w:sz w:val="22"/>
-                <w:lang w:val="en-ID"/>
-              </w:rPr>
-            </w:pPr>
-            <w:r>
-              <w:rPr>
-                <w:rFonts w:ascii="Courier New" w:hAnsi="Courier New" w:cs="Courier New"/>
-                <w:sz w:val="22"/>
-                <w:lang w:val="en-ID"/>
-              </w:rPr>
-              <w:t xml:space="preserve">        </w:t>
-            </w:r>
-            <w:proofErr w:type="spellStart"/>
-            <w:r>
-              <w:rPr>
-                <w:rFonts w:ascii="Courier New" w:hAnsi="Courier New" w:cs="Courier New"/>
-                <w:sz w:val="22"/>
-                <w:lang w:val="en-ID"/>
-              </w:rPr>
-              <w:t>binding.btnCalculate.setOnClickListener</w:t>
-            </w:r>
-            <w:proofErr w:type="spellEnd"/>
-            <w:r>
-              <w:rPr>
-                <w:rFonts w:ascii="Courier New" w:hAnsi="Courier New" w:cs="Courier New"/>
-                <w:sz w:val="22"/>
-                <w:lang w:val="en-ID"/>
-              </w:rPr>
-              <w:t xml:space="preserve"> {</w:t>
-            </w:r>
-          </w:p>
-          <w:p>
-            <w:pPr>
-              <w:rPr>
-                <w:rFonts w:ascii="Courier New" w:hAnsi="Courier New" w:cs="Courier New"/>
-                <w:sz w:val="22"/>
-                <w:lang w:val="en-ID"/>
-              </w:rPr>
-            </w:pPr>
-            <w:r>
-              <w:rPr>
-                <w:rFonts w:ascii="Courier New" w:hAnsi="Courier New" w:cs="Courier New"/>
-                <w:sz w:val="22"/>
-                <w:lang w:val="en-ID"/>
-              </w:rPr>
-              <w:t xml:space="preserve">            </w:t>
-            </w:r>
-            <w:proofErr w:type="spellStart"/>
-            <w:r>
-              <w:rPr>
-                <w:rFonts w:ascii="Courier New" w:hAnsi="Courier New" w:cs="Courier New"/>
-                <w:sz w:val="22"/>
-                <w:lang w:val="en-ID"/>
-              </w:rPr>
-              <w:t>val</w:t>
-            </w:r>
-            <w:proofErr w:type="spellEnd"/>
-            <w:r>
-              <w:rPr>
-                <w:rFonts w:ascii="Courier New" w:hAnsi="Courier New" w:cs="Courier New"/>
-                <w:sz w:val="22"/>
-                <w:lang w:val="en-ID"/>
-              </w:rPr>
-              <w:t xml:space="preserve"> </w:t>
-            </w:r>
-            <w:proofErr w:type="spellStart"/>
-            <w:r>
-              <w:rPr>
-                <w:rFonts w:ascii="Courier New" w:hAnsi="Courier New" w:cs="Courier New"/>
-                <w:sz w:val="22"/>
-                <w:lang w:val="en-ID"/>
-              </w:rPr>
-              <w:t>costService</w:t>
-            </w:r>
-            <w:proofErr w:type="spellEnd"/>
-            <w:r>
-              <w:rPr>
-                <w:rFonts w:ascii="Courier New" w:hAnsi="Courier New" w:cs="Courier New"/>
-                <w:sz w:val="22"/>
-                <w:lang w:val="en-ID"/>
-              </w:rPr>
-              <w:t xml:space="preserve"> = </w:t>
-            </w:r>
-            <w:proofErr w:type="spellStart"/>
-            <w:r>
-              <w:rPr>
-                <w:rFonts w:ascii="Courier New" w:hAnsi="Courier New" w:cs="Courier New"/>
-                <w:sz w:val="22"/>
-                <w:lang w:val="en-ID"/>
-              </w:rPr>
-              <w:t>binding.etCost.text.toString</w:t>
-            </w:r>
-            <w:proofErr w:type="spellEnd"/>
-            <w:r>
-              <w:rPr>
-                <w:rFonts w:ascii="Courier New" w:hAnsi="Courier New" w:cs="Courier New"/>
-                <w:sz w:val="22"/>
-                <w:lang w:val="en-ID"/>
-              </w:rPr>
-              <w:t>().</w:t>
-            </w:r>
-            <w:proofErr w:type="spellStart"/>
-            <w:r>
-              <w:rPr>
-                <w:rFonts w:ascii="Courier New" w:hAnsi="Courier New" w:cs="Courier New"/>
-                <w:sz w:val="22"/>
-                <w:lang w:val="en-ID"/>
-              </w:rPr>
-              <w:t>toDoubleOrNull</w:t>
-            </w:r>
-            <w:proofErr w:type="spellEnd"/>
-            <w:r>
-              <w:rPr>
-                <w:rFonts w:ascii="Courier New" w:hAnsi="Courier New" w:cs="Courier New"/>
-                <w:sz w:val="22"/>
-                <w:lang w:val="en-ID"/>
-              </w:rPr>
-              <w:t>() ?: 0.0</w:t>
-            </w:r>
-          </w:p>
-          <w:p>
-            <w:pPr>
-              <w:rPr>
-                <w:rFonts w:ascii="Courier New" w:hAnsi="Courier New" w:cs="Courier New"/>
-                <w:sz w:val="22"/>
-                <w:lang w:val="en-ID"/>
-              </w:rPr>
-            </w:pPr>
-          </w:p>
-          <w:p>
-            <w:pPr>
-              <w:rPr>
-                <w:rFonts w:ascii="Courier New" w:hAnsi="Courier New" w:cs="Courier New"/>
-                <w:sz w:val="22"/>
-                <w:lang w:val="en-ID"/>
-              </w:rPr>
-            </w:pPr>
-            <w:r>
-              <w:rPr>
-                <w:rFonts w:ascii="Courier New" w:hAnsi="Courier New" w:cs="Courier New"/>
-                <w:sz w:val="22"/>
-                <w:lang w:val="en-ID"/>
-              </w:rPr>
-              <w:t xml:space="preserve">            if (</w:t>
-            </w:r>
-            <w:proofErr w:type="spellStart"/>
-            <w:r>
-              <w:rPr>
-                <w:rFonts w:ascii="Courier New" w:hAnsi="Courier New" w:cs="Courier New"/>
-                <w:sz w:val="22"/>
-                <w:lang w:val="en-ID"/>
-              </w:rPr>
-              <w:t>costService</w:t>
-            </w:r>
-            <w:proofErr w:type="spellEnd"/>
-            <w:r>
-              <w:rPr>
-                <w:rFonts w:ascii="Courier New" w:hAnsi="Courier New" w:cs="Courier New"/>
-                <w:sz w:val="22"/>
-                <w:lang w:val="en-ID"/>
-              </w:rPr>
-              <w:t xml:space="preserve"> &lt;= 0.00) {</w:t>
-            </w:r>
-          </w:p>
-          <w:p>
-            <w:pPr>
-              <w:rPr>
-                <w:rFonts w:ascii="Courier New" w:hAnsi="Courier New" w:cs="Courier New"/>
-                <w:sz w:val="22"/>
-                <w:lang w:val="en-ID"/>
-              </w:rPr>
-            </w:pPr>
-            <w:r>
-              <w:rPr>
-                <w:rFonts w:ascii="Courier New" w:hAnsi="Courier New" w:cs="Courier New"/>
-                <w:sz w:val="22"/>
-                <w:lang w:val="en-ID"/>
-              </w:rPr>
-              <w:t xml:space="preserve">                </w:t>
-            </w:r>
-            <w:proofErr w:type="spellStart"/>
-            <w:r>
-              <w:rPr>
-                <w:rFonts w:ascii="Courier New" w:hAnsi="Courier New" w:cs="Courier New"/>
-                <w:sz w:val="22"/>
-                <w:lang w:val="en-ID"/>
-              </w:rPr>
-              <w:t>Toast.makeText</w:t>
-            </w:r>
-            <w:proofErr w:type="spellEnd"/>
-            <w:r>
-              <w:rPr>
-                <w:rFonts w:ascii="Courier New" w:hAnsi="Courier New" w:cs="Courier New"/>
-                <w:sz w:val="22"/>
-                <w:lang w:val="en-ID"/>
-              </w:rPr>
-              <w:t xml:space="preserve">(this, "Masukkan </w:t>
-            </w:r>
-            <w:proofErr w:type="spellStart"/>
-            <w:r>
-              <w:rPr>
-                <w:rFonts w:ascii="Courier New" w:hAnsi="Courier New" w:cs="Courier New"/>
-                <w:sz w:val="22"/>
-                <w:lang w:val="en-ID"/>
-              </w:rPr>
-              <w:t>Jumlah</w:t>
-            </w:r>
-            <w:proofErr w:type="spellEnd"/>
-            <w:r>
-              <w:rPr>
-                <w:rFonts w:ascii="Courier New" w:hAnsi="Courier New" w:cs="Courier New"/>
-                <w:sz w:val="22"/>
-                <w:lang w:val="en-ID"/>
-              </w:rPr>
-              <w:t xml:space="preserve"> </w:t>
-            </w:r>
-            <w:proofErr w:type="spellStart"/>
-            <w:r>
-              <w:rPr>
-                <w:rFonts w:ascii="Courier New" w:hAnsi="Courier New" w:cs="Courier New"/>
-                <w:sz w:val="22"/>
-                <w:lang w:val="en-ID"/>
-              </w:rPr>
-              <w:t>Biaya</w:t>
-            </w:r>
-            <w:proofErr w:type="spellEnd"/>
-            <w:r>
-              <w:rPr>
-                <w:rFonts w:ascii="Courier New" w:hAnsi="Courier New" w:cs="Courier New"/>
-                <w:sz w:val="22"/>
-                <w:lang w:val="en-ID"/>
-              </w:rPr>
-              <w:t xml:space="preserve"> yang Valid!", </w:t>
-            </w:r>
-            <w:proofErr w:type="spellStart"/>
-            <w:r>
-              <w:rPr>
-                <w:rFonts w:ascii="Courier New" w:hAnsi="Courier New" w:cs="Courier New"/>
-                <w:sz w:val="22"/>
-                <w:lang w:val="en-ID"/>
-              </w:rPr>
-              <w:t>Toast.LENGTH_SHORT</w:t>
-            </w:r>
-            <w:proofErr w:type="spellEnd"/>
-            <w:r>
-              <w:rPr>
-                <w:rFonts w:ascii="Courier New" w:hAnsi="Courier New" w:cs="Courier New"/>
-                <w:sz w:val="22"/>
-                <w:lang w:val="en-ID"/>
-              </w:rPr>
-              <w:t>).show()</w:t>
-            </w:r>
-          </w:p>
-          <w:p>
-            <w:pPr>
-              <w:rPr>
-                <w:rFonts w:ascii="Courier New" w:hAnsi="Courier New" w:cs="Courier New"/>
-                <w:sz w:val="22"/>
-                <w:lang w:val="en-ID"/>
-              </w:rPr>
-            </w:pPr>
-            <w:r>
-              <w:rPr>
-                <w:rFonts w:ascii="Courier New" w:hAnsi="Courier New" w:cs="Courier New"/>
-                <w:sz w:val="22"/>
-                <w:lang w:val="en-ID"/>
-              </w:rPr>
-              <w:t xml:space="preserve">                </w:t>
-            </w:r>
-            <w:proofErr w:type="spellStart"/>
-            <w:r>
-              <w:rPr>
-                <w:rFonts w:ascii="Courier New" w:hAnsi="Courier New" w:cs="Courier New"/>
-                <w:sz w:val="22"/>
-                <w:lang w:val="en-ID"/>
-              </w:rPr>
-              <w:t>return@setOnClickListener</w:t>
-            </w:r>
-            <w:proofErr w:type="spellEnd"/>
-          </w:p>
-          <w:p>
-            <w:pPr>
-              <w:rPr>
-                <w:rFonts w:ascii="Courier New" w:hAnsi="Courier New" w:cs="Courier New"/>
-                <w:sz w:val="22"/>
-                <w:lang w:val="en-ID"/>
-              </w:rPr>
-            </w:pPr>
-            <w:r>
-              <w:rPr>
-                <w:rFonts w:ascii="Courier New" w:hAnsi="Courier New" w:cs="Courier New"/>
-                <w:sz w:val="22"/>
-                <w:lang w:val="en-ID"/>
-              </w:rPr>
-              <w:t xml:space="preserve">            }</w:t>
-            </w:r>
-          </w:p>
-          <w:p>
-            <w:pPr>
-              <w:rPr>
-                <w:rFonts w:ascii="Courier New" w:hAnsi="Courier New" w:cs="Courier New"/>
-                <w:sz w:val="22"/>
-                <w:lang w:val="en-ID"/>
-              </w:rPr>
-            </w:pPr>
-          </w:p>
-          <w:p>
-            <w:pPr>
-              <w:rPr>
-                <w:rFonts w:ascii="Courier New" w:hAnsi="Courier New" w:cs="Courier New"/>
-                <w:sz w:val="22"/>
-                <w:lang w:val="en-ID"/>
-              </w:rPr>
-            </w:pPr>
-            <w:r>
-              <w:rPr>
-                <w:rFonts w:ascii="Courier New" w:hAnsi="Courier New" w:cs="Courier New"/>
-                <w:sz w:val="22"/>
-                <w:lang w:val="en-ID"/>
-              </w:rPr>
-              <w:t xml:space="preserve">            </w:t>
-            </w:r>
-            <w:proofErr w:type="spellStart"/>
-            <w:r>
-              <w:rPr>
-                <w:rFonts w:ascii="Courier New" w:hAnsi="Courier New" w:cs="Courier New"/>
-                <w:sz w:val="22"/>
-                <w:lang w:val="en-ID"/>
-              </w:rPr>
-              <w:t>val</w:t>
-            </w:r>
-            <w:proofErr w:type="spellEnd"/>
-            <w:r>
-              <w:rPr>
-                <w:rFonts w:ascii="Courier New" w:hAnsi="Courier New" w:cs="Courier New"/>
-                <w:sz w:val="22"/>
-                <w:lang w:val="en-ID"/>
-              </w:rPr>
-              <w:t xml:space="preserve"> roundTip = </w:t>
-            </w:r>
-            <w:proofErr w:type="spellStart"/>
-            <w:r>
-              <w:rPr>
-                <w:rFonts w:ascii="Courier New" w:hAnsi="Courier New" w:cs="Courier New"/>
-                <w:sz w:val="22"/>
-                <w:lang w:val="en-ID"/>
-              </w:rPr>
-              <w:t>binding.roundUpSwitch.isChecked</w:t>
-            </w:r>
-            <w:proofErr w:type="spellEnd"/>
-          </w:p>
-          <w:p>
-            <w:pPr>
-              <w:rPr>
-                <w:rFonts w:ascii="Courier New" w:hAnsi="Courier New" w:cs="Courier New"/>
-                <w:sz w:val="22"/>
-                <w:lang w:val="en-ID"/>
-              </w:rPr>
-            </w:pPr>
-            <w:r>
-              <w:rPr>
-                <w:rFonts w:ascii="Courier New" w:hAnsi="Courier New" w:cs="Courier New"/>
-                <w:sz w:val="22"/>
-                <w:lang w:val="en-ID"/>
-              </w:rPr>
-              <w:t xml:space="preserve">            </w:t>
-            </w:r>
-            <w:proofErr w:type="spellStart"/>
-            <w:r>
-              <w:rPr>
-                <w:rFonts w:ascii="Courier New" w:hAnsi="Courier New" w:cs="Courier New"/>
-                <w:sz w:val="22"/>
-                <w:lang w:val="en-ID"/>
-              </w:rPr>
-              <w:t>val</w:t>
-            </w:r>
-            <w:proofErr w:type="spellEnd"/>
-            <w:r>
-              <w:rPr>
-                <w:rFonts w:ascii="Courier New" w:hAnsi="Courier New" w:cs="Courier New"/>
-                <w:sz w:val="22"/>
-                <w:lang w:val="en-ID"/>
-              </w:rPr>
-              <w:t xml:space="preserve"> </w:t>
-            </w:r>
-            <w:proofErr w:type="spellStart"/>
-            <w:r>
-              <w:rPr>
-                <w:rFonts w:ascii="Courier New" w:hAnsi="Courier New" w:cs="Courier New"/>
-                <w:sz w:val="22"/>
-                <w:lang w:val="en-ID"/>
-              </w:rPr>
-              <w:t>selectedRadioTipPercent</w:t>
-            </w:r>
-            <w:proofErr w:type="spellEnd"/>
-            <w:r>
-              <w:rPr>
-                <w:rFonts w:ascii="Courier New" w:hAnsi="Courier New" w:cs="Courier New"/>
-                <w:sz w:val="22"/>
-                <w:lang w:val="en-ID"/>
-              </w:rPr>
-              <w:t xml:space="preserve"> = </w:t>
-            </w:r>
-            <w:proofErr w:type="spellStart"/>
-            <w:r>
-              <w:rPr>
-                <w:rFonts w:ascii="Courier New" w:hAnsi="Courier New" w:cs="Courier New"/>
-                <w:sz w:val="22"/>
-                <w:lang w:val="en-ID"/>
-              </w:rPr>
-              <w:t>binding.tipRadioGroup.checkedRadioButtonId</w:t>
-            </w:r>
-            <w:proofErr w:type="spellEnd"/>
-          </w:p>
-          <w:p>
-            <w:pPr>
-              <w:rPr>
-                <w:rFonts w:ascii="Courier New" w:hAnsi="Courier New" w:cs="Courier New"/>
-                <w:sz w:val="22"/>
-                <w:lang w:val="en-ID"/>
-              </w:rPr>
-            </w:pPr>
-          </w:p>
-          <w:p>
-            <w:pPr>
-              <w:rPr>
-                <w:rFonts w:ascii="Courier New" w:hAnsi="Courier New" w:cs="Courier New"/>
-                <w:sz w:val="22"/>
-                <w:lang w:val="en-ID"/>
-              </w:rPr>
-            </w:pPr>
-            <w:r>
-              <w:rPr>
-                <w:rFonts w:ascii="Courier New" w:hAnsi="Courier New" w:cs="Courier New"/>
-                <w:sz w:val="22"/>
-                <w:lang w:val="en-ID"/>
-              </w:rPr>
-              <w:t xml:space="preserve">            </w:t>
-            </w:r>
-            <w:proofErr w:type="spellStart"/>
-            <w:r>
-              <w:rPr>
-                <w:rFonts w:ascii="Courier New" w:hAnsi="Courier New" w:cs="Courier New"/>
-                <w:sz w:val="22"/>
-                <w:lang w:val="en-ID"/>
-              </w:rPr>
-              <w:t>val</w:t>
-            </w:r>
-            <w:proofErr w:type="spellEnd"/>
-            <w:r>
-              <w:rPr>
-                <w:rFonts w:ascii="Courier New" w:hAnsi="Courier New" w:cs="Courier New"/>
-                <w:sz w:val="22"/>
-                <w:lang w:val="en-ID"/>
-              </w:rPr>
-              <w:t xml:space="preserve"> </w:t>
-            </w:r>
-            <w:proofErr w:type="spellStart"/>
-            <w:r>
-              <w:rPr>
-                <w:rFonts w:ascii="Courier New" w:hAnsi="Courier New" w:cs="Courier New"/>
-                <w:sz w:val="22"/>
-                <w:lang w:val="en-ID"/>
-              </w:rPr>
-              <w:t>eachTip</w:t>
-            </w:r>
-            <w:proofErr w:type="spellEnd"/>
-            <w:r>
-              <w:rPr>
-                <w:rFonts w:ascii="Courier New" w:hAnsi="Courier New" w:cs="Courier New"/>
-                <w:sz w:val="22"/>
-                <w:lang w:val="en-ID"/>
-              </w:rPr>
-              <w:t xml:space="preserve"> = when (</w:t>
-            </w:r>
-            <w:proofErr w:type="spellStart"/>
-            <w:r>
-              <w:rPr>
-                <w:rFonts w:ascii="Courier New" w:hAnsi="Courier New" w:cs="Courier New"/>
-                <w:sz w:val="22"/>
-                <w:lang w:val="en-ID"/>
-              </w:rPr>
-              <w:t>selectedRadioTipPercent</w:t>
-            </w:r>
-            <w:proofErr w:type="spellEnd"/>
-            <w:r>
-              <w:rPr>
-                <w:rFonts w:ascii="Courier New" w:hAnsi="Courier New" w:cs="Courier New"/>
-                <w:sz w:val="22"/>
-                <w:lang w:val="en-ID"/>
-              </w:rPr>
-              <w:t>) {</w:t>
-            </w:r>
-          </w:p>
-          <w:p>
-            <w:pPr>
-              <w:rPr>
-                <w:rFonts w:ascii="Courier New" w:hAnsi="Courier New" w:cs="Courier New"/>
-                <w:sz w:val="22"/>
-                <w:lang w:val="en-ID"/>
-              </w:rPr>
-            </w:pPr>
-            <w:r>
-              <w:rPr>
-                <w:rFonts w:ascii="Courier New" w:hAnsi="Courier New" w:cs="Courier New"/>
-                <w:sz w:val="22"/>
-                <w:lang w:val="en-ID"/>
-              </w:rPr>
-              <w:t xml:space="preserve">                R.id.tip20 -&gt; 0.20</w:t>
-            </w:r>
-          </w:p>
-          <w:p>
-            <w:pPr>
-              <w:rPr>
-                <w:rFonts w:ascii="Courier New" w:hAnsi="Courier New" w:cs="Courier New"/>
-                <w:sz w:val="22"/>
-                <w:lang w:val="en-ID"/>
-              </w:rPr>
-            </w:pPr>
-            <w:r>
-              <w:rPr>
-                <w:rFonts w:ascii="Courier New" w:hAnsi="Courier New" w:cs="Courier New"/>
-                <w:sz w:val="22"/>
-                <w:lang w:val="en-ID"/>
-              </w:rPr>
-              <w:t xml:space="preserve">                R.id.tip18 -&gt; 0.18</w:t>
-            </w:r>
-          </w:p>
-          <w:p>
-            <w:pPr>
-              <w:rPr>
-                <w:rFonts w:ascii="Courier New" w:hAnsi="Courier New" w:cs="Courier New"/>
-                <w:sz w:val="22"/>
-                <w:lang w:val="en-ID"/>
-              </w:rPr>
-            </w:pPr>
-            <w:r>
-              <w:rPr>
-                <w:rFonts w:ascii="Courier New" w:hAnsi="Courier New" w:cs="Courier New"/>
-                <w:sz w:val="22"/>
-                <w:lang w:val="en-ID"/>
-              </w:rPr>
-              <w:t xml:space="preserve">                else -&gt; 0.15</w:t>
-            </w:r>
-          </w:p>
-          <w:p>
-            <w:pPr>
-              <w:rPr>
-                <w:rFonts w:ascii="Courier New" w:hAnsi="Courier New" w:cs="Courier New"/>
-                <w:sz w:val="22"/>
-                <w:lang w:val="en-ID"/>
-              </w:rPr>
-            </w:pPr>
-            <w:r>
-              <w:rPr>
-                <w:rFonts w:ascii="Courier New" w:hAnsi="Courier New" w:cs="Courier New"/>
-                <w:sz w:val="22"/>
-                <w:lang w:val="en-ID"/>
-              </w:rPr>
-              <w:t xml:space="preserve">            }</w:t>
-            </w:r>
-          </w:p>
-          <w:p>
-            <w:pPr>
-              <w:rPr>
-                <w:rFonts w:ascii="Courier New" w:hAnsi="Courier New" w:cs="Courier New"/>
-                <w:sz w:val="22"/>
-                <w:lang w:val="en-ID"/>
-              </w:rPr>
-            </w:pPr>
-          </w:p>
-          <w:p>
-            <w:pPr>
-              <w:rPr>
-                <w:rFonts w:ascii="Courier New" w:hAnsi="Courier New" w:cs="Courier New"/>
-                <w:sz w:val="22"/>
-                <w:lang w:val="en-ID"/>
-              </w:rPr>
-            </w:pPr>
-            <w:r>
-              <w:rPr>
-                <w:rFonts w:ascii="Courier New" w:hAnsi="Courier New" w:cs="Courier New"/>
-                <w:sz w:val="22"/>
-                <w:lang w:val="en-ID"/>
-              </w:rPr>
-              <w:t xml:space="preserve">            </w:t>
-            </w:r>
-            <w:proofErr w:type="spellStart"/>
-            <w:r>
-              <w:rPr>
-                <w:rFonts w:ascii="Courier New" w:hAnsi="Courier New" w:cs="Courier New"/>
-                <w:sz w:val="22"/>
-                <w:lang w:val="en-ID"/>
-              </w:rPr>
-              <w:t>viewModel.calculateTip</w:t>
-            </w:r>
-            <w:proofErr w:type="spellEnd"/>
-            <w:r>
-              <w:rPr>
-                <w:rFonts w:ascii="Courier New" w:hAnsi="Courier New" w:cs="Courier New"/>
-                <w:sz w:val="22"/>
-                <w:lang w:val="en-ID"/>
-              </w:rPr>
-              <w:t>(</w:t>
-            </w:r>
-            <w:proofErr w:type="spellStart"/>
-            <w:r>
-              <w:rPr>
-                <w:rFonts w:ascii="Courier New" w:hAnsi="Courier New" w:cs="Courier New"/>
-                <w:sz w:val="22"/>
-                <w:lang w:val="en-ID"/>
-              </w:rPr>
-              <w:t>costService</w:t>
-            </w:r>
-            <w:proofErr w:type="spellEnd"/>
-            <w:r>
-              <w:rPr>
-                <w:rFonts w:ascii="Courier New" w:hAnsi="Courier New" w:cs="Courier New"/>
-                <w:sz w:val="22"/>
-                <w:lang w:val="en-ID"/>
-              </w:rPr>
-              <w:t xml:space="preserve">, </w:t>
-            </w:r>
-            <w:proofErr w:type="spellStart"/>
-            <w:r>
-              <w:rPr>
-                <w:rFonts w:ascii="Courier New" w:hAnsi="Courier New" w:cs="Courier New"/>
-                <w:sz w:val="22"/>
-                <w:lang w:val="en-ID"/>
-              </w:rPr>
-              <w:t>eachTip</w:t>
-            </w:r>
-            <w:proofErr w:type="spellEnd"/>
-            <w:r>
-              <w:rPr>
-                <w:rFonts w:ascii="Courier New" w:hAnsi="Courier New" w:cs="Courier New"/>
-                <w:sz w:val="22"/>
-                <w:lang w:val="en-ID"/>
-              </w:rPr>
-              <w:t xml:space="preserve">, </w:t>
-            </w:r>
-            <w:proofErr w:type="spellStart"/>
-            <w:r>
-              <w:rPr>
-                <w:rFonts w:ascii="Courier New" w:hAnsi="Courier New" w:cs="Courier New"/>
-                <w:sz w:val="22"/>
-                <w:lang w:val="en-ID"/>
-              </w:rPr>
-              <w:t>roundTip</w:t>
-            </w:r>
-            <w:proofErr w:type="spellEnd"/>
-            <w:r>
-              <w:rPr>
-                <w:rFonts w:ascii="Courier New" w:hAnsi="Courier New" w:cs="Courier New"/>
-                <w:sz w:val="22"/>
-                <w:lang w:val="en-ID"/>
-              </w:rPr>
-              <w:t>)</w:t>
-            </w:r>
-          </w:p>
-          <w:p>
-            <w:pPr>
-              <w:rPr>
-                <w:rFonts w:ascii="Courier New" w:hAnsi="Courier New" w:cs="Courier New"/>
-                <w:sz w:val="22"/>
-                <w:lang w:val="en-ID"/>
-              </w:rPr>
-            </w:pPr>
-            <w:r>
-              <w:rPr>
-                <w:rFonts w:ascii="Courier New" w:hAnsi="Courier New" w:cs="Courier New"/>
-                <w:sz w:val="22"/>
-                <w:lang w:val="en-ID"/>
-              </w:rPr>
-              <w:t xml:space="preserve">        }</w:t>
-            </w:r>
-          </w:p>
-          <w:p>
-            <w:pPr>
-              <w:rPr>
-                <w:rFonts w:ascii="Courier New" w:hAnsi="Courier New" w:cs="Courier New"/>
-                <w:sz w:val="22"/>
-                <w:lang w:val="en-ID"/>
-              </w:rPr>
-            </w:pPr>
-          </w:p>
-          <w:p>
-            <w:pPr>
-              <w:rPr>
-                <w:rFonts w:ascii="Courier New" w:hAnsi="Courier New" w:cs="Courier New"/>
-                <w:sz w:val="22"/>
-                <w:lang w:val="en-ID"/>
-              </w:rPr>
-            </w:pPr>
-            <w:r>
-              <w:rPr>
-                <w:rFonts w:ascii="Courier New" w:hAnsi="Courier New" w:cs="Courier New"/>
-                <w:sz w:val="22"/>
-                <w:lang w:val="en-ID"/>
-              </w:rPr>
-              <w:t xml:space="preserve">        </w:t>
-            </w:r>
-            <w:proofErr w:type="spellStart"/>
-            <w:r>
-              <w:rPr>
-                <w:rFonts w:ascii="Courier New" w:hAnsi="Courier New" w:cs="Courier New"/>
-                <w:sz w:val="22"/>
-                <w:lang w:val="en-ID"/>
-              </w:rPr>
-              <w:t>viewModel.tipAmount.observe</w:t>
-            </w:r>
-            <w:proofErr w:type="spellEnd"/>
-            <w:r>
-              <w:rPr>
-                <w:rFonts w:ascii="Courier New" w:hAnsi="Courier New" w:cs="Courier New"/>
-                <w:sz w:val="22"/>
-                <w:lang w:val="en-ID"/>
-              </w:rPr>
-              <w:t>(this) {</w:t>
-            </w:r>
-          </w:p>
-          <w:p>
-            <w:pPr>
-              <w:rPr>
-                <w:rFonts w:ascii="Courier New" w:hAnsi="Courier New" w:cs="Courier New"/>
-                <w:sz w:val="22"/>
-                <w:lang w:val="en-ID"/>
-              </w:rPr>
-            </w:pPr>
-            <w:r>
-              <w:rPr>
-                <w:rFonts w:ascii="Courier New" w:hAnsi="Courier New" w:cs="Courier New"/>
-                <w:sz w:val="22"/>
-                <w:lang w:val="en-ID"/>
-              </w:rPr>
-              <w:t xml:space="preserve">                tip -&gt; </w:t>
-            </w:r>
-            <w:proofErr w:type="spellStart"/>
-            <w:r>
-              <w:rPr>
-                <w:rFonts w:ascii="Courier New" w:hAnsi="Courier New" w:cs="Courier New"/>
-                <w:sz w:val="22"/>
-                <w:lang w:val="en-ID"/>
-              </w:rPr>
-              <w:t>binding.tvTotalAmount.text</w:t>
-            </w:r>
-            <w:proofErr w:type="spellEnd"/>
+            <w:proofErr w:type="gramEnd"/>
             <w:r>
               <w:rPr>
                 <w:rFonts w:ascii="Courier New" w:hAnsi="Courier New" w:cs="Courier New"/>
@@ -6759,27 +6968,14 @@
       <w:r>
         <w:t xml:space="preserve">Table </w:t>
       </w:r>
-      <w:r>
-        <w:fldChar w:fldCharType="begin"/>
-      </w:r>
-      <w:r>
-        <w:instrText xml:space="preserve"> SEQ Table \* ARABIC </w:instrText>
-      </w:r>
-      <w:r>
-        <w:fldChar w:fldCharType="separate"/>
-      </w:r>
-      <w:r>
-        <w:rPr>
-          <w:noProof/>
-        </w:rPr>
-        <w:t>2</w:t>
-      </w:r>
-      <w:r>
-        <w:rPr>
-          <w:noProof/>
-        </w:rPr>
-        <w:fldChar w:fldCharType="end"/>
-      </w:r>
+      <w:fldSimple w:instr=" SEQ Table \* ARABIC ">
+        <w:r>
+          <w:rPr>
+            <w:noProof/>
+          </w:rPr>
+          <w:t>2</w:t>
+        </w:r>
+      </w:fldSimple>
       <w:r>
         <w:t xml:space="preserve">. Source Code </w:t>
       </w:r>
@@ -7128,9 +7324,19 @@
                 <w:sz w:val="22"/>
                 <w:lang w:val="en-ID"/>
               </w:rPr>
-              <w:t>com.example.tippycoba</w:t>
+              <w:t>com.</w:t>
+            </w:r>
+            <w:proofErr w:type="gramStart"/>
+            <w:r>
+              <w:rPr>
+                <w:rFonts w:ascii="Courier New" w:hAnsi="Courier New" w:cs="Courier New"/>
+                <w:sz w:val="22"/>
+                <w:lang w:val="en-ID"/>
+              </w:rPr>
+              <w:t>example.tippycoba</w:t>
             </w:r>
             <w:proofErr w:type="spellEnd"/>
+            <w:proofErr w:type="gramEnd"/>
           </w:p>
           <w:p>
             <w:pPr>
@@ -7158,13 +7364,23 @@
               <w:t xml:space="preserve">import </w:t>
             </w:r>
             <w:proofErr w:type="spellStart"/>
-            <w:r>
-              <w:rPr>
-                <w:rFonts w:ascii="Courier New" w:hAnsi="Courier New" w:cs="Courier New"/>
-                <w:sz w:val="22"/>
-                <w:lang w:val="en-ID"/>
-              </w:rPr>
-              <w:t>androidx.lifecycle.LiveData</w:t>
+            <w:proofErr w:type="gramStart"/>
+            <w:r>
+              <w:rPr>
+                <w:rFonts w:ascii="Courier New" w:hAnsi="Courier New" w:cs="Courier New"/>
+                <w:sz w:val="22"/>
+                <w:lang w:val="en-ID"/>
+              </w:rPr>
+              <w:t>androidx.lifecycle</w:t>
+            </w:r>
+            <w:proofErr w:type="gramEnd"/>
+            <w:r>
+              <w:rPr>
+                <w:rFonts w:ascii="Courier New" w:hAnsi="Courier New" w:cs="Courier New"/>
+                <w:sz w:val="22"/>
+                <w:lang w:val="en-ID"/>
+              </w:rPr>
+              <w:t>.LiveData</w:t>
             </w:r>
             <w:proofErr w:type="spellEnd"/>
           </w:p>
@@ -7185,13 +7401,23 @@
               <w:t xml:space="preserve">import </w:t>
             </w:r>
             <w:proofErr w:type="spellStart"/>
-            <w:r>
-              <w:rPr>
-                <w:rFonts w:ascii="Courier New" w:hAnsi="Courier New" w:cs="Courier New"/>
-                <w:sz w:val="22"/>
-                <w:lang w:val="en-ID"/>
-              </w:rPr>
-              <w:t>androidx.lifecycle.MutableLiveData</w:t>
+            <w:proofErr w:type="gramStart"/>
+            <w:r>
+              <w:rPr>
+                <w:rFonts w:ascii="Courier New" w:hAnsi="Courier New" w:cs="Courier New"/>
+                <w:sz w:val="22"/>
+                <w:lang w:val="en-ID"/>
+              </w:rPr>
+              <w:t>androidx.lifecycle</w:t>
+            </w:r>
+            <w:proofErr w:type="gramEnd"/>
+            <w:r>
+              <w:rPr>
+                <w:rFonts w:ascii="Courier New" w:hAnsi="Courier New" w:cs="Courier New"/>
+                <w:sz w:val="22"/>
+                <w:lang w:val="en-ID"/>
+              </w:rPr>
+              <w:t>.MutableLiveData</w:t>
             </w:r>
             <w:proofErr w:type="spellEnd"/>
           </w:p>
@@ -7212,13 +7438,23 @@
               <w:t xml:space="preserve">import </w:t>
             </w:r>
             <w:proofErr w:type="spellStart"/>
-            <w:r>
-              <w:rPr>
-                <w:rFonts w:ascii="Courier New" w:hAnsi="Courier New" w:cs="Courier New"/>
-                <w:sz w:val="22"/>
-                <w:lang w:val="en-ID"/>
-              </w:rPr>
-              <w:t>androidx.lifecycle.ViewModel</w:t>
+            <w:proofErr w:type="gramStart"/>
+            <w:r>
+              <w:rPr>
+                <w:rFonts w:ascii="Courier New" w:hAnsi="Courier New" w:cs="Courier New"/>
+                <w:sz w:val="22"/>
+                <w:lang w:val="en-ID"/>
+              </w:rPr>
+              <w:t>androidx.lifecycle</w:t>
+            </w:r>
+            <w:proofErr w:type="gramEnd"/>
+            <w:r>
+              <w:rPr>
+                <w:rFonts w:ascii="Courier New" w:hAnsi="Courier New" w:cs="Courier New"/>
+                <w:sz w:val="22"/>
+                <w:lang w:val="en-ID"/>
+              </w:rPr>
+              <w:t>.ViewModel</w:t>
             </w:r>
             <w:proofErr w:type="spellEnd"/>
           </w:p>
@@ -7239,13 +7475,23 @@
               <w:t xml:space="preserve">import </w:t>
             </w:r>
             <w:proofErr w:type="spellStart"/>
-            <w:r>
-              <w:rPr>
-                <w:rFonts w:ascii="Courier New" w:hAnsi="Courier New" w:cs="Courier New"/>
-                <w:sz w:val="22"/>
-                <w:lang w:val="en-ID"/>
-              </w:rPr>
-              <w:t>kotlin.math.ceil</w:t>
+            <w:proofErr w:type="gramStart"/>
+            <w:r>
+              <w:rPr>
+                <w:rFonts w:ascii="Courier New" w:hAnsi="Courier New" w:cs="Courier New"/>
+                <w:sz w:val="22"/>
+                <w:lang w:val="en-ID"/>
+              </w:rPr>
+              <w:t>kotlin.math</w:t>
+            </w:r>
+            <w:proofErr w:type="gramEnd"/>
+            <w:r>
+              <w:rPr>
+                <w:rFonts w:ascii="Courier New" w:hAnsi="Courier New" w:cs="Courier New"/>
+                <w:sz w:val="22"/>
+                <w:lang w:val="en-ID"/>
+              </w:rPr>
+              <w:t>.ceil</w:t>
             </w:r>
             <w:proofErr w:type="spellEnd"/>
           </w:p>
@@ -7275,6 +7521,7 @@
               <w:t xml:space="preserve">class </w:t>
             </w:r>
             <w:proofErr w:type="spellStart"/>
+            <w:proofErr w:type="gramStart"/>
             <w:r>
               <w:rPr>
                 <w:rFonts w:ascii="Courier New" w:hAnsi="Courier New" w:cs="Courier New"/>
@@ -7290,7 +7537,16 @@
                 <w:sz w:val="22"/>
                 <w:lang w:val="en-ID"/>
               </w:rPr>
-              <w:t xml:space="preserve"> : </w:t>
+              <w:t xml:space="preserve"> :</w:t>
+            </w:r>
+            <w:proofErr w:type="gramEnd"/>
+            <w:r>
+              <w:rPr>
+                <w:rFonts w:ascii="Courier New" w:hAnsi="Courier New" w:cs="Courier New"/>
+                <w:sz w:val="22"/>
+                <w:lang w:val="en-ID"/>
+              </w:rPr>
+              <w:t xml:space="preserve"> </w:t>
             </w:r>
             <w:proofErr w:type="spellStart"/>
             <w:r>
@@ -7364,6 +7620,7 @@
               <w:t xml:space="preserve"> = </w:t>
             </w:r>
             <w:proofErr w:type="spellStart"/>
+            <w:proofErr w:type="gramStart"/>
             <w:r>
               <w:rPr>
                 <w:rFonts w:ascii="Courier New" w:hAnsi="Courier New" w:cs="Courier New"/>
@@ -7379,7 +7636,16 @@
                 <w:sz w:val="22"/>
                 <w:lang w:val="en-ID"/>
               </w:rPr>
-              <w:t>(0.0)</w:t>
+              <w:t>(</w:t>
+            </w:r>
+            <w:proofErr w:type="gramEnd"/>
+            <w:r>
+              <w:rPr>
+                <w:rFonts w:ascii="Courier New" w:hAnsi="Courier New" w:cs="Courier New"/>
+                <w:sz w:val="22"/>
+                <w:lang w:val="en-ID"/>
+              </w:rPr>
+              <w:t>0.0)</w:t>
             </w:r>
           </w:p>
           <w:p>
@@ -7765,27 +8031,14 @@
       <w:r>
         <w:t xml:space="preserve">Table </w:t>
       </w:r>
-      <w:r>
-        <w:fldChar w:fldCharType="begin"/>
-      </w:r>
-      <w:r>
-        <w:instrText xml:space="preserve"> SEQ Table \* ARABIC </w:instrText>
-      </w:r>
-      <w:r>
-        <w:fldChar w:fldCharType="separate"/>
-      </w:r>
-      <w:r>
-        <w:rPr>
-          <w:noProof/>
-        </w:rPr>
-        <w:t>3</w:t>
-      </w:r>
-      <w:r>
-        <w:rPr>
-          <w:noProof/>
-        </w:rPr>
-        <w:fldChar w:fldCharType="end"/>
-      </w:r>
+      <w:fldSimple w:instr=" SEQ Table \* ARABIC ">
+        <w:r>
+          <w:rPr>
+            <w:noProof/>
+          </w:rPr>
+          <w:t>3</w:t>
+        </w:r>
+      </w:fldSimple>
       <w:r>
         <w:t xml:space="preserve">. Source Code </w:t>
       </w:r>
@@ -8266,9 +8519,19 @@
                 <w:sz w:val="22"/>
                 <w:lang w:val="en-ID"/>
               </w:rPr>
-              <w:t>com.example.tippycoba</w:t>
+              <w:t>com.</w:t>
+            </w:r>
+            <w:proofErr w:type="gramStart"/>
+            <w:r>
+              <w:rPr>
+                <w:rFonts w:ascii="Courier New" w:hAnsi="Courier New" w:cs="Courier New"/>
+                <w:sz w:val="22"/>
+                <w:lang w:val="en-ID"/>
+              </w:rPr>
+              <w:t>example.tippycoba</w:t>
             </w:r>
             <w:proofErr w:type="spellEnd"/>
+            <w:proofErr w:type="gramEnd"/>
           </w:p>
           <w:p>
             <w:pPr>
@@ -8296,13 +8559,23 @@
               <w:t xml:space="preserve">import </w:t>
             </w:r>
             <w:proofErr w:type="spellStart"/>
-            <w:r>
-              <w:rPr>
-                <w:rFonts w:ascii="Courier New" w:hAnsi="Courier New" w:cs="Courier New"/>
-                <w:sz w:val="22"/>
-                <w:lang w:val="en-ID"/>
-              </w:rPr>
-              <w:t>android.content.Intent</w:t>
+            <w:proofErr w:type="gramStart"/>
+            <w:r>
+              <w:rPr>
+                <w:rFonts w:ascii="Courier New" w:hAnsi="Courier New" w:cs="Courier New"/>
+                <w:sz w:val="22"/>
+                <w:lang w:val="en-ID"/>
+              </w:rPr>
+              <w:t>android.content</w:t>
+            </w:r>
+            <w:proofErr w:type="gramEnd"/>
+            <w:r>
+              <w:rPr>
+                <w:rFonts w:ascii="Courier New" w:hAnsi="Courier New" w:cs="Courier New"/>
+                <w:sz w:val="22"/>
+                <w:lang w:val="en-ID"/>
+              </w:rPr>
+              <w:t>.Intent</w:t>
             </w:r>
             <w:proofErr w:type="spellEnd"/>
           </w:p>
@@ -8329,9 +8602,19 @@
                 <w:sz w:val="22"/>
                 <w:lang w:val="en-ID"/>
               </w:rPr>
-              <w:t>android.os.Bundle</w:t>
+              <w:t>android.</w:t>
+            </w:r>
+            <w:proofErr w:type="gramStart"/>
+            <w:r>
+              <w:rPr>
+                <w:rFonts w:ascii="Courier New" w:hAnsi="Courier New" w:cs="Courier New"/>
+                <w:sz w:val="22"/>
+                <w:lang w:val="en-ID"/>
+              </w:rPr>
+              <w:t>os.Bundle</w:t>
             </w:r>
             <w:proofErr w:type="spellEnd"/>
+            <w:proofErr w:type="gramEnd"/>
           </w:p>
           <w:p>
             <w:pPr>
@@ -8350,13 +8633,23 @@
               <w:t xml:space="preserve">import </w:t>
             </w:r>
             <w:proofErr w:type="spellStart"/>
-            <w:r>
-              <w:rPr>
-                <w:rFonts w:ascii="Courier New" w:hAnsi="Courier New" w:cs="Courier New"/>
-                <w:sz w:val="22"/>
-                <w:lang w:val="en-ID"/>
-              </w:rPr>
-              <w:t>androidx.activity.enableEdgeToEdge</w:t>
+            <w:proofErr w:type="gramStart"/>
+            <w:r>
+              <w:rPr>
+                <w:rFonts w:ascii="Courier New" w:hAnsi="Courier New" w:cs="Courier New"/>
+                <w:sz w:val="22"/>
+                <w:lang w:val="en-ID"/>
+              </w:rPr>
+              <w:t>androidx.activity</w:t>
+            </w:r>
+            <w:proofErr w:type="gramEnd"/>
+            <w:r>
+              <w:rPr>
+                <w:rFonts w:ascii="Courier New" w:hAnsi="Courier New" w:cs="Courier New"/>
+                <w:sz w:val="22"/>
+                <w:lang w:val="en-ID"/>
+              </w:rPr>
+              <w:t>.enableEdgeToEdge</w:t>
             </w:r>
             <w:proofErr w:type="spellEnd"/>
           </w:p>
@@ -8377,6 +8670,7 @@
               <w:t xml:space="preserve">import </w:t>
             </w:r>
             <w:proofErr w:type="spellStart"/>
+            <w:proofErr w:type="gramStart"/>
             <w:r>
               <w:rPr>
                 <w:rFonts w:ascii="Courier New" w:hAnsi="Courier New" w:cs="Courier New"/>
@@ -8386,6 +8680,7 @@
               <w:t>androidx.appcompat.app.AppCompatActivity</w:t>
             </w:r>
             <w:proofErr w:type="spellEnd"/>
+            <w:proofErr w:type="gramEnd"/>
           </w:p>
           <w:p>
             <w:pPr>
@@ -8404,13 +8699,23 @@
               <w:t xml:space="preserve">import </w:t>
             </w:r>
             <w:proofErr w:type="spellStart"/>
-            <w:r>
-              <w:rPr>
-                <w:rFonts w:ascii="Courier New" w:hAnsi="Courier New" w:cs="Courier New"/>
-                <w:sz w:val="22"/>
-                <w:lang w:val="en-ID"/>
-              </w:rPr>
-              <w:t>androidx.core.view.ViewCompat</w:t>
+            <w:proofErr w:type="gramStart"/>
+            <w:r>
+              <w:rPr>
+                <w:rFonts w:ascii="Courier New" w:hAnsi="Courier New" w:cs="Courier New"/>
+                <w:sz w:val="22"/>
+                <w:lang w:val="en-ID"/>
+              </w:rPr>
+              <w:t>androidx.core</w:t>
+            </w:r>
+            <w:proofErr w:type="gramEnd"/>
+            <w:r>
+              <w:rPr>
+                <w:rFonts w:ascii="Courier New" w:hAnsi="Courier New" w:cs="Courier New"/>
+                <w:sz w:val="22"/>
+                <w:lang w:val="en-ID"/>
+              </w:rPr>
+              <w:t>.view.ViewCompat</w:t>
             </w:r>
             <w:proofErr w:type="spellEnd"/>
           </w:p>
@@ -8431,13 +8736,23 @@
               <w:t xml:space="preserve">import </w:t>
             </w:r>
             <w:proofErr w:type="spellStart"/>
-            <w:r>
-              <w:rPr>
-                <w:rFonts w:ascii="Courier New" w:hAnsi="Courier New" w:cs="Courier New"/>
-                <w:sz w:val="22"/>
-                <w:lang w:val="en-ID"/>
-              </w:rPr>
-              <w:t>androidx.core.view.WindowInsetsCompat</w:t>
+            <w:proofErr w:type="gramStart"/>
+            <w:r>
+              <w:rPr>
+                <w:rFonts w:ascii="Courier New" w:hAnsi="Courier New" w:cs="Courier New"/>
+                <w:sz w:val="22"/>
+                <w:lang w:val="en-ID"/>
+              </w:rPr>
+              <w:t>androidx.core</w:t>
+            </w:r>
+            <w:proofErr w:type="gramEnd"/>
+            <w:r>
+              <w:rPr>
+                <w:rFonts w:ascii="Courier New" w:hAnsi="Courier New" w:cs="Courier New"/>
+                <w:sz w:val="22"/>
+                <w:lang w:val="en-ID"/>
+              </w:rPr>
+              <w:t>.view.WindowInsetsCompat</w:t>
             </w:r>
             <w:proofErr w:type="spellEnd"/>
           </w:p>
@@ -8458,13 +8773,23 @@
               <w:t xml:space="preserve">import </w:t>
             </w:r>
             <w:proofErr w:type="spellStart"/>
-            <w:r>
-              <w:rPr>
-                <w:rFonts w:ascii="Courier New" w:hAnsi="Courier New" w:cs="Courier New"/>
-                <w:sz w:val="22"/>
-                <w:lang w:val="en-ID"/>
-              </w:rPr>
-              <w:t>androidx.lifecycle.lifecycleScope</w:t>
+            <w:proofErr w:type="gramStart"/>
+            <w:r>
+              <w:rPr>
+                <w:rFonts w:ascii="Courier New" w:hAnsi="Courier New" w:cs="Courier New"/>
+                <w:sz w:val="22"/>
+                <w:lang w:val="en-ID"/>
+              </w:rPr>
+              <w:t>androidx.lifecycle</w:t>
+            </w:r>
+            <w:proofErr w:type="gramEnd"/>
+            <w:r>
+              <w:rPr>
+                <w:rFonts w:ascii="Courier New" w:hAnsi="Courier New" w:cs="Courier New"/>
+                <w:sz w:val="22"/>
+                <w:lang w:val="en-ID"/>
+              </w:rPr>
+              <w:t>.lifecycleScope</w:t>
             </w:r>
             <w:proofErr w:type="spellEnd"/>
           </w:p>
@@ -8485,13 +8810,23 @@
               <w:t xml:space="preserve">import </w:t>
             </w:r>
             <w:proofErr w:type="spellStart"/>
-            <w:r>
-              <w:rPr>
-                <w:rFonts w:ascii="Courier New" w:hAnsi="Courier New" w:cs="Courier New"/>
-                <w:sz w:val="22"/>
-                <w:lang w:val="en-ID"/>
-              </w:rPr>
-              <w:t>kotlinx.coroutines.delay</w:t>
+            <w:proofErr w:type="gramStart"/>
+            <w:r>
+              <w:rPr>
+                <w:rFonts w:ascii="Courier New" w:hAnsi="Courier New" w:cs="Courier New"/>
+                <w:sz w:val="22"/>
+                <w:lang w:val="en-ID"/>
+              </w:rPr>
+              <w:t>kotlinx.coroutines</w:t>
+            </w:r>
+            <w:proofErr w:type="gramEnd"/>
+            <w:r>
+              <w:rPr>
+                <w:rFonts w:ascii="Courier New" w:hAnsi="Courier New" w:cs="Courier New"/>
+                <w:sz w:val="22"/>
+                <w:lang w:val="en-ID"/>
+              </w:rPr>
+              <w:t>.delay</w:t>
             </w:r>
             <w:proofErr w:type="spellEnd"/>
           </w:p>
@@ -8512,13 +8847,23 @@
               <w:t xml:space="preserve">import </w:t>
             </w:r>
             <w:proofErr w:type="spellStart"/>
-            <w:r>
-              <w:rPr>
-                <w:rFonts w:ascii="Courier New" w:hAnsi="Courier New" w:cs="Courier New"/>
-                <w:sz w:val="22"/>
-                <w:lang w:val="en-ID"/>
-              </w:rPr>
-              <w:t>kotlinx.coroutines.launch</w:t>
+            <w:proofErr w:type="gramStart"/>
+            <w:r>
+              <w:rPr>
+                <w:rFonts w:ascii="Courier New" w:hAnsi="Courier New" w:cs="Courier New"/>
+                <w:sz w:val="22"/>
+                <w:lang w:val="en-ID"/>
+              </w:rPr>
+              <w:t>kotlinx.coroutines</w:t>
+            </w:r>
+            <w:proofErr w:type="gramEnd"/>
+            <w:r>
+              <w:rPr>
+                <w:rFonts w:ascii="Courier New" w:hAnsi="Courier New" w:cs="Courier New"/>
+                <w:sz w:val="22"/>
+                <w:lang w:val="en-ID"/>
+              </w:rPr>
+              <w:t>.launch</w:t>
             </w:r>
             <w:proofErr w:type="spellEnd"/>
           </w:p>
@@ -8548,6 +8893,7 @@
               <w:t xml:space="preserve">class </w:t>
             </w:r>
             <w:proofErr w:type="spellStart"/>
+            <w:proofErr w:type="gramStart"/>
             <w:r>
               <w:rPr>
                 <w:rFonts w:ascii="Courier New" w:hAnsi="Courier New" w:cs="Courier New"/>
@@ -8563,7 +8909,16 @@
                 <w:sz w:val="22"/>
                 <w:lang w:val="en-ID"/>
               </w:rPr>
-              <w:t xml:space="preserve"> : </w:t>
+              <w:t xml:space="preserve"> :</w:t>
+            </w:r>
+            <w:proofErr w:type="gramEnd"/>
+            <w:r>
+              <w:rPr>
+                <w:rFonts w:ascii="Courier New" w:hAnsi="Courier New" w:cs="Courier New"/>
+                <w:sz w:val="22"/>
+                <w:lang w:val="en-ID"/>
+              </w:rPr>
+              <w:t xml:space="preserve"> </w:t>
             </w:r>
             <w:proofErr w:type="spellStart"/>
             <w:r>
@@ -8601,6 +8956,7 @@
               <w:t xml:space="preserve">    override fun </w:t>
             </w:r>
             <w:proofErr w:type="spellStart"/>
+            <w:proofErr w:type="gramStart"/>
             <w:r>
               <w:rPr>
                 <w:rFonts w:ascii="Courier New" w:hAnsi="Courier New" w:cs="Courier New"/>
@@ -8619,6 +8975,7 @@
               <w:t>(</w:t>
             </w:r>
             <w:proofErr w:type="spellStart"/>
+            <w:proofErr w:type="gramEnd"/>
             <w:r>
               <w:rPr>
                 <w:rFonts w:ascii="Courier New" w:hAnsi="Courier New" w:cs="Courier New"/>
@@ -8654,6 +9011,7 @@
               <w:t xml:space="preserve">        </w:t>
             </w:r>
             <w:proofErr w:type="spellStart"/>
+            <w:proofErr w:type="gramStart"/>
             <w:r>
               <w:rPr>
                 <w:rFonts w:ascii="Courier New" w:hAnsi="Courier New" w:cs="Courier New"/>
@@ -8663,6 +9021,7 @@
               <w:t>super.onCreate</w:t>
             </w:r>
             <w:proofErr w:type="spellEnd"/>
+            <w:proofErr w:type="gramEnd"/>
             <w:r>
               <w:rPr>
                 <w:rFonts w:ascii="Courier New" w:hAnsi="Courier New" w:cs="Courier New"/>
@@ -8707,6 +9066,7 @@
               <w:t xml:space="preserve">        </w:t>
             </w:r>
             <w:proofErr w:type="spellStart"/>
+            <w:proofErr w:type="gramStart"/>
             <w:r>
               <w:rPr>
                 <w:rFonts w:ascii="Courier New" w:hAnsi="Courier New" w:cs="Courier New"/>
@@ -8722,7 +9082,16 @@
                 <w:sz w:val="22"/>
                 <w:lang w:val="en-ID"/>
               </w:rPr>
-              <w:t>()</w:t>
+              <w:t>(</w:t>
+            </w:r>
+            <w:proofErr w:type="gramEnd"/>
+            <w:r>
+              <w:rPr>
+                <w:rFonts w:ascii="Courier New" w:hAnsi="Courier New" w:cs="Courier New"/>
+                <w:sz w:val="22"/>
+                <w:lang w:val="en-ID"/>
+              </w:rPr>
+              <w:t>)</w:t>
             </w:r>
           </w:p>
           <w:p>
@@ -8760,13 +9129,23 @@
               <w:t>(</w:t>
             </w:r>
             <w:proofErr w:type="spellStart"/>
-            <w:r>
-              <w:rPr>
-                <w:rFonts w:ascii="Courier New" w:hAnsi="Courier New" w:cs="Courier New"/>
-                <w:sz w:val="22"/>
-                <w:lang w:val="en-ID"/>
-              </w:rPr>
-              <w:t>R.layout.activity_splash_screen</w:t>
+            <w:proofErr w:type="gramStart"/>
+            <w:r>
+              <w:rPr>
+                <w:rFonts w:ascii="Courier New" w:hAnsi="Courier New" w:cs="Courier New"/>
+                <w:sz w:val="22"/>
+                <w:lang w:val="en-ID"/>
+              </w:rPr>
+              <w:t>R.layout</w:t>
+            </w:r>
+            <w:proofErr w:type="gramEnd"/>
+            <w:r>
+              <w:rPr>
+                <w:rFonts w:ascii="Courier New" w:hAnsi="Courier New" w:cs="Courier New"/>
+                <w:sz w:val="22"/>
+                <w:lang w:val="en-ID"/>
+              </w:rPr>
+              <w:t>.activity_splash_screen</w:t>
             </w:r>
             <w:proofErr w:type="spellEnd"/>
             <w:r>
@@ -8804,6 +9183,7 @@
               <w:t xml:space="preserve">        </w:t>
             </w:r>
             <w:proofErr w:type="spellStart"/>
+            <w:proofErr w:type="gramStart"/>
             <w:r>
               <w:rPr>
                 <w:rFonts w:ascii="Courier New" w:hAnsi="Courier New" w:cs="Courier New"/>
@@ -8819,7 +9199,16 @@
                 <w:sz w:val="22"/>
                 <w:lang w:val="en-ID"/>
               </w:rPr>
-              <w:t>?.hide()</w:t>
+              <w:t>?.</w:t>
+            </w:r>
+            <w:proofErr w:type="gramEnd"/>
+            <w:r>
+              <w:rPr>
+                <w:rFonts w:ascii="Courier New" w:hAnsi="Courier New" w:cs="Courier New"/>
+                <w:sz w:val="22"/>
+                <w:lang w:val="en-ID"/>
+              </w:rPr>
+              <w:t>hide()</w:t>
             </w:r>
           </w:p>
           <w:p>
@@ -8910,6 +9299,7 @@
               <w:t xml:space="preserve">            </w:t>
             </w:r>
             <w:proofErr w:type="spellStart"/>
+            <w:proofErr w:type="gramStart"/>
             <w:r>
               <w:rPr>
                 <w:rFonts w:ascii="Courier New" w:hAnsi="Courier New" w:cs="Courier New"/>
@@ -8925,7 +9315,16 @@
                 <w:sz w:val="22"/>
                 <w:lang w:val="en-ID"/>
               </w:rPr>
-              <w:t>(Intent(</w:t>
+              <w:t>(</w:t>
+            </w:r>
+            <w:proofErr w:type="gramEnd"/>
+            <w:r>
+              <w:rPr>
+                <w:rFonts w:ascii="Courier New" w:hAnsi="Courier New" w:cs="Courier New"/>
+                <w:sz w:val="22"/>
+                <w:lang w:val="en-ID"/>
+              </w:rPr>
+              <w:t>Intent(</w:t>
             </w:r>
             <w:proofErr w:type="spellStart"/>
             <w:r>
@@ -8978,7 +9377,25 @@
                 <w:sz w:val="22"/>
                 <w:lang w:val="en-ID"/>
               </w:rPr>
-              <w:t xml:space="preserve">            finish()</w:t>
+              <w:t xml:space="preserve">            </w:t>
+            </w:r>
+            <w:proofErr w:type="gramStart"/>
+            <w:r>
+              <w:rPr>
+                <w:rFonts w:ascii="Courier New" w:hAnsi="Courier New" w:cs="Courier New"/>
+                <w:sz w:val="22"/>
+                <w:lang w:val="en-ID"/>
+              </w:rPr>
+              <w:t>finish(</w:t>
+            </w:r>
+            <w:proofErr w:type="gramEnd"/>
+            <w:r>
+              <w:rPr>
+                <w:rFonts w:ascii="Courier New" w:hAnsi="Courier New" w:cs="Courier New"/>
+                <w:sz w:val="22"/>
+                <w:lang w:val="en-ID"/>
+              </w:rPr>
+              <w:t>)</w:t>
             </w:r>
           </w:p>
           <w:p>
@@ -9097,24 +9514,14 @@
       <w:r>
         <w:t xml:space="preserve">Table </w:t>
       </w:r>
-      <w:r>
-        <w:fldChar w:fldCharType="begin"/>
-      </w:r>
-      <w:r>
-        <w:instrText xml:space="preserve"> SEQ Table \* ARABIC </w:instrText>
-      </w:r>
-      <w:r>
-        <w:fldChar w:fldCharType="separate"/>
-      </w:r>
-      <w:r>
-        <w:rPr>
-          <w:noProof/>
-        </w:rPr>
-        <w:t>4</w:t>
-      </w:r>
-      <w:r>
-        <w:fldChar w:fldCharType="end"/>
-      </w:r>
+      <w:fldSimple w:instr=" SEQ Table \* ARABIC ">
+        <w:r>
+          <w:rPr>
+            <w:noProof/>
+          </w:rPr>
+          <w:t>4</w:t>
+        </w:r>
+      </w:fldSimple>
       <w:r>
         <w:t xml:space="preserve">. Source Code </w:t>
       </w:r>
@@ -10712,13 +11119,23 @@
               <w:t>&lt;</w:t>
             </w:r>
             <w:proofErr w:type="spellStart"/>
-            <w:r>
-              <w:rPr>
-                <w:rFonts w:ascii="Courier New" w:hAnsi="Courier New" w:cs="Courier New"/>
-                <w:sz w:val="22"/>
-                <w:lang w:val="en-ID"/>
-              </w:rPr>
-              <w:t>androidx.constraintlayout.widget.ConstraintLayout</w:t>
+            <w:proofErr w:type="gramStart"/>
+            <w:r>
+              <w:rPr>
+                <w:rFonts w:ascii="Courier New" w:hAnsi="Courier New" w:cs="Courier New"/>
+                <w:sz w:val="22"/>
+                <w:lang w:val="en-ID"/>
+              </w:rPr>
+              <w:t>androidx.constraintlayout</w:t>
+            </w:r>
+            <w:proofErr w:type="gramEnd"/>
+            <w:r>
+              <w:rPr>
+                <w:rFonts w:ascii="Courier New" w:hAnsi="Courier New" w:cs="Courier New"/>
+                <w:sz w:val="22"/>
+                <w:lang w:val="en-ID"/>
+              </w:rPr>
+              <w:t>.widget.ConstraintLayout</w:t>
             </w:r>
             <w:proofErr w:type="spellEnd"/>
             <w:r>
@@ -10836,6 +11253,7 @@
               <w:t xml:space="preserve">    </w:t>
             </w:r>
             <w:proofErr w:type="spellStart"/>
+            <w:proofErr w:type="gramStart"/>
             <w:r>
               <w:rPr>
                 <w:rFonts w:ascii="Courier New" w:hAnsi="Courier New" w:cs="Courier New"/>
@@ -10845,6 +11263,7 @@
               <w:t>xmlns:tools</w:t>
             </w:r>
             <w:proofErr w:type="spellEnd"/>
+            <w:proofErr w:type="gramEnd"/>
             <w:r>
               <w:rPr>
                 <w:rFonts w:ascii="Courier New" w:hAnsi="Courier New" w:cs="Courier New"/>
@@ -10906,13 +11325,23 @@
               <w:t xml:space="preserve">    </w:t>
             </w:r>
             <w:proofErr w:type="spellStart"/>
-            <w:r>
-              <w:rPr>
-                <w:rFonts w:ascii="Courier New" w:hAnsi="Courier New" w:cs="Courier New"/>
-                <w:sz w:val="22"/>
-                <w:lang w:val="en-ID"/>
-              </w:rPr>
-              <w:t>android:layout_width</w:t>
+            <w:proofErr w:type="gramStart"/>
+            <w:r>
+              <w:rPr>
+                <w:rFonts w:ascii="Courier New" w:hAnsi="Courier New" w:cs="Courier New"/>
+                <w:sz w:val="22"/>
+                <w:lang w:val="en-ID"/>
+              </w:rPr>
+              <w:t>android:layout</w:t>
+            </w:r>
+            <w:proofErr w:type="gramEnd"/>
+            <w:r>
+              <w:rPr>
+                <w:rFonts w:ascii="Courier New" w:hAnsi="Courier New" w:cs="Courier New"/>
+                <w:sz w:val="22"/>
+                <w:lang w:val="en-ID"/>
+              </w:rPr>
+              <w:t>_width</w:t>
             </w:r>
             <w:proofErr w:type="spellEnd"/>
             <w:r>
@@ -10959,13 +11388,23 @@
               <w:t xml:space="preserve">    </w:t>
             </w:r>
             <w:proofErr w:type="spellStart"/>
-            <w:r>
-              <w:rPr>
-                <w:rFonts w:ascii="Courier New" w:hAnsi="Courier New" w:cs="Courier New"/>
-                <w:sz w:val="22"/>
-                <w:lang w:val="en-ID"/>
-              </w:rPr>
-              <w:t>android:layout_height</w:t>
+            <w:proofErr w:type="gramStart"/>
+            <w:r>
+              <w:rPr>
+                <w:rFonts w:ascii="Courier New" w:hAnsi="Courier New" w:cs="Courier New"/>
+                <w:sz w:val="22"/>
+                <w:lang w:val="en-ID"/>
+              </w:rPr>
+              <w:t>android:layout</w:t>
+            </w:r>
+            <w:proofErr w:type="gramEnd"/>
+            <w:r>
+              <w:rPr>
+                <w:rFonts w:ascii="Courier New" w:hAnsi="Courier New" w:cs="Courier New"/>
+                <w:sz w:val="22"/>
+                <w:lang w:val="en-ID"/>
+              </w:rPr>
+              <w:t>_height</w:t>
             </w:r>
             <w:proofErr w:type="spellEnd"/>
             <w:r>
@@ -11012,6 +11451,7 @@
               <w:t xml:space="preserve">    </w:t>
             </w:r>
             <w:proofErr w:type="spellStart"/>
+            <w:proofErr w:type="gramStart"/>
             <w:r>
               <w:rPr>
                 <w:rFonts w:ascii="Courier New" w:hAnsi="Courier New" w:cs="Courier New"/>
@@ -11021,6 +11461,7 @@
               <w:t>tools:context</w:t>
             </w:r>
             <w:proofErr w:type="spellEnd"/>
+            <w:proofErr w:type="gramEnd"/>
             <w:r>
               <w:rPr>
                 <w:rFonts w:ascii="Courier New" w:hAnsi="Courier New" w:cs="Courier New"/>
@@ -11066,6 +11507,7 @@
               <w:t xml:space="preserve">    </w:t>
             </w:r>
             <w:proofErr w:type="spellStart"/>
+            <w:proofErr w:type="gramStart"/>
             <w:r>
               <w:rPr>
                 <w:rFonts w:ascii="Courier New" w:hAnsi="Courier New" w:cs="Courier New"/>
@@ -11075,6 +11517,7 @@
               <w:t>android:padding</w:t>
             </w:r>
             <w:proofErr w:type="spellEnd"/>
+            <w:proofErr w:type="gramEnd"/>
             <w:r>
               <w:rPr>
                 <w:rFonts w:ascii="Courier New" w:hAnsi="Courier New" w:cs="Courier New"/>
@@ -11190,13 +11633,23 @@
               <w:t xml:space="preserve">        </w:t>
             </w:r>
             <w:proofErr w:type="spellStart"/>
-            <w:r>
-              <w:rPr>
-                <w:rFonts w:ascii="Courier New" w:hAnsi="Courier New" w:cs="Courier New"/>
-                <w:sz w:val="22"/>
-                <w:lang w:val="en-ID"/>
-              </w:rPr>
-              <w:t>android:layout_width</w:t>
+            <w:proofErr w:type="gramStart"/>
+            <w:r>
+              <w:rPr>
+                <w:rFonts w:ascii="Courier New" w:hAnsi="Courier New" w:cs="Courier New"/>
+                <w:sz w:val="22"/>
+                <w:lang w:val="en-ID"/>
+              </w:rPr>
+              <w:t>android:layout</w:t>
+            </w:r>
+            <w:proofErr w:type="gramEnd"/>
+            <w:r>
+              <w:rPr>
+                <w:rFonts w:ascii="Courier New" w:hAnsi="Courier New" w:cs="Courier New"/>
+                <w:sz w:val="22"/>
+                <w:lang w:val="en-ID"/>
+              </w:rPr>
+              <w:t>_width</w:t>
             </w:r>
             <w:proofErr w:type="spellEnd"/>
             <w:r>
@@ -11243,13 +11696,23 @@
               <w:t xml:space="preserve">        </w:t>
             </w:r>
             <w:proofErr w:type="spellStart"/>
-            <w:r>
-              <w:rPr>
-                <w:rFonts w:ascii="Courier New" w:hAnsi="Courier New" w:cs="Courier New"/>
-                <w:sz w:val="22"/>
-                <w:lang w:val="en-ID"/>
-              </w:rPr>
-              <w:t>android:layout_height</w:t>
+            <w:proofErr w:type="gramStart"/>
+            <w:r>
+              <w:rPr>
+                <w:rFonts w:ascii="Courier New" w:hAnsi="Courier New" w:cs="Courier New"/>
+                <w:sz w:val="22"/>
+                <w:lang w:val="en-ID"/>
+              </w:rPr>
+              <w:t>android:layout</w:t>
+            </w:r>
+            <w:proofErr w:type="gramEnd"/>
+            <w:r>
+              <w:rPr>
+                <w:rFonts w:ascii="Courier New" w:hAnsi="Courier New" w:cs="Courier New"/>
+                <w:sz w:val="22"/>
+                <w:lang w:val="en-ID"/>
+              </w:rPr>
+              <w:t>_height</w:t>
             </w:r>
             <w:proofErr w:type="spellEnd"/>
             <w:r>
@@ -11349,13 +11812,23 @@
               <w:t xml:space="preserve">        </w:t>
             </w:r>
             <w:proofErr w:type="spellStart"/>
-            <w:r>
-              <w:rPr>
-                <w:rFonts w:ascii="Courier New" w:hAnsi="Courier New" w:cs="Courier New"/>
-                <w:sz w:val="22"/>
-                <w:lang w:val="en-ID"/>
-              </w:rPr>
-              <w:t>app:layout_constraintStart_toStartOf</w:t>
+            <w:proofErr w:type="gramStart"/>
+            <w:r>
+              <w:rPr>
+                <w:rFonts w:ascii="Courier New" w:hAnsi="Courier New" w:cs="Courier New"/>
+                <w:sz w:val="22"/>
+                <w:lang w:val="en-ID"/>
+              </w:rPr>
+              <w:t>app:layout</w:t>
+            </w:r>
+            <w:proofErr w:type="gramEnd"/>
+            <w:r>
+              <w:rPr>
+                <w:rFonts w:ascii="Courier New" w:hAnsi="Courier New" w:cs="Courier New"/>
+                <w:sz w:val="22"/>
+                <w:lang w:val="en-ID"/>
+              </w:rPr>
+              <w:t>_constraintStart_toStartOf</w:t>
             </w:r>
             <w:proofErr w:type="spellEnd"/>
             <w:r>
@@ -11384,13 +11857,23 @@
               <w:t xml:space="preserve">        </w:t>
             </w:r>
             <w:proofErr w:type="spellStart"/>
-            <w:r>
-              <w:rPr>
-                <w:rFonts w:ascii="Courier New" w:hAnsi="Courier New" w:cs="Courier New"/>
-                <w:sz w:val="22"/>
-                <w:lang w:val="en-ID"/>
-              </w:rPr>
-              <w:t>app:layout_constraintTop_toTopOf</w:t>
+            <w:proofErr w:type="gramStart"/>
+            <w:r>
+              <w:rPr>
+                <w:rFonts w:ascii="Courier New" w:hAnsi="Courier New" w:cs="Courier New"/>
+                <w:sz w:val="22"/>
+                <w:lang w:val="en-ID"/>
+              </w:rPr>
+              <w:t>app:layout</w:t>
+            </w:r>
+            <w:proofErr w:type="gramEnd"/>
+            <w:r>
+              <w:rPr>
+                <w:rFonts w:ascii="Courier New" w:hAnsi="Courier New" w:cs="Courier New"/>
+                <w:sz w:val="22"/>
+                <w:lang w:val="en-ID"/>
+              </w:rPr>
+              <w:t>_constraintTop_toTopOf</w:t>
             </w:r>
             <w:proofErr w:type="spellEnd"/>
             <w:r>
@@ -11419,13 +11902,23 @@
               <w:t xml:space="preserve">        </w:t>
             </w:r>
             <w:proofErr w:type="spellStart"/>
-            <w:r>
-              <w:rPr>
-                <w:rFonts w:ascii="Courier New" w:hAnsi="Courier New" w:cs="Courier New"/>
-                <w:sz w:val="22"/>
-                <w:lang w:val="en-ID"/>
-              </w:rPr>
-              <w:t>app:layout_constraintEnd_toEndOf</w:t>
+            <w:proofErr w:type="gramStart"/>
+            <w:r>
+              <w:rPr>
+                <w:rFonts w:ascii="Courier New" w:hAnsi="Courier New" w:cs="Courier New"/>
+                <w:sz w:val="22"/>
+                <w:lang w:val="en-ID"/>
+              </w:rPr>
+              <w:t>app:layout</w:t>
+            </w:r>
+            <w:proofErr w:type="gramEnd"/>
+            <w:r>
+              <w:rPr>
+                <w:rFonts w:ascii="Courier New" w:hAnsi="Courier New" w:cs="Courier New"/>
+                <w:sz w:val="22"/>
+                <w:lang w:val="en-ID"/>
+              </w:rPr>
+              <w:t>_constraintEnd_toEndOf</w:t>
             </w:r>
             <w:proofErr w:type="spellEnd"/>
             <w:r>
@@ -11454,6 +11947,7 @@
               <w:t xml:space="preserve">        </w:t>
             </w:r>
             <w:proofErr w:type="spellStart"/>
+            <w:proofErr w:type="gramStart"/>
             <w:r>
               <w:rPr>
                 <w:rFonts w:ascii="Courier New" w:hAnsi="Courier New" w:cs="Courier New"/>
@@ -11463,6 +11957,7 @@
               <w:t>android:textSize</w:t>
             </w:r>
             <w:proofErr w:type="spellEnd"/>
+            <w:proofErr w:type="gramEnd"/>
             <w:r>
               <w:rPr>
                 <w:rFonts w:ascii="Courier New" w:hAnsi="Courier New" w:cs="Courier New"/>
@@ -11489,6 +11984,7 @@
               <w:t xml:space="preserve">        </w:t>
             </w:r>
             <w:proofErr w:type="spellStart"/>
+            <w:proofErr w:type="gramStart"/>
             <w:r>
               <w:rPr>
                 <w:rFonts w:ascii="Courier New" w:hAnsi="Courier New" w:cs="Courier New"/>
@@ -11498,6 +11994,7 @@
               <w:t>android:textStyle</w:t>
             </w:r>
             <w:proofErr w:type="spellEnd"/>
+            <w:proofErr w:type="gramEnd"/>
             <w:r>
               <w:rPr>
                 <w:rFonts w:ascii="Courier New" w:hAnsi="Courier New" w:cs="Courier New"/>
@@ -11524,6 +12021,7 @@
               <w:t xml:space="preserve">        </w:t>
             </w:r>
             <w:proofErr w:type="spellStart"/>
+            <w:proofErr w:type="gramStart"/>
             <w:r>
               <w:rPr>
                 <w:rFonts w:ascii="Courier New" w:hAnsi="Courier New" w:cs="Courier New"/>
@@ -11533,6 +12031,7 @@
               <w:t>android:textAllCaps</w:t>
             </w:r>
             <w:proofErr w:type="spellEnd"/>
+            <w:proofErr w:type="gramEnd"/>
             <w:r>
               <w:rPr>
                 <w:rFonts w:ascii="Courier New" w:hAnsi="Courier New" w:cs="Courier New"/>
@@ -11665,13 +12164,23 @@
               <w:t xml:space="preserve">        </w:t>
             </w:r>
             <w:proofErr w:type="spellStart"/>
-            <w:r>
-              <w:rPr>
-                <w:rFonts w:ascii="Courier New" w:hAnsi="Courier New" w:cs="Courier New"/>
-                <w:sz w:val="22"/>
-                <w:lang w:val="en-ID"/>
-              </w:rPr>
-              <w:t>android:layout_width</w:t>
+            <w:proofErr w:type="gramStart"/>
+            <w:r>
+              <w:rPr>
+                <w:rFonts w:ascii="Courier New" w:hAnsi="Courier New" w:cs="Courier New"/>
+                <w:sz w:val="22"/>
+                <w:lang w:val="en-ID"/>
+              </w:rPr>
+              <w:t>android:layout</w:t>
+            </w:r>
+            <w:proofErr w:type="gramEnd"/>
+            <w:r>
+              <w:rPr>
+                <w:rFonts w:ascii="Courier New" w:hAnsi="Courier New" w:cs="Courier New"/>
+                <w:sz w:val="22"/>
+                <w:lang w:val="en-ID"/>
+              </w:rPr>
+              <w:t>_width</w:t>
             </w:r>
             <w:proofErr w:type="spellEnd"/>
             <w:r>
@@ -11718,13 +12227,23 @@
               <w:t xml:space="preserve">        </w:t>
             </w:r>
             <w:proofErr w:type="spellStart"/>
-            <w:r>
-              <w:rPr>
-                <w:rFonts w:ascii="Courier New" w:hAnsi="Courier New" w:cs="Courier New"/>
-                <w:sz w:val="22"/>
-                <w:lang w:val="en-ID"/>
-              </w:rPr>
-              <w:t>android:layout_height</w:t>
+            <w:proofErr w:type="gramStart"/>
+            <w:r>
+              <w:rPr>
+                <w:rFonts w:ascii="Courier New" w:hAnsi="Courier New" w:cs="Courier New"/>
+                <w:sz w:val="22"/>
+                <w:lang w:val="en-ID"/>
+              </w:rPr>
+              <w:t>android:layout</w:t>
+            </w:r>
+            <w:proofErr w:type="gramEnd"/>
+            <w:r>
+              <w:rPr>
+                <w:rFonts w:ascii="Courier New" w:hAnsi="Courier New" w:cs="Courier New"/>
+                <w:sz w:val="22"/>
+                <w:lang w:val="en-ID"/>
+              </w:rPr>
+              <w:t>_height</w:t>
             </w:r>
             <w:proofErr w:type="spellEnd"/>
             <w:r>
@@ -11771,13 +12290,23 @@
               <w:t xml:space="preserve">        </w:t>
             </w:r>
             <w:proofErr w:type="spellStart"/>
-            <w:r>
-              <w:rPr>
-                <w:rFonts w:ascii="Courier New" w:hAnsi="Courier New" w:cs="Courier New"/>
-                <w:sz w:val="22"/>
-                <w:lang w:val="en-ID"/>
-              </w:rPr>
-              <w:t>app:layout_constraintStart_toStartOf</w:t>
+            <w:proofErr w:type="gramStart"/>
+            <w:r>
+              <w:rPr>
+                <w:rFonts w:ascii="Courier New" w:hAnsi="Courier New" w:cs="Courier New"/>
+                <w:sz w:val="22"/>
+                <w:lang w:val="en-ID"/>
+              </w:rPr>
+              <w:t>app:layout</w:t>
+            </w:r>
+            <w:proofErr w:type="gramEnd"/>
+            <w:r>
+              <w:rPr>
+                <w:rFonts w:ascii="Courier New" w:hAnsi="Courier New" w:cs="Courier New"/>
+                <w:sz w:val="22"/>
+                <w:lang w:val="en-ID"/>
+              </w:rPr>
+              <w:t>_constraintStart_toStartOf</w:t>
             </w:r>
             <w:proofErr w:type="spellEnd"/>
             <w:r>
@@ -11806,13 +12335,23 @@
               <w:t xml:space="preserve">        </w:t>
             </w:r>
             <w:proofErr w:type="spellStart"/>
-            <w:r>
-              <w:rPr>
-                <w:rFonts w:ascii="Courier New" w:hAnsi="Courier New" w:cs="Courier New"/>
-                <w:sz w:val="22"/>
-                <w:lang w:val="en-ID"/>
-              </w:rPr>
-              <w:t>app:layout_constraintTop_toBottomOf</w:t>
+            <w:proofErr w:type="gramStart"/>
+            <w:r>
+              <w:rPr>
+                <w:rFonts w:ascii="Courier New" w:hAnsi="Courier New" w:cs="Courier New"/>
+                <w:sz w:val="22"/>
+                <w:lang w:val="en-ID"/>
+              </w:rPr>
+              <w:t>app:layout</w:t>
+            </w:r>
+            <w:proofErr w:type="gramEnd"/>
+            <w:r>
+              <w:rPr>
+                <w:rFonts w:ascii="Courier New" w:hAnsi="Courier New" w:cs="Courier New"/>
+                <w:sz w:val="22"/>
+                <w:lang w:val="en-ID"/>
+              </w:rPr>
+              <w:t>_constraintTop_toBottomOf</w:t>
             </w:r>
             <w:proofErr w:type="spellEnd"/>
             <w:r>
@@ -11894,6 +12433,7 @@
               <w:t xml:space="preserve">        </w:t>
             </w:r>
             <w:proofErr w:type="spellStart"/>
+            <w:proofErr w:type="gramStart"/>
             <w:r>
               <w:rPr>
                 <w:rFonts w:ascii="Courier New" w:hAnsi="Courier New" w:cs="Courier New"/>
@@ -11903,6 +12443,7 @@
               <w:t>android:textSize</w:t>
             </w:r>
             <w:proofErr w:type="spellEnd"/>
+            <w:proofErr w:type="gramEnd"/>
             <w:r>
               <w:rPr>
                 <w:rFonts w:ascii="Courier New" w:hAnsi="Courier New" w:cs="Courier New"/>
@@ -11929,13 +12470,23 @@
               <w:t xml:space="preserve">        </w:t>
             </w:r>
             <w:proofErr w:type="spellStart"/>
-            <w:r>
-              <w:rPr>
-                <w:rFonts w:ascii="Courier New" w:hAnsi="Courier New" w:cs="Courier New"/>
-                <w:sz w:val="22"/>
-                <w:lang w:val="en-ID"/>
-              </w:rPr>
-              <w:t>android:layout_marginTop</w:t>
+            <w:proofErr w:type="gramStart"/>
+            <w:r>
+              <w:rPr>
+                <w:rFonts w:ascii="Courier New" w:hAnsi="Courier New" w:cs="Courier New"/>
+                <w:sz w:val="22"/>
+                <w:lang w:val="en-ID"/>
+              </w:rPr>
+              <w:t>android:layout</w:t>
+            </w:r>
+            <w:proofErr w:type="gramEnd"/>
+            <w:r>
+              <w:rPr>
+                <w:rFonts w:ascii="Courier New" w:hAnsi="Courier New" w:cs="Courier New"/>
+                <w:sz w:val="22"/>
+                <w:lang w:val="en-ID"/>
+              </w:rPr>
+              <w:t>_marginTop</w:t>
             </w:r>
             <w:proofErr w:type="spellEnd"/>
             <w:r>
@@ -12070,13 +12621,23 @@
               <w:t xml:space="preserve">        </w:t>
             </w:r>
             <w:proofErr w:type="spellStart"/>
-            <w:r>
-              <w:rPr>
-                <w:rFonts w:ascii="Courier New" w:hAnsi="Courier New" w:cs="Courier New"/>
-                <w:sz w:val="22"/>
-                <w:lang w:val="en-ID"/>
-              </w:rPr>
-              <w:t>android:layout_width</w:t>
+            <w:proofErr w:type="gramStart"/>
+            <w:r>
+              <w:rPr>
+                <w:rFonts w:ascii="Courier New" w:hAnsi="Courier New" w:cs="Courier New"/>
+                <w:sz w:val="22"/>
+                <w:lang w:val="en-ID"/>
+              </w:rPr>
+              <w:t>android:layout</w:t>
+            </w:r>
+            <w:proofErr w:type="gramEnd"/>
+            <w:r>
+              <w:rPr>
+                <w:rFonts w:ascii="Courier New" w:hAnsi="Courier New" w:cs="Courier New"/>
+                <w:sz w:val="22"/>
+                <w:lang w:val="en-ID"/>
+              </w:rPr>
+              <w:t>_width</w:t>
             </w:r>
             <w:proofErr w:type="spellEnd"/>
             <w:r>
@@ -12105,13 +12666,23 @@
               <w:t xml:space="preserve">        </w:t>
             </w:r>
             <w:proofErr w:type="spellStart"/>
-            <w:r>
-              <w:rPr>
-                <w:rFonts w:ascii="Courier New" w:hAnsi="Courier New" w:cs="Courier New"/>
-                <w:sz w:val="22"/>
-                <w:lang w:val="en-ID"/>
-              </w:rPr>
-              <w:t>android:layout_height</w:t>
+            <w:proofErr w:type="gramStart"/>
+            <w:r>
+              <w:rPr>
+                <w:rFonts w:ascii="Courier New" w:hAnsi="Courier New" w:cs="Courier New"/>
+                <w:sz w:val="22"/>
+                <w:lang w:val="en-ID"/>
+              </w:rPr>
+              <w:t>android:layout</w:t>
+            </w:r>
+            <w:proofErr w:type="gramEnd"/>
+            <w:r>
+              <w:rPr>
+                <w:rFonts w:ascii="Courier New" w:hAnsi="Courier New" w:cs="Courier New"/>
+                <w:sz w:val="22"/>
+                <w:lang w:val="en-ID"/>
+              </w:rPr>
+              <w:t>_height</w:t>
             </w:r>
             <w:proofErr w:type="spellEnd"/>
             <w:r>
@@ -12158,6 +12729,7 @@
               <w:t xml:space="preserve">        </w:t>
             </w:r>
             <w:proofErr w:type="spellStart"/>
+            <w:proofErr w:type="gramStart"/>
             <w:r>
               <w:rPr>
                 <w:rFonts w:ascii="Courier New" w:hAnsi="Courier New" w:cs="Courier New"/>
@@ -12167,6 +12739,7 @@
               <w:t>android:hint</w:t>
             </w:r>
             <w:proofErr w:type="spellEnd"/>
+            <w:proofErr w:type="gramEnd"/>
             <w:r>
               <w:rPr>
                 <w:rFonts w:ascii="Courier New" w:hAnsi="Courier New" w:cs="Courier New"/>
@@ -12193,6 +12766,7 @@
               <w:t xml:space="preserve">        </w:t>
             </w:r>
             <w:proofErr w:type="spellStart"/>
+            <w:proofErr w:type="gramStart"/>
             <w:r>
               <w:rPr>
                 <w:rFonts w:ascii="Courier New" w:hAnsi="Courier New" w:cs="Courier New"/>
@@ -12202,6 +12776,7 @@
               <w:t>android:background</w:t>
             </w:r>
             <w:proofErr w:type="spellEnd"/>
+            <w:proofErr w:type="gramEnd"/>
             <w:r>
               <w:rPr>
                 <w:rFonts w:ascii="Courier New" w:hAnsi="Courier New" w:cs="Courier New"/>
@@ -12264,6 +12839,7 @@
               <w:t xml:space="preserve">        </w:t>
             </w:r>
             <w:proofErr w:type="spellStart"/>
+            <w:proofErr w:type="gramStart"/>
             <w:r>
               <w:rPr>
                 <w:rFonts w:ascii="Courier New" w:hAnsi="Courier New" w:cs="Courier New"/>
@@ -12273,6 +12849,7 @@
               <w:t>android:inputType</w:t>
             </w:r>
             <w:proofErr w:type="spellEnd"/>
+            <w:proofErr w:type="gramEnd"/>
             <w:r>
               <w:rPr>
                 <w:rFonts w:ascii="Courier New" w:hAnsi="Courier New" w:cs="Courier New"/>
@@ -12317,6 +12894,7 @@
               <w:t xml:space="preserve">        </w:t>
             </w:r>
             <w:proofErr w:type="spellStart"/>
+            <w:proofErr w:type="gramStart"/>
             <w:r>
               <w:rPr>
                 <w:rFonts w:ascii="Courier New" w:hAnsi="Courier New" w:cs="Courier New"/>
@@ -12326,6 +12904,7 @@
               <w:t>android:padding</w:t>
             </w:r>
             <w:proofErr w:type="spellEnd"/>
+            <w:proofErr w:type="gramEnd"/>
             <w:r>
               <w:rPr>
                 <w:rFonts w:ascii="Courier New" w:hAnsi="Courier New" w:cs="Courier New"/>
@@ -12352,13 +12931,23 @@
               <w:t xml:space="preserve">        </w:t>
             </w:r>
             <w:proofErr w:type="spellStart"/>
-            <w:r>
-              <w:rPr>
-                <w:rFonts w:ascii="Courier New" w:hAnsi="Courier New" w:cs="Courier New"/>
-                <w:sz w:val="22"/>
-                <w:lang w:val="en-ID"/>
-              </w:rPr>
-              <w:t>app:layout_constraintStart_toStartOf</w:t>
+            <w:proofErr w:type="gramStart"/>
+            <w:r>
+              <w:rPr>
+                <w:rFonts w:ascii="Courier New" w:hAnsi="Courier New" w:cs="Courier New"/>
+                <w:sz w:val="22"/>
+                <w:lang w:val="en-ID"/>
+              </w:rPr>
+              <w:t>app:layout</w:t>
+            </w:r>
+            <w:proofErr w:type="gramEnd"/>
+            <w:r>
+              <w:rPr>
+                <w:rFonts w:ascii="Courier New" w:hAnsi="Courier New" w:cs="Courier New"/>
+                <w:sz w:val="22"/>
+                <w:lang w:val="en-ID"/>
+              </w:rPr>
+              <w:t>_constraintStart_toStartOf</w:t>
             </w:r>
             <w:proofErr w:type="spellEnd"/>
             <w:r>
@@ -12387,13 +12976,23 @@
               <w:t xml:space="preserve">        </w:t>
             </w:r>
             <w:proofErr w:type="spellStart"/>
-            <w:r>
-              <w:rPr>
-                <w:rFonts w:ascii="Courier New" w:hAnsi="Courier New" w:cs="Courier New"/>
-                <w:sz w:val="22"/>
-                <w:lang w:val="en-ID"/>
-              </w:rPr>
-              <w:t>app:layout_constraintTop_toBottomOf</w:t>
+            <w:proofErr w:type="gramStart"/>
+            <w:r>
+              <w:rPr>
+                <w:rFonts w:ascii="Courier New" w:hAnsi="Courier New" w:cs="Courier New"/>
+                <w:sz w:val="22"/>
+                <w:lang w:val="en-ID"/>
+              </w:rPr>
+              <w:t>app:layout</w:t>
+            </w:r>
+            <w:proofErr w:type="gramEnd"/>
+            <w:r>
+              <w:rPr>
+                <w:rFonts w:ascii="Courier New" w:hAnsi="Courier New" w:cs="Courier New"/>
+                <w:sz w:val="22"/>
+                <w:lang w:val="en-ID"/>
+              </w:rPr>
+              <w:t>_constraintTop_toBottomOf</w:t>
             </w:r>
             <w:proofErr w:type="spellEnd"/>
             <w:r>
@@ -12440,13 +13039,23 @@
               <w:t xml:space="preserve">        </w:t>
             </w:r>
             <w:proofErr w:type="spellStart"/>
-            <w:r>
-              <w:rPr>
-                <w:rFonts w:ascii="Courier New" w:hAnsi="Courier New" w:cs="Courier New"/>
-                <w:sz w:val="22"/>
-                <w:lang w:val="en-ID"/>
-              </w:rPr>
-              <w:t>app:layout_constraintEnd_toEndOf</w:t>
+            <w:proofErr w:type="gramStart"/>
+            <w:r>
+              <w:rPr>
+                <w:rFonts w:ascii="Courier New" w:hAnsi="Courier New" w:cs="Courier New"/>
+                <w:sz w:val="22"/>
+                <w:lang w:val="en-ID"/>
+              </w:rPr>
+              <w:t>app:layout</w:t>
+            </w:r>
+            <w:proofErr w:type="gramEnd"/>
+            <w:r>
+              <w:rPr>
+                <w:rFonts w:ascii="Courier New" w:hAnsi="Courier New" w:cs="Courier New"/>
+                <w:sz w:val="22"/>
+                <w:lang w:val="en-ID"/>
+              </w:rPr>
+              <w:t>_constraintEnd_toEndOf</w:t>
             </w:r>
             <w:proofErr w:type="spellEnd"/>
             <w:r>
@@ -12475,13 +13084,23 @@
               <w:t xml:space="preserve">        </w:t>
             </w:r>
             <w:proofErr w:type="spellStart"/>
-            <w:r>
-              <w:rPr>
-                <w:rFonts w:ascii="Courier New" w:hAnsi="Courier New" w:cs="Courier New"/>
-                <w:sz w:val="22"/>
-                <w:lang w:val="en-ID"/>
-              </w:rPr>
-              <w:t>android:layout_marginTop</w:t>
+            <w:proofErr w:type="gramStart"/>
+            <w:r>
+              <w:rPr>
+                <w:rFonts w:ascii="Courier New" w:hAnsi="Courier New" w:cs="Courier New"/>
+                <w:sz w:val="22"/>
+                <w:lang w:val="en-ID"/>
+              </w:rPr>
+              <w:t>android:layout</w:t>
+            </w:r>
+            <w:proofErr w:type="gramEnd"/>
+            <w:r>
+              <w:rPr>
+                <w:rFonts w:ascii="Courier New" w:hAnsi="Courier New" w:cs="Courier New"/>
+                <w:sz w:val="22"/>
+                <w:lang w:val="en-ID"/>
+              </w:rPr>
+              <w:t>_marginTop</w:t>
             </w:r>
             <w:proofErr w:type="spellEnd"/>
             <w:r>
@@ -12616,13 +13235,23 @@
               <w:t xml:space="preserve">        </w:t>
             </w:r>
             <w:proofErr w:type="spellStart"/>
-            <w:r>
-              <w:rPr>
-                <w:rFonts w:ascii="Courier New" w:hAnsi="Courier New" w:cs="Courier New"/>
-                <w:sz w:val="22"/>
-                <w:lang w:val="en-ID"/>
-              </w:rPr>
-              <w:t>android:layout_width</w:t>
+            <w:proofErr w:type="gramStart"/>
+            <w:r>
+              <w:rPr>
+                <w:rFonts w:ascii="Courier New" w:hAnsi="Courier New" w:cs="Courier New"/>
+                <w:sz w:val="22"/>
+                <w:lang w:val="en-ID"/>
+              </w:rPr>
+              <w:t>android:layout</w:t>
+            </w:r>
+            <w:proofErr w:type="gramEnd"/>
+            <w:r>
+              <w:rPr>
+                <w:rFonts w:ascii="Courier New" w:hAnsi="Courier New" w:cs="Courier New"/>
+                <w:sz w:val="22"/>
+                <w:lang w:val="en-ID"/>
+              </w:rPr>
+              <w:t>_width</w:t>
             </w:r>
             <w:proofErr w:type="spellEnd"/>
             <w:r>
@@ -12669,13 +13298,23 @@
               <w:t xml:space="preserve">        </w:t>
             </w:r>
             <w:proofErr w:type="spellStart"/>
-            <w:r>
-              <w:rPr>
-                <w:rFonts w:ascii="Courier New" w:hAnsi="Courier New" w:cs="Courier New"/>
-                <w:sz w:val="22"/>
-                <w:lang w:val="en-ID"/>
-              </w:rPr>
-              <w:t>android:layout_height</w:t>
+            <w:proofErr w:type="gramStart"/>
+            <w:r>
+              <w:rPr>
+                <w:rFonts w:ascii="Courier New" w:hAnsi="Courier New" w:cs="Courier New"/>
+                <w:sz w:val="22"/>
+                <w:lang w:val="en-ID"/>
+              </w:rPr>
+              <w:t>android:layout</w:t>
+            </w:r>
+            <w:proofErr w:type="gramEnd"/>
+            <w:r>
+              <w:rPr>
+                <w:rFonts w:ascii="Courier New" w:hAnsi="Courier New" w:cs="Courier New"/>
+                <w:sz w:val="22"/>
+                <w:lang w:val="en-ID"/>
+              </w:rPr>
+              <w:t>_height</w:t>
             </w:r>
             <w:proofErr w:type="spellEnd"/>
             <w:r>
@@ -12757,13 +13396,23 @@
               <w:t xml:space="preserve">        </w:t>
             </w:r>
             <w:proofErr w:type="spellStart"/>
-            <w:r>
-              <w:rPr>
-                <w:rFonts w:ascii="Courier New" w:hAnsi="Courier New" w:cs="Courier New"/>
-                <w:sz w:val="22"/>
-                <w:lang w:val="en-ID"/>
-              </w:rPr>
-              <w:t>app:layout_constraintStart_toStartOf</w:t>
+            <w:proofErr w:type="gramStart"/>
+            <w:r>
+              <w:rPr>
+                <w:rFonts w:ascii="Courier New" w:hAnsi="Courier New" w:cs="Courier New"/>
+                <w:sz w:val="22"/>
+                <w:lang w:val="en-ID"/>
+              </w:rPr>
+              <w:t>app:layout</w:t>
+            </w:r>
+            <w:proofErr w:type="gramEnd"/>
+            <w:r>
+              <w:rPr>
+                <w:rFonts w:ascii="Courier New" w:hAnsi="Courier New" w:cs="Courier New"/>
+                <w:sz w:val="22"/>
+                <w:lang w:val="en-ID"/>
+              </w:rPr>
+              <w:t>_constraintStart_toStartOf</w:t>
             </w:r>
             <w:proofErr w:type="spellEnd"/>
             <w:r>
@@ -12792,13 +13441,23 @@
               <w:t xml:space="preserve">        </w:t>
             </w:r>
             <w:proofErr w:type="spellStart"/>
-            <w:r>
-              <w:rPr>
-                <w:rFonts w:ascii="Courier New" w:hAnsi="Courier New" w:cs="Courier New"/>
-                <w:sz w:val="22"/>
-                <w:lang w:val="en-ID"/>
-              </w:rPr>
-              <w:t>app:layout_constraintTop_toBottomOf</w:t>
+            <w:proofErr w:type="gramStart"/>
+            <w:r>
+              <w:rPr>
+                <w:rFonts w:ascii="Courier New" w:hAnsi="Courier New" w:cs="Courier New"/>
+                <w:sz w:val="22"/>
+                <w:lang w:val="en-ID"/>
+              </w:rPr>
+              <w:t>app:layout</w:t>
+            </w:r>
+            <w:proofErr w:type="gramEnd"/>
+            <w:r>
+              <w:rPr>
+                <w:rFonts w:ascii="Courier New" w:hAnsi="Courier New" w:cs="Courier New"/>
+                <w:sz w:val="22"/>
+                <w:lang w:val="en-ID"/>
+              </w:rPr>
+              <w:t>_constraintTop_toBottomOf</w:t>
             </w:r>
             <w:proofErr w:type="spellEnd"/>
             <w:r>
@@ -12845,13 +13504,23 @@
               <w:t xml:space="preserve">        </w:t>
             </w:r>
             <w:proofErr w:type="spellStart"/>
-            <w:r>
-              <w:rPr>
-                <w:rFonts w:ascii="Courier New" w:hAnsi="Courier New" w:cs="Courier New"/>
-                <w:sz w:val="22"/>
-                <w:lang w:val="en-ID"/>
-              </w:rPr>
-              <w:t>android:layout_marginTop</w:t>
+            <w:proofErr w:type="gramStart"/>
+            <w:r>
+              <w:rPr>
+                <w:rFonts w:ascii="Courier New" w:hAnsi="Courier New" w:cs="Courier New"/>
+                <w:sz w:val="22"/>
+                <w:lang w:val="en-ID"/>
+              </w:rPr>
+              <w:t>android:layout</w:t>
+            </w:r>
+            <w:proofErr w:type="gramEnd"/>
+            <w:r>
+              <w:rPr>
+                <w:rFonts w:ascii="Courier New" w:hAnsi="Courier New" w:cs="Courier New"/>
+                <w:sz w:val="22"/>
+                <w:lang w:val="en-ID"/>
+              </w:rPr>
+              <w:t>_marginTop</w:t>
             </w:r>
             <w:proofErr w:type="spellEnd"/>
             <w:r>
@@ -12986,13 +13655,23 @@
               <w:t xml:space="preserve">        </w:t>
             </w:r>
             <w:proofErr w:type="spellStart"/>
-            <w:r>
-              <w:rPr>
-                <w:rFonts w:ascii="Courier New" w:hAnsi="Courier New" w:cs="Courier New"/>
-                <w:sz w:val="22"/>
-                <w:lang w:val="en-ID"/>
-              </w:rPr>
-              <w:t>android:layout_width</w:t>
+            <w:proofErr w:type="gramStart"/>
+            <w:r>
+              <w:rPr>
+                <w:rFonts w:ascii="Courier New" w:hAnsi="Courier New" w:cs="Courier New"/>
+                <w:sz w:val="22"/>
+                <w:lang w:val="en-ID"/>
+              </w:rPr>
+              <w:t>android:layout</w:t>
+            </w:r>
+            <w:proofErr w:type="gramEnd"/>
+            <w:r>
+              <w:rPr>
+                <w:rFonts w:ascii="Courier New" w:hAnsi="Courier New" w:cs="Courier New"/>
+                <w:sz w:val="22"/>
+                <w:lang w:val="en-ID"/>
+              </w:rPr>
+              <w:t>_width</w:t>
             </w:r>
             <w:proofErr w:type="spellEnd"/>
             <w:r>
@@ -13039,13 +13718,23 @@
               <w:t xml:space="preserve">        </w:t>
             </w:r>
             <w:proofErr w:type="spellStart"/>
-            <w:r>
-              <w:rPr>
-                <w:rFonts w:ascii="Courier New" w:hAnsi="Courier New" w:cs="Courier New"/>
-                <w:sz w:val="22"/>
-                <w:lang w:val="en-ID"/>
-              </w:rPr>
-              <w:t>android:layout_height</w:t>
+            <w:proofErr w:type="gramStart"/>
+            <w:r>
+              <w:rPr>
+                <w:rFonts w:ascii="Courier New" w:hAnsi="Courier New" w:cs="Courier New"/>
+                <w:sz w:val="22"/>
+                <w:lang w:val="en-ID"/>
+              </w:rPr>
+              <w:t>android:layout</w:t>
+            </w:r>
+            <w:proofErr w:type="gramEnd"/>
+            <w:r>
+              <w:rPr>
+                <w:rFonts w:ascii="Courier New" w:hAnsi="Courier New" w:cs="Courier New"/>
+                <w:sz w:val="22"/>
+                <w:lang w:val="en-ID"/>
+              </w:rPr>
+              <w:t>_height</w:t>
             </w:r>
             <w:proofErr w:type="spellEnd"/>
             <w:r>
@@ -13093,6 +13782,7 @@
               <w:t xml:space="preserve">        </w:t>
             </w:r>
             <w:proofErr w:type="spellStart"/>
+            <w:proofErr w:type="gramStart"/>
             <w:r>
               <w:rPr>
                 <w:rFonts w:ascii="Courier New" w:hAnsi="Courier New" w:cs="Courier New"/>
@@ -13102,6 +13792,7 @@
               <w:t>android:orientation</w:t>
             </w:r>
             <w:proofErr w:type="spellEnd"/>
+            <w:proofErr w:type="gramEnd"/>
             <w:r>
               <w:rPr>
                 <w:rFonts w:ascii="Courier New" w:hAnsi="Courier New" w:cs="Courier New"/>
@@ -13128,13 +13819,23 @@
               <w:t xml:space="preserve">        </w:t>
             </w:r>
             <w:proofErr w:type="spellStart"/>
-            <w:r>
-              <w:rPr>
-                <w:rFonts w:ascii="Courier New" w:hAnsi="Courier New" w:cs="Courier New"/>
-                <w:sz w:val="22"/>
-                <w:lang w:val="en-ID"/>
-              </w:rPr>
-              <w:t>app:layout_constraintStart_toStartOf</w:t>
+            <w:proofErr w:type="gramStart"/>
+            <w:r>
+              <w:rPr>
+                <w:rFonts w:ascii="Courier New" w:hAnsi="Courier New" w:cs="Courier New"/>
+                <w:sz w:val="22"/>
+                <w:lang w:val="en-ID"/>
+              </w:rPr>
+              <w:t>app:layout</w:t>
+            </w:r>
+            <w:proofErr w:type="gramEnd"/>
+            <w:r>
+              <w:rPr>
+                <w:rFonts w:ascii="Courier New" w:hAnsi="Courier New" w:cs="Courier New"/>
+                <w:sz w:val="22"/>
+                <w:lang w:val="en-ID"/>
+              </w:rPr>
+              <w:t>_constraintStart_toStartOf</w:t>
             </w:r>
             <w:proofErr w:type="spellEnd"/>
             <w:r>
@@ -13163,13 +13864,23 @@
               <w:t xml:space="preserve">        </w:t>
             </w:r>
             <w:proofErr w:type="spellStart"/>
-            <w:r>
-              <w:rPr>
-                <w:rFonts w:ascii="Courier New" w:hAnsi="Courier New" w:cs="Courier New"/>
-                <w:sz w:val="22"/>
-                <w:lang w:val="en-ID"/>
-              </w:rPr>
-              <w:t>app:layout_constraintTop_toBottomOf</w:t>
+            <w:proofErr w:type="gramStart"/>
+            <w:r>
+              <w:rPr>
+                <w:rFonts w:ascii="Courier New" w:hAnsi="Courier New" w:cs="Courier New"/>
+                <w:sz w:val="22"/>
+                <w:lang w:val="en-ID"/>
+              </w:rPr>
+              <w:t>app:layout</w:t>
+            </w:r>
+            <w:proofErr w:type="gramEnd"/>
+            <w:r>
+              <w:rPr>
+                <w:rFonts w:ascii="Courier New" w:hAnsi="Courier New" w:cs="Courier New"/>
+                <w:sz w:val="22"/>
+                <w:lang w:val="en-ID"/>
+              </w:rPr>
+              <w:t>_constraintTop_toBottomOf</w:t>
             </w:r>
             <w:proofErr w:type="spellEnd"/>
             <w:r>
@@ -13287,13 +13998,23 @@
               <w:t xml:space="preserve">            </w:t>
             </w:r>
             <w:proofErr w:type="spellStart"/>
-            <w:r>
-              <w:rPr>
-                <w:rFonts w:ascii="Courier New" w:hAnsi="Courier New" w:cs="Courier New"/>
-                <w:sz w:val="22"/>
-                <w:lang w:val="en-ID"/>
-              </w:rPr>
-              <w:t>android:layout_width</w:t>
+            <w:proofErr w:type="gramStart"/>
+            <w:r>
+              <w:rPr>
+                <w:rFonts w:ascii="Courier New" w:hAnsi="Courier New" w:cs="Courier New"/>
+                <w:sz w:val="22"/>
+                <w:lang w:val="en-ID"/>
+              </w:rPr>
+              <w:t>android:layout</w:t>
+            </w:r>
+            <w:proofErr w:type="gramEnd"/>
+            <w:r>
+              <w:rPr>
+                <w:rFonts w:ascii="Courier New" w:hAnsi="Courier New" w:cs="Courier New"/>
+                <w:sz w:val="22"/>
+                <w:lang w:val="en-ID"/>
+              </w:rPr>
+              <w:t>_width</w:t>
             </w:r>
             <w:proofErr w:type="spellEnd"/>
             <w:r>
@@ -13340,13 +14061,23 @@
               <w:t xml:space="preserve">            </w:t>
             </w:r>
             <w:proofErr w:type="spellStart"/>
-            <w:r>
-              <w:rPr>
-                <w:rFonts w:ascii="Courier New" w:hAnsi="Courier New" w:cs="Courier New"/>
-                <w:sz w:val="22"/>
-                <w:lang w:val="en-ID"/>
-              </w:rPr>
-              <w:t>android:layout_height</w:t>
+            <w:proofErr w:type="gramStart"/>
+            <w:r>
+              <w:rPr>
+                <w:rFonts w:ascii="Courier New" w:hAnsi="Courier New" w:cs="Courier New"/>
+                <w:sz w:val="22"/>
+                <w:lang w:val="en-ID"/>
+              </w:rPr>
+              <w:t>android:layout</w:t>
+            </w:r>
+            <w:proofErr w:type="gramEnd"/>
+            <w:r>
+              <w:rPr>
+                <w:rFonts w:ascii="Courier New" w:hAnsi="Courier New" w:cs="Courier New"/>
+                <w:sz w:val="22"/>
+                <w:lang w:val="en-ID"/>
+              </w:rPr>
+              <w:t>_height</w:t>
             </w:r>
             <w:proofErr w:type="spellEnd"/>
             <w:r>
@@ -13507,13 +14238,23 @@
               <w:t xml:space="preserve">            </w:t>
             </w:r>
             <w:proofErr w:type="spellStart"/>
-            <w:r>
-              <w:rPr>
-                <w:rFonts w:ascii="Courier New" w:hAnsi="Courier New" w:cs="Courier New"/>
-                <w:sz w:val="22"/>
-                <w:lang w:val="en-ID"/>
-              </w:rPr>
-              <w:t>android:layout_width</w:t>
+            <w:proofErr w:type="gramStart"/>
+            <w:r>
+              <w:rPr>
+                <w:rFonts w:ascii="Courier New" w:hAnsi="Courier New" w:cs="Courier New"/>
+                <w:sz w:val="22"/>
+                <w:lang w:val="en-ID"/>
+              </w:rPr>
+              <w:t>android:layout</w:t>
+            </w:r>
+            <w:proofErr w:type="gramEnd"/>
+            <w:r>
+              <w:rPr>
+                <w:rFonts w:ascii="Courier New" w:hAnsi="Courier New" w:cs="Courier New"/>
+                <w:sz w:val="22"/>
+                <w:lang w:val="en-ID"/>
+              </w:rPr>
+              <w:t>_width</w:t>
             </w:r>
             <w:proofErr w:type="spellEnd"/>
             <w:r>
@@ -13560,13 +14301,23 @@
               <w:t xml:space="preserve">            </w:t>
             </w:r>
             <w:proofErr w:type="spellStart"/>
-            <w:r>
-              <w:rPr>
-                <w:rFonts w:ascii="Courier New" w:hAnsi="Courier New" w:cs="Courier New"/>
-                <w:sz w:val="22"/>
-                <w:lang w:val="en-ID"/>
-              </w:rPr>
-              <w:t>android:layout_height</w:t>
+            <w:proofErr w:type="gramStart"/>
+            <w:r>
+              <w:rPr>
+                <w:rFonts w:ascii="Courier New" w:hAnsi="Courier New" w:cs="Courier New"/>
+                <w:sz w:val="22"/>
+                <w:lang w:val="en-ID"/>
+              </w:rPr>
+              <w:t>android:layout</w:t>
+            </w:r>
+            <w:proofErr w:type="gramEnd"/>
+            <w:r>
+              <w:rPr>
+                <w:rFonts w:ascii="Courier New" w:hAnsi="Courier New" w:cs="Courier New"/>
+                <w:sz w:val="22"/>
+                <w:lang w:val="en-ID"/>
+              </w:rPr>
+              <w:t>_height</w:t>
             </w:r>
             <w:proofErr w:type="spellEnd"/>
             <w:r>
@@ -13727,13 +14478,23 @@
               <w:t xml:space="preserve">            </w:t>
             </w:r>
             <w:proofErr w:type="spellStart"/>
-            <w:r>
-              <w:rPr>
-                <w:rFonts w:ascii="Courier New" w:hAnsi="Courier New" w:cs="Courier New"/>
-                <w:sz w:val="22"/>
-                <w:lang w:val="en-ID"/>
-              </w:rPr>
-              <w:t>android:layout_width</w:t>
+            <w:proofErr w:type="gramStart"/>
+            <w:r>
+              <w:rPr>
+                <w:rFonts w:ascii="Courier New" w:hAnsi="Courier New" w:cs="Courier New"/>
+                <w:sz w:val="22"/>
+                <w:lang w:val="en-ID"/>
+              </w:rPr>
+              <w:t>android:layout</w:t>
+            </w:r>
+            <w:proofErr w:type="gramEnd"/>
+            <w:r>
+              <w:rPr>
+                <w:rFonts w:ascii="Courier New" w:hAnsi="Courier New" w:cs="Courier New"/>
+                <w:sz w:val="22"/>
+                <w:lang w:val="en-ID"/>
+              </w:rPr>
+              <w:t>_width</w:t>
             </w:r>
             <w:proofErr w:type="spellEnd"/>
             <w:r>
@@ -13780,13 +14541,23 @@
               <w:t xml:space="preserve">            </w:t>
             </w:r>
             <w:proofErr w:type="spellStart"/>
-            <w:r>
-              <w:rPr>
-                <w:rFonts w:ascii="Courier New" w:hAnsi="Courier New" w:cs="Courier New"/>
-                <w:sz w:val="22"/>
-                <w:lang w:val="en-ID"/>
-              </w:rPr>
-              <w:t>android:layout_height</w:t>
+            <w:proofErr w:type="gramStart"/>
+            <w:r>
+              <w:rPr>
+                <w:rFonts w:ascii="Courier New" w:hAnsi="Courier New" w:cs="Courier New"/>
+                <w:sz w:val="22"/>
+                <w:lang w:val="en-ID"/>
+              </w:rPr>
+              <w:t>android:layout</w:t>
+            </w:r>
+            <w:proofErr w:type="gramEnd"/>
+            <w:r>
+              <w:rPr>
+                <w:rFonts w:ascii="Courier New" w:hAnsi="Courier New" w:cs="Courier New"/>
+                <w:sz w:val="22"/>
+                <w:lang w:val="en-ID"/>
+              </w:rPr>
+              <w:t>_height</w:t>
             </w:r>
             <w:proofErr w:type="spellEnd"/>
             <w:r>
@@ -14018,13 +14789,23 @@
               <w:t xml:space="preserve">        </w:t>
             </w:r>
             <w:proofErr w:type="spellStart"/>
-            <w:r>
-              <w:rPr>
-                <w:rFonts w:ascii="Courier New" w:hAnsi="Courier New" w:cs="Courier New"/>
-                <w:sz w:val="22"/>
-                <w:lang w:val="en-ID"/>
-              </w:rPr>
-              <w:t>android:layout_width</w:t>
+            <w:proofErr w:type="gramStart"/>
+            <w:r>
+              <w:rPr>
+                <w:rFonts w:ascii="Courier New" w:hAnsi="Courier New" w:cs="Courier New"/>
+                <w:sz w:val="22"/>
+                <w:lang w:val="en-ID"/>
+              </w:rPr>
+              <w:t>android:layout</w:t>
+            </w:r>
+            <w:proofErr w:type="gramEnd"/>
+            <w:r>
+              <w:rPr>
+                <w:rFonts w:ascii="Courier New" w:hAnsi="Courier New" w:cs="Courier New"/>
+                <w:sz w:val="22"/>
+                <w:lang w:val="en-ID"/>
+              </w:rPr>
+              <w:t>_width</w:t>
             </w:r>
             <w:proofErr w:type="spellEnd"/>
             <w:r>
@@ -14071,13 +14852,23 @@
               <w:t xml:space="preserve">        </w:t>
             </w:r>
             <w:proofErr w:type="spellStart"/>
-            <w:r>
-              <w:rPr>
-                <w:rFonts w:ascii="Courier New" w:hAnsi="Courier New" w:cs="Courier New"/>
-                <w:sz w:val="22"/>
-                <w:lang w:val="en-ID"/>
-              </w:rPr>
-              <w:t>android:layout_height</w:t>
+            <w:proofErr w:type="gramStart"/>
+            <w:r>
+              <w:rPr>
+                <w:rFonts w:ascii="Courier New" w:hAnsi="Courier New" w:cs="Courier New"/>
+                <w:sz w:val="22"/>
+                <w:lang w:val="en-ID"/>
+              </w:rPr>
+              <w:t>android:layout</w:t>
+            </w:r>
+            <w:proofErr w:type="gramEnd"/>
+            <w:r>
+              <w:rPr>
+                <w:rFonts w:ascii="Courier New" w:hAnsi="Courier New" w:cs="Courier New"/>
+                <w:sz w:val="22"/>
+                <w:lang w:val="en-ID"/>
+              </w:rPr>
+              <w:t>_height</w:t>
             </w:r>
             <w:proofErr w:type="spellEnd"/>
             <w:r>
@@ -14159,13 +14950,23 @@
               <w:t xml:space="preserve">        </w:t>
             </w:r>
             <w:proofErr w:type="spellStart"/>
-            <w:r>
-              <w:rPr>
-                <w:rFonts w:ascii="Courier New" w:hAnsi="Courier New" w:cs="Courier New"/>
-                <w:sz w:val="22"/>
-                <w:lang w:val="en-ID"/>
-              </w:rPr>
-              <w:t>app:layout_constraintTop_toBottomOf</w:t>
+            <w:proofErr w:type="gramStart"/>
+            <w:r>
+              <w:rPr>
+                <w:rFonts w:ascii="Courier New" w:hAnsi="Courier New" w:cs="Courier New"/>
+                <w:sz w:val="22"/>
+                <w:lang w:val="en-ID"/>
+              </w:rPr>
+              <w:t>app:layout</w:t>
+            </w:r>
+            <w:proofErr w:type="gramEnd"/>
+            <w:r>
+              <w:rPr>
+                <w:rFonts w:ascii="Courier New" w:hAnsi="Courier New" w:cs="Courier New"/>
+                <w:sz w:val="22"/>
+                <w:lang w:val="en-ID"/>
+              </w:rPr>
+              <w:t>_constraintTop_toBottomOf</w:t>
             </w:r>
             <w:proofErr w:type="spellEnd"/>
             <w:r>
@@ -14212,13 +15013,23 @@
               <w:t xml:space="preserve">        </w:t>
             </w:r>
             <w:proofErr w:type="spellStart"/>
-            <w:r>
-              <w:rPr>
-                <w:rFonts w:ascii="Courier New" w:hAnsi="Courier New" w:cs="Courier New"/>
-                <w:sz w:val="22"/>
-                <w:lang w:val="en-ID"/>
-              </w:rPr>
-              <w:t>app:layout_constraintStart_toStartOf</w:t>
+            <w:proofErr w:type="gramStart"/>
+            <w:r>
+              <w:rPr>
+                <w:rFonts w:ascii="Courier New" w:hAnsi="Courier New" w:cs="Courier New"/>
+                <w:sz w:val="22"/>
+                <w:lang w:val="en-ID"/>
+              </w:rPr>
+              <w:t>app:layout</w:t>
+            </w:r>
+            <w:proofErr w:type="gramEnd"/>
+            <w:r>
+              <w:rPr>
+                <w:rFonts w:ascii="Courier New" w:hAnsi="Courier New" w:cs="Courier New"/>
+                <w:sz w:val="22"/>
+                <w:lang w:val="en-ID"/>
+              </w:rPr>
+              <w:t>_constraintStart_toStartOf</w:t>
             </w:r>
             <w:proofErr w:type="spellEnd"/>
             <w:r>
@@ -14247,13 +15058,23 @@
               <w:t xml:space="preserve">        </w:t>
             </w:r>
             <w:proofErr w:type="spellStart"/>
-            <w:r>
-              <w:rPr>
-                <w:rFonts w:ascii="Courier New" w:hAnsi="Courier New" w:cs="Courier New"/>
-                <w:sz w:val="22"/>
-                <w:lang w:val="en-ID"/>
-              </w:rPr>
-              <w:t>android:layout_marginTop</w:t>
+            <w:proofErr w:type="gramStart"/>
+            <w:r>
+              <w:rPr>
+                <w:rFonts w:ascii="Courier New" w:hAnsi="Courier New" w:cs="Courier New"/>
+                <w:sz w:val="22"/>
+                <w:lang w:val="en-ID"/>
+              </w:rPr>
+              <w:t>android:layout</w:t>
+            </w:r>
+            <w:proofErr w:type="gramEnd"/>
+            <w:r>
+              <w:rPr>
+                <w:rFonts w:ascii="Courier New" w:hAnsi="Courier New" w:cs="Courier New"/>
+                <w:sz w:val="22"/>
+                <w:lang w:val="en-ID"/>
+              </w:rPr>
+              <w:t>_marginTop</w:t>
             </w:r>
             <w:proofErr w:type="spellEnd"/>
             <w:r>
@@ -14378,13 +15199,23 @@
               <w:t xml:space="preserve">        </w:t>
             </w:r>
             <w:proofErr w:type="spellStart"/>
-            <w:r>
-              <w:rPr>
-                <w:rFonts w:ascii="Courier New" w:hAnsi="Courier New" w:cs="Courier New"/>
-                <w:sz w:val="22"/>
-                <w:lang w:val="en-ID"/>
-              </w:rPr>
-              <w:t>android:layout_width</w:t>
+            <w:proofErr w:type="gramStart"/>
+            <w:r>
+              <w:rPr>
+                <w:rFonts w:ascii="Courier New" w:hAnsi="Courier New" w:cs="Courier New"/>
+                <w:sz w:val="22"/>
+                <w:lang w:val="en-ID"/>
+              </w:rPr>
+              <w:t>android:layout</w:t>
+            </w:r>
+            <w:proofErr w:type="gramEnd"/>
+            <w:r>
+              <w:rPr>
+                <w:rFonts w:ascii="Courier New" w:hAnsi="Courier New" w:cs="Courier New"/>
+                <w:sz w:val="22"/>
+                <w:lang w:val="en-ID"/>
+              </w:rPr>
+              <w:t>_width</w:t>
             </w:r>
             <w:proofErr w:type="spellEnd"/>
             <w:r>
@@ -14431,13 +15262,23 @@
               <w:t xml:space="preserve">        </w:t>
             </w:r>
             <w:proofErr w:type="spellStart"/>
-            <w:r>
-              <w:rPr>
-                <w:rFonts w:ascii="Courier New" w:hAnsi="Courier New" w:cs="Courier New"/>
-                <w:sz w:val="22"/>
-                <w:lang w:val="en-ID"/>
-              </w:rPr>
-              <w:t>android:layout_height</w:t>
+            <w:proofErr w:type="gramStart"/>
+            <w:r>
+              <w:rPr>
+                <w:rFonts w:ascii="Courier New" w:hAnsi="Courier New" w:cs="Courier New"/>
+                <w:sz w:val="22"/>
+                <w:lang w:val="en-ID"/>
+              </w:rPr>
+              <w:t>android:layout</w:t>
+            </w:r>
+            <w:proofErr w:type="gramEnd"/>
+            <w:r>
+              <w:rPr>
+                <w:rFonts w:ascii="Courier New" w:hAnsi="Courier New" w:cs="Courier New"/>
+                <w:sz w:val="22"/>
+                <w:lang w:val="en-ID"/>
+              </w:rPr>
+              <w:t>_height</w:t>
             </w:r>
             <w:proofErr w:type="spellEnd"/>
             <w:r>
@@ -14484,13 +15325,23 @@
               <w:t xml:space="preserve">        </w:t>
             </w:r>
             <w:proofErr w:type="spellStart"/>
-            <w:r>
-              <w:rPr>
-                <w:rFonts w:ascii="Courier New" w:hAnsi="Courier New" w:cs="Courier New"/>
-                <w:sz w:val="22"/>
-                <w:lang w:val="en-ID"/>
-              </w:rPr>
-              <w:t>app:layout_constraintTop_toTopOf</w:t>
+            <w:proofErr w:type="gramStart"/>
+            <w:r>
+              <w:rPr>
+                <w:rFonts w:ascii="Courier New" w:hAnsi="Courier New" w:cs="Courier New"/>
+                <w:sz w:val="22"/>
+                <w:lang w:val="en-ID"/>
+              </w:rPr>
+              <w:t>app:layout</w:t>
+            </w:r>
+            <w:proofErr w:type="gramEnd"/>
+            <w:r>
+              <w:rPr>
+                <w:rFonts w:ascii="Courier New" w:hAnsi="Courier New" w:cs="Courier New"/>
+                <w:sz w:val="22"/>
+                <w:lang w:val="en-ID"/>
+              </w:rPr>
+              <w:t>_constraintTop_toTopOf</w:t>
             </w:r>
             <w:proofErr w:type="spellEnd"/>
             <w:r>
@@ -14537,13 +15388,23 @@
               <w:t xml:space="preserve">        </w:t>
             </w:r>
             <w:proofErr w:type="spellStart"/>
-            <w:r>
-              <w:rPr>
-                <w:rFonts w:ascii="Courier New" w:hAnsi="Courier New" w:cs="Courier New"/>
-                <w:sz w:val="22"/>
-                <w:lang w:val="en-ID"/>
-              </w:rPr>
-              <w:t>app:layout_constraintEnd_toEndOf</w:t>
+            <w:proofErr w:type="gramStart"/>
+            <w:r>
+              <w:rPr>
+                <w:rFonts w:ascii="Courier New" w:hAnsi="Courier New" w:cs="Courier New"/>
+                <w:sz w:val="22"/>
+                <w:lang w:val="en-ID"/>
+              </w:rPr>
+              <w:t>app:layout</w:t>
+            </w:r>
+            <w:proofErr w:type="gramEnd"/>
+            <w:r>
+              <w:rPr>
+                <w:rFonts w:ascii="Courier New" w:hAnsi="Courier New" w:cs="Courier New"/>
+                <w:sz w:val="22"/>
+                <w:lang w:val="en-ID"/>
+              </w:rPr>
+              <w:t>_constraintEnd_toEndOf</w:t>
             </w:r>
             <w:proofErr w:type="spellEnd"/>
             <w:r>
@@ -14651,13 +15512,23 @@
               <w:t xml:space="preserve">        </w:t>
             </w:r>
             <w:proofErr w:type="spellStart"/>
-            <w:r>
-              <w:rPr>
-                <w:rFonts w:ascii="Courier New" w:hAnsi="Courier New" w:cs="Courier New"/>
-                <w:sz w:val="22"/>
-                <w:lang w:val="en-ID"/>
-              </w:rPr>
-              <w:t>android:layout_width</w:t>
+            <w:proofErr w:type="gramStart"/>
+            <w:r>
+              <w:rPr>
+                <w:rFonts w:ascii="Courier New" w:hAnsi="Courier New" w:cs="Courier New"/>
+                <w:sz w:val="22"/>
+                <w:lang w:val="en-ID"/>
+              </w:rPr>
+              <w:t>android:layout</w:t>
+            </w:r>
+            <w:proofErr w:type="gramEnd"/>
+            <w:r>
+              <w:rPr>
+                <w:rFonts w:ascii="Courier New" w:hAnsi="Courier New" w:cs="Courier New"/>
+                <w:sz w:val="22"/>
+                <w:lang w:val="en-ID"/>
+              </w:rPr>
+              <w:t>_width</w:t>
             </w:r>
             <w:proofErr w:type="spellEnd"/>
             <w:r>
@@ -14704,13 +15575,23 @@
               <w:t xml:space="preserve">        </w:t>
             </w:r>
             <w:proofErr w:type="spellStart"/>
-            <w:r>
-              <w:rPr>
-                <w:rFonts w:ascii="Courier New" w:hAnsi="Courier New" w:cs="Courier New"/>
-                <w:sz w:val="22"/>
-                <w:lang w:val="en-ID"/>
-              </w:rPr>
-              <w:t>android:layout_height</w:t>
+            <w:proofErr w:type="gramStart"/>
+            <w:r>
+              <w:rPr>
+                <w:rFonts w:ascii="Courier New" w:hAnsi="Courier New" w:cs="Courier New"/>
+                <w:sz w:val="22"/>
+                <w:lang w:val="en-ID"/>
+              </w:rPr>
+              <w:t>android:layout</w:t>
+            </w:r>
+            <w:proofErr w:type="gramEnd"/>
+            <w:r>
+              <w:rPr>
+                <w:rFonts w:ascii="Courier New" w:hAnsi="Courier New" w:cs="Courier New"/>
+                <w:sz w:val="22"/>
+                <w:lang w:val="en-ID"/>
+              </w:rPr>
+              <w:t>_height</w:t>
             </w:r>
             <w:proofErr w:type="spellEnd"/>
             <w:r>
@@ -14792,6 +15673,7 @@
               <w:t xml:space="preserve">        </w:t>
             </w:r>
             <w:proofErr w:type="spellStart"/>
+            <w:proofErr w:type="gramStart"/>
             <w:r>
               <w:rPr>
                 <w:rFonts w:ascii="Courier New" w:hAnsi="Courier New" w:cs="Courier New"/>
@@ -14801,6 +15683,7 @@
               <w:t>android:textAllCaps</w:t>
             </w:r>
             <w:proofErr w:type="spellEnd"/>
+            <w:proofErr w:type="gramEnd"/>
             <w:r>
               <w:rPr>
                 <w:rFonts w:ascii="Courier New" w:hAnsi="Courier New" w:cs="Courier New"/>
@@ -14827,6 +15710,7 @@
               <w:t xml:space="preserve">        </w:t>
             </w:r>
             <w:proofErr w:type="spellStart"/>
+            <w:proofErr w:type="gramStart"/>
             <w:r>
               <w:rPr>
                 <w:rFonts w:ascii="Courier New" w:hAnsi="Courier New" w:cs="Courier New"/>
@@ -14836,6 +15720,7 @@
               <w:t>android:backgroundTint</w:t>
             </w:r>
             <w:proofErr w:type="spellEnd"/>
+            <w:proofErr w:type="gramEnd"/>
             <w:r>
               <w:rPr>
                 <w:rFonts w:ascii="Courier New" w:hAnsi="Courier New" w:cs="Courier New"/>
@@ -14898,13 +15783,23 @@
               <w:t xml:space="preserve">        </w:t>
             </w:r>
             <w:proofErr w:type="spellStart"/>
-            <w:r>
-              <w:rPr>
-                <w:rFonts w:ascii="Courier New" w:hAnsi="Courier New" w:cs="Courier New"/>
-                <w:sz w:val="22"/>
-                <w:lang w:val="en-ID"/>
-              </w:rPr>
-              <w:t>app:layout_constraintTop_toBottomOf</w:t>
+            <w:proofErr w:type="gramStart"/>
+            <w:r>
+              <w:rPr>
+                <w:rFonts w:ascii="Courier New" w:hAnsi="Courier New" w:cs="Courier New"/>
+                <w:sz w:val="22"/>
+                <w:lang w:val="en-ID"/>
+              </w:rPr>
+              <w:t>app:layout</w:t>
+            </w:r>
+            <w:proofErr w:type="gramEnd"/>
+            <w:r>
+              <w:rPr>
+                <w:rFonts w:ascii="Courier New" w:hAnsi="Courier New" w:cs="Courier New"/>
+                <w:sz w:val="22"/>
+                <w:lang w:val="en-ID"/>
+              </w:rPr>
+              <w:t>_constraintTop_toBottomOf</w:t>
             </w:r>
             <w:proofErr w:type="spellEnd"/>
             <w:r>
@@ -14951,13 +15846,23 @@
               <w:t xml:space="preserve">        </w:t>
             </w:r>
             <w:proofErr w:type="spellStart"/>
-            <w:r>
-              <w:rPr>
-                <w:rFonts w:ascii="Courier New" w:hAnsi="Courier New" w:cs="Courier New"/>
-                <w:sz w:val="22"/>
-                <w:lang w:val="en-ID"/>
-              </w:rPr>
-              <w:t>android:layout_marginTop</w:t>
+            <w:proofErr w:type="gramStart"/>
+            <w:r>
+              <w:rPr>
+                <w:rFonts w:ascii="Courier New" w:hAnsi="Courier New" w:cs="Courier New"/>
+                <w:sz w:val="22"/>
+                <w:lang w:val="en-ID"/>
+              </w:rPr>
+              <w:t>android:layout</w:t>
+            </w:r>
+            <w:proofErr w:type="gramEnd"/>
+            <w:r>
+              <w:rPr>
+                <w:rFonts w:ascii="Courier New" w:hAnsi="Courier New" w:cs="Courier New"/>
+                <w:sz w:val="22"/>
+                <w:lang w:val="en-ID"/>
+              </w:rPr>
+              <w:t>_marginTop</w:t>
             </w:r>
             <w:proofErr w:type="spellEnd"/>
             <w:r>
@@ -15093,13 +15998,23 @@
               <w:t xml:space="preserve">        </w:t>
             </w:r>
             <w:proofErr w:type="spellStart"/>
-            <w:r>
-              <w:rPr>
-                <w:rFonts w:ascii="Courier New" w:hAnsi="Courier New" w:cs="Courier New"/>
-                <w:sz w:val="22"/>
-                <w:lang w:val="en-ID"/>
-              </w:rPr>
-              <w:t>android:layout_width</w:t>
+            <w:proofErr w:type="gramStart"/>
+            <w:r>
+              <w:rPr>
+                <w:rFonts w:ascii="Courier New" w:hAnsi="Courier New" w:cs="Courier New"/>
+                <w:sz w:val="22"/>
+                <w:lang w:val="en-ID"/>
+              </w:rPr>
+              <w:t>android:layout</w:t>
+            </w:r>
+            <w:proofErr w:type="gramEnd"/>
+            <w:r>
+              <w:rPr>
+                <w:rFonts w:ascii="Courier New" w:hAnsi="Courier New" w:cs="Courier New"/>
+                <w:sz w:val="22"/>
+                <w:lang w:val="en-ID"/>
+              </w:rPr>
+              <w:t>_width</w:t>
             </w:r>
             <w:proofErr w:type="spellEnd"/>
             <w:r>
@@ -15146,13 +16061,23 @@
               <w:t xml:space="preserve">        </w:t>
             </w:r>
             <w:proofErr w:type="spellStart"/>
-            <w:r>
-              <w:rPr>
-                <w:rFonts w:ascii="Courier New" w:hAnsi="Courier New" w:cs="Courier New"/>
-                <w:sz w:val="22"/>
-                <w:lang w:val="en-ID"/>
-              </w:rPr>
-              <w:t>android:layout_height</w:t>
+            <w:proofErr w:type="gramStart"/>
+            <w:r>
+              <w:rPr>
+                <w:rFonts w:ascii="Courier New" w:hAnsi="Courier New" w:cs="Courier New"/>
+                <w:sz w:val="22"/>
+                <w:lang w:val="en-ID"/>
+              </w:rPr>
+              <w:t>android:layout</w:t>
+            </w:r>
+            <w:proofErr w:type="gramEnd"/>
+            <w:r>
+              <w:rPr>
+                <w:rFonts w:ascii="Courier New" w:hAnsi="Courier New" w:cs="Courier New"/>
+                <w:sz w:val="22"/>
+                <w:lang w:val="en-ID"/>
+              </w:rPr>
+              <w:t>_height</w:t>
             </w:r>
             <w:proofErr w:type="spellEnd"/>
             <w:r>
@@ -15234,13 +16159,23 @@
               <w:t xml:space="preserve">        </w:t>
             </w:r>
             <w:proofErr w:type="spellStart"/>
-            <w:r>
-              <w:rPr>
-                <w:rFonts w:ascii="Courier New" w:hAnsi="Courier New" w:cs="Courier New"/>
-                <w:sz w:val="22"/>
-                <w:lang w:val="en-ID"/>
-              </w:rPr>
-              <w:t>app:layout_constraintTop_toBottomOf</w:t>
+            <w:proofErr w:type="gramStart"/>
+            <w:r>
+              <w:rPr>
+                <w:rFonts w:ascii="Courier New" w:hAnsi="Courier New" w:cs="Courier New"/>
+                <w:sz w:val="22"/>
+                <w:lang w:val="en-ID"/>
+              </w:rPr>
+              <w:t>app:layout</w:t>
+            </w:r>
+            <w:proofErr w:type="gramEnd"/>
+            <w:r>
+              <w:rPr>
+                <w:rFonts w:ascii="Courier New" w:hAnsi="Courier New" w:cs="Courier New"/>
+                <w:sz w:val="22"/>
+                <w:lang w:val="en-ID"/>
+              </w:rPr>
+              <w:t>_constraintTop_toBottomOf</w:t>
             </w:r>
             <w:proofErr w:type="spellEnd"/>
             <w:r>
@@ -15287,13 +16222,23 @@
               <w:t xml:space="preserve">        </w:t>
             </w:r>
             <w:proofErr w:type="spellStart"/>
-            <w:r>
-              <w:rPr>
-                <w:rFonts w:ascii="Courier New" w:hAnsi="Courier New" w:cs="Courier New"/>
-                <w:sz w:val="22"/>
-                <w:lang w:val="en-ID"/>
-              </w:rPr>
-              <w:t>app:layout_constraintStart_toStartOf</w:t>
+            <w:proofErr w:type="gramStart"/>
+            <w:r>
+              <w:rPr>
+                <w:rFonts w:ascii="Courier New" w:hAnsi="Courier New" w:cs="Courier New"/>
+                <w:sz w:val="22"/>
+                <w:lang w:val="en-ID"/>
+              </w:rPr>
+              <w:t>app:layout</w:t>
+            </w:r>
+            <w:proofErr w:type="gramEnd"/>
+            <w:r>
+              <w:rPr>
+                <w:rFonts w:ascii="Courier New" w:hAnsi="Courier New" w:cs="Courier New"/>
+                <w:sz w:val="22"/>
+                <w:lang w:val="en-ID"/>
+              </w:rPr>
+              <w:t>_constraintStart_toStartOf</w:t>
             </w:r>
             <w:proofErr w:type="spellEnd"/>
             <w:r>
@@ -15322,13 +16267,23 @@
               <w:t xml:space="preserve">        </w:t>
             </w:r>
             <w:proofErr w:type="spellStart"/>
-            <w:r>
-              <w:rPr>
-                <w:rFonts w:ascii="Courier New" w:hAnsi="Courier New" w:cs="Courier New"/>
-                <w:sz w:val="22"/>
-                <w:lang w:val="en-ID"/>
-              </w:rPr>
-              <w:t>app:layout_constraintEnd_toEndOf</w:t>
+            <w:proofErr w:type="gramStart"/>
+            <w:r>
+              <w:rPr>
+                <w:rFonts w:ascii="Courier New" w:hAnsi="Courier New" w:cs="Courier New"/>
+                <w:sz w:val="22"/>
+                <w:lang w:val="en-ID"/>
+              </w:rPr>
+              <w:t>app:layout</w:t>
+            </w:r>
+            <w:proofErr w:type="gramEnd"/>
+            <w:r>
+              <w:rPr>
+                <w:rFonts w:ascii="Courier New" w:hAnsi="Courier New" w:cs="Courier New"/>
+                <w:sz w:val="22"/>
+                <w:lang w:val="en-ID"/>
+              </w:rPr>
+              <w:t>_constraintEnd_toEndOf</w:t>
             </w:r>
             <w:proofErr w:type="spellEnd"/>
             <w:r>
@@ -15383,13 +16338,23 @@
               <w:t>&lt;/</w:t>
             </w:r>
             <w:proofErr w:type="spellStart"/>
-            <w:r>
-              <w:rPr>
-                <w:rFonts w:ascii="Courier New" w:hAnsi="Courier New" w:cs="Courier New"/>
-                <w:sz w:val="22"/>
-                <w:lang w:val="en-ID"/>
-              </w:rPr>
-              <w:t>androidx.constraintlayout.widget.ConstraintLayout</w:t>
+            <w:proofErr w:type="gramStart"/>
+            <w:r>
+              <w:rPr>
+                <w:rFonts w:ascii="Courier New" w:hAnsi="Courier New" w:cs="Courier New"/>
+                <w:sz w:val="22"/>
+                <w:lang w:val="en-ID"/>
+              </w:rPr>
+              <w:t>androidx.constraintlayout</w:t>
+            </w:r>
+            <w:proofErr w:type="gramEnd"/>
+            <w:r>
+              <w:rPr>
+                <w:rFonts w:ascii="Courier New" w:hAnsi="Courier New" w:cs="Courier New"/>
+                <w:sz w:val="22"/>
+                <w:lang w:val="en-ID"/>
+              </w:rPr>
+              <w:t>.widget.ConstraintLayout</w:t>
             </w:r>
             <w:proofErr w:type="spellEnd"/>
             <w:r>
@@ -15486,27 +16451,14 @@
       <w:r>
         <w:t xml:space="preserve">Gambar </w:t>
       </w:r>
-      <w:r>
-        <w:fldChar w:fldCharType="begin"/>
-      </w:r>
-      <w:r>
-        <w:instrText xml:space="preserve"> SEQ Gambar \* ARABIC </w:instrText>
-      </w:r>
-      <w:r>
-        <w:fldChar w:fldCharType="separate"/>
-      </w:r>
-      <w:r>
-        <w:rPr>
-          <w:noProof/>
-        </w:rPr>
-        <w:t>1</w:t>
-      </w:r>
-      <w:r>
-        <w:rPr>
-          <w:noProof/>
-        </w:rPr>
-        <w:fldChar w:fldCharType="end"/>
-      </w:r>
+      <w:fldSimple w:instr=" SEQ Gambar \* ARABIC ">
+        <w:r>
+          <w:rPr>
+            <w:noProof/>
+          </w:rPr>
+          <w:t>1</w:t>
+        </w:r>
+      </w:fldSimple>
       <w:r>
         <w:t>. Screenshot Output Soal 1</w:t>
       </w:r>
@@ -15572,27 +16524,14 @@
       <w:r>
         <w:t xml:space="preserve">Gambar </w:t>
       </w:r>
-      <w:r>
-        <w:fldChar w:fldCharType="begin"/>
-      </w:r>
-      <w:r>
-        <w:instrText xml:space="preserve"> SEQ Gambar \* ARABIC </w:instrText>
-      </w:r>
-      <w:r>
-        <w:fldChar w:fldCharType="separate"/>
-      </w:r>
-      <w:r>
-        <w:rPr>
-          <w:noProof/>
-        </w:rPr>
-        <w:t>2</w:t>
-      </w:r>
-      <w:r>
-        <w:rPr>
-          <w:noProof/>
-        </w:rPr>
-        <w:fldChar w:fldCharType="end"/>
-      </w:r>
+      <w:fldSimple w:instr=" SEQ Gambar \* ARABIC ">
+        <w:r>
+          <w:rPr>
+            <w:noProof/>
+          </w:rPr>
+          <w:t>2</w:t>
+        </w:r>
+      </w:fldSimple>
       <w:r>
         <w:t>. Screenshot Output Soal 1</w:t>
       </w:r>
@@ -15656,27 +16595,14 @@
       <w:r>
         <w:t xml:space="preserve">Gambar </w:t>
       </w:r>
-      <w:r>
-        <w:fldChar w:fldCharType="begin"/>
-      </w:r>
-      <w:r>
-        <w:instrText xml:space="preserve"> SEQ Gambar \* ARABIC </w:instrText>
-      </w:r>
-      <w:r>
-        <w:fldChar w:fldCharType="separate"/>
-      </w:r>
-      <w:r>
-        <w:rPr>
-          <w:noProof/>
-        </w:rPr>
-        <w:t>3</w:t>
-      </w:r>
-      <w:r>
-        <w:rPr>
-          <w:noProof/>
-        </w:rPr>
-        <w:fldChar w:fldCharType="end"/>
-      </w:r>
+      <w:fldSimple w:instr=" SEQ Gambar \* ARABIC ">
+        <w:r>
+          <w:rPr>
+            <w:noProof/>
+          </w:rPr>
+          <w:t>3</w:t>
+        </w:r>
+      </w:fldSimple>
       <w:r>
         <w:t>. Screenshot Output Soal 1</w:t>
       </w:r>
@@ -15740,27 +16666,14 @@
       <w:r>
         <w:t xml:space="preserve">Gambar </w:t>
       </w:r>
-      <w:r>
-        <w:fldChar w:fldCharType="begin"/>
-      </w:r>
-      <w:r>
-        <w:instrText xml:space="preserve"> SEQ Gambar \* ARABIC </w:instrText>
-      </w:r>
-      <w:r>
-        <w:fldChar w:fldCharType="separate"/>
-      </w:r>
-      <w:r>
-        <w:rPr>
-          <w:noProof/>
-        </w:rPr>
-        <w:t>4</w:t>
-      </w:r>
-      <w:r>
-        <w:rPr>
-          <w:noProof/>
-        </w:rPr>
-        <w:fldChar w:fldCharType="end"/>
-      </w:r>
+      <w:fldSimple w:instr=" SEQ Gambar \* ARABIC ">
+        <w:r>
+          <w:rPr>
+            <w:noProof/>
+          </w:rPr>
+          <w:t>4</w:t>
+        </w:r>
+      </w:fldSimple>
       <w:r>
         <w:t>. Screenshot Output Soal 1</w:t>
       </w:r>
@@ -16532,6 +17445,7 @@
         <w:t>(</w:t>
       </w:r>
       <w:proofErr w:type="spellStart"/>
+      <w:proofErr w:type="gramStart"/>
       <w:r>
         <w:rPr>
           <w:rFonts w:ascii="Courier New" w:hAnsi="Courier New" w:cs="Courier New"/>
@@ -16541,6 +17455,7 @@
         <w:t>binding.root</w:t>
       </w:r>
       <w:proofErr w:type="spellEnd"/>
+      <w:proofErr w:type="gramEnd"/>
       <w:r>
         <w:rPr>
           <w:rFonts w:ascii="Courier New" w:hAnsi="Courier New" w:cs="Courier New"/>
@@ -16811,7 +17726,25 @@
           <w:sz w:val="20"/>
           <w:szCs w:val="20"/>
         </w:rPr>
-        <w:t>(this).get(</w:t>
+        <w:t>(this</w:t>
+      </w:r>
+      <w:proofErr w:type="gramStart"/>
+      <w:r>
+        <w:rPr>
+          <w:rFonts w:ascii="Courier New" w:hAnsi="Courier New" w:cs="Courier New"/>
+          <w:sz w:val="20"/>
+          <w:szCs w:val="20"/>
+        </w:rPr>
+        <w:t>).get</w:t>
+      </w:r>
+      <w:proofErr w:type="gramEnd"/>
+      <w:r>
+        <w:rPr>
+          <w:rFonts w:ascii="Courier New" w:hAnsi="Courier New" w:cs="Courier New"/>
+          <w:sz w:val="20"/>
+          <w:szCs w:val="20"/>
+        </w:rPr>
+        <w:t>(</w:t>
       </w:r>
       <w:proofErr w:type="spellStart"/>
       <w:r>
@@ -17220,6 +18153,7 @@
         </w:rPr>
       </w:pPr>
       <w:proofErr w:type="spellStart"/>
+      <w:proofErr w:type="gramStart"/>
       <w:r>
         <w:rPr>
           <w:rFonts w:ascii="Courier New" w:hAnsi="Courier New" w:cs="Courier New"/>
@@ -17229,6 +18163,7 @@
         <w:t>binding.btnCalculate.setOnClickListener</w:t>
       </w:r>
       <w:proofErr w:type="spellEnd"/>
+      <w:proofErr w:type="gramEnd"/>
       <w:r>
         <w:rPr>
           <w:rFonts w:ascii="Courier New" w:hAnsi="Courier New" w:cs="Courier New"/>
@@ -17816,12 +18751,21 @@
         <w:t>LENGTH_SHORT</w:t>
       </w:r>
       <w:proofErr w:type="spellEnd"/>
+      <w:proofErr w:type="gramStart"/>
       <w:r>
         <w:rPr>
           <w:rFonts w:ascii="Courier New" w:hAnsi="Courier New" w:cs="Courier New"/>
           <w:lang w:val="en-ID"/>
         </w:rPr>
-        <w:t>).show()</w:t>
+        <w:t>).show</w:t>
+      </w:r>
+      <w:proofErr w:type="gramEnd"/>
+      <w:r>
+        <w:rPr>
+          <w:rFonts w:ascii="Courier New" w:hAnsi="Courier New" w:cs="Courier New"/>
+          <w:lang w:val="en-ID"/>
+        </w:rPr>
+        <w:t>()</w:t>
       </w:r>
       <w:r>
         <w:rPr>
@@ -18111,7 +19055,25 @@
           <w:sz w:val="20"/>
           <w:szCs w:val="20"/>
         </w:rPr>
-        <w:t xml:space="preserve">    R.id.tip20 -&gt; 0.20</w:t>
+        <w:t xml:space="preserve">    R.</w:t>
+      </w:r>
+      <w:proofErr w:type="gramStart"/>
+      <w:r>
+        <w:rPr>
+          <w:rFonts w:ascii="Courier New" w:hAnsi="Courier New" w:cs="Courier New"/>
+          <w:sz w:val="20"/>
+          <w:szCs w:val="20"/>
+        </w:rPr>
+        <w:t>id.tip</w:t>
+      </w:r>
+      <w:proofErr w:type="gramEnd"/>
+      <w:r>
+        <w:rPr>
+          <w:rFonts w:ascii="Courier New" w:hAnsi="Courier New" w:cs="Courier New"/>
+          <w:sz w:val="20"/>
+          <w:szCs w:val="20"/>
+        </w:rPr>
+        <w:t>20 -&gt; 0.20</w:t>
       </w:r>
     </w:p>
     <w:p>
@@ -18131,7 +19093,25 @@
           <w:sz w:val="20"/>
           <w:szCs w:val="20"/>
         </w:rPr>
-        <w:t xml:space="preserve">    R.id.tip18 -&gt; 0.18</w:t>
+        <w:t xml:space="preserve">    R.</w:t>
+      </w:r>
+      <w:proofErr w:type="gramStart"/>
+      <w:r>
+        <w:rPr>
+          <w:rFonts w:ascii="Courier New" w:hAnsi="Courier New" w:cs="Courier New"/>
+          <w:sz w:val="20"/>
+          <w:szCs w:val="20"/>
+        </w:rPr>
+        <w:t>id.tip</w:t>
+      </w:r>
+      <w:proofErr w:type="gramEnd"/>
+      <w:r>
+        <w:rPr>
+          <w:rFonts w:ascii="Courier New" w:hAnsi="Courier New" w:cs="Courier New"/>
+          <w:sz w:val="20"/>
+          <w:szCs w:val="20"/>
+        </w:rPr>
+        <w:t>18 -&gt; 0.18</w:t>
       </w:r>
     </w:p>
     <w:p>
@@ -18167,6 +19147,7 @@
           <w:szCs w:val="24"/>
         </w:rPr>
       </w:pPr>
+      <w:proofErr w:type="gramStart"/>
       <w:r>
         <w:rPr>
           <w:rFonts w:ascii="Courier New" w:hAnsi="Courier New" w:cs="Courier New"/>
@@ -18183,6 +19164,7 @@
         </w:rPr>
         <w:t>viewModel.number</w:t>
       </w:r>
+      <w:proofErr w:type="gramEnd"/>
       <w:r>
         <w:rPr>
           <w:rFonts w:ascii="Courier New" w:hAnsi="Courier New" w:cs="Courier New"/>
@@ -18381,6 +19363,7 @@
         </w:rPr>
       </w:pPr>
       <w:proofErr w:type="spellStart"/>
+      <w:proofErr w:type="gramStart"/>
       <w:r>
         <w:rPr>
           <w:rFonts w:ascii="Courier New" w:hAnsi="Courier New" w:cs="Courier New"/>
@@ -18390,6 +19373,7 @@
         <w:t>viewModel.tipAmount.observe</w:t>
       </w:r>
       <w:proofErr w:type="spellEnd"/>
+      <w:proofErr w:type="gramEnd"/>
       <w:r>
         <w:rPr>
           <w:rFonts w:ascii="Courier New" w:hAnsi="Courier New" w:cs="Courier New"/>
@@ -18419,6 +19403,7 @@
         <w:t xml:space="preserve">    </w:t>
       </w:r>
       <w:proofErr w:type="spellStart"/>
+      <w:proofErr w:type="gramStart"/>
       <w:r>
         <w:rPr>
           <w:rFonts w:ascii="Courier New" w:hAnsi="Courier New" w:cs="Courier New"/>
@@ -18428,6 +19413,7 @@
         <w:t>binding.tvTotalAmount.text</w:t>
       </w:r>
       <w:proofErr w:type="spellEnd"/>
+      <w:proofErr w:type="gramEnd"/>
       <w:r>
         <w:rPr>
           <w:rFonts w:ascii="Courier New" w:hAnsi="Courier New" w:cs="Courier New"/>
@@ -19018,6 +20004,7 @@
         <w:t xml:space="preserve"> number1 = </w:t>
       </w:r>
       <w:proofErr w:type="spellStart"/>
+      <w:proofErr w:type="gramStart"/>
       <w:r>
         <w:rPr>
           <w:rFonts w:ascii="Courier New" w:hAnsi="Courier New" w:cs="Courier New"/>
@@ -19031,7 +20018,15 @@
           <w:rFonts w:ascii="Courier New" w:hAnsi="Courier New" w:cs="Courier New"/>
           <w:lang w:val="en-ID"/>
         </w:rPr>
-        <w:t>(0)</w:t>
+        <w:t>(</w:t>
+      </w:r>
+      <w:proofErr w:type="gramEnd"/>
+      <w:r>
+        <w:rPr>
+          <w:rFonts w:ascii="Courier New" w:hAnsi="Courier New" w:cs="Courier New"/>
+          <w:lang w:val="en-ID"/>
+        </w:rPr>
+        <w:t>0)</w:t>
       </w:r>
       <w:r>
         <w:rPr>
@@ -19549,8 +20544,17 @@
           <w:lang w:val="en-ID"/>
         </w:rPr>
         <w:br/>
-        <w:t xml:space="preserve">    }</w:t>
-      </w:r>
+        <w:t xml:space="preserve">  </w:t>
+      </w:r>
+      <w:proofErr w:type="gramStart"/>
+      <w:r>
+        <w:rPr>
+          <w:rFonts w:ascii="Courier New" w:hAnsi="Courier New" w:cs="Courier New"/>
+          <w:lang w:val="en-ID"/>
+        </w:rPr>
+        <w:t xml:space="preserve">  }</w:t>
+      </w:r>
+      <w:proofErr w:type="gramEnd"/>
       <w:r>
         <w:rPr>
           <w:rFonts w:ascii="Courier New" w:hAnsi="Courier New" w:cs="Courier New"/>
@@ -20205,7 +21209,25 @@
           <w:sz w:val="24"/>
           <w:szCs w:val="24"/>
         </w:rPr>
-        <w:t xml:space="preserve"> “ceil()”. Nilai </w:t>
+        <w:t xml:space="preserve"> “</w:t>
+      </w:r>
+      <w:proofErr w:type="gramStart"/>
+      <w:r>
+        <w:rPr>
+          <w:rFonts w:ascii="Times New Roman" w:hAnsi="Times New Roman" w:cs="Times New Roman"/>
+          <w:sz w:val="24"/>
+          <w:szCs w:val="24"/>
+        </w:rPr>
+        <w:t>ceil(</w:t>
+      </w:r>
+      <w:proofErr w:type="gramEnd"/>
+      <w:r>
+        <w:rPr>
+          <w:rFonts w:ascii="Times New Roman" w:hAnsi="Times New Roman" w:cs="Times New Roman"/>
+          <w:sz w:val="24"/>
+          <w:szCs w:val="24"/>
+        </w:rPr>
+        <w:t xml:space="preserve">)”. Nilai </w:t>
       </w:r>
       <w:proofErr w:type="spellStart"/>
       <w:r>
@@ -20514,6 +21536,7 @@
         <w:t xml:space="preserve"> </w:t>
       </w:r>
       <w:proofErr w:type="spellStart"/>
+      <w:proofErr w:type="gramStart"/>
       <w:r>
         <w:rPr>
           <w:rFonts w:ascii="Times New Roman" w:hAnsi="Times New Roman" w:cs="Times New Roman"/>
@@ -20541,6 +21564,7 @@
         <w:t>awal</w:t>
       </w:r>
       <w:proofErr w:type="spellEnd"/>
+      <w:proofErr w:type="gramEnd"/>
       <w:r>
         <w:rPr>
           <w:rFonts w:ascii="Times New Roman" w:hAnsi="Times New Roman" w:cs="Times New Roman"/>
@@ -20728,6 +21752,7 @@
         </w:rPr>
       </w:pPr>
       <w:proofErr w:type="spellStart"/>
+      <w:proofErr w:type="gramStart"/>
       <w:r>
         <w:rPr>
           <w:rFonts w:ascii="Courier New" w:hAnsi="Courier New" w:cs="Courier New"/>
@@ -20743,7 +21768,15 @@
           <w:rFonts w:ascii="Courier New" w:hAnsi="Courier New" w:cs="Courier New"/>
           <w:lang w:val="en-ID"/>
         </w:rPr>
-        <w:t>?.hide()</w:t>
+        <w:t>?.</w:t>
+      </w:r>
+      <w:proofErr w:type="gramEnd"/>
+      <w:r>
+        <w:rPr>
+          <w:rFonts w:ascii="Courier New" w:hAnsi="Courier New" w:cs="Courier New"/>
+          <w:lang w:val="en-ID"/>
+        </w:rPr>
+        <w:t>hide()</w:t>
       </w:r>
     </w:p>
     <w:p>
@@ -21033,6 +22066,7 @@
         <w:t xml:space="preserve">    </w:t>
       </w:r>
       <w:proofErr w:type="spellStart"/>
+      <w:proofErr w:type="gramStart"/>
       <w:r>
         <w:rPr>
           <w:rFonts w:ascii="Courier New" w:hAnsi="Courier New" w:cs="Courier New"/>
@@ -21046,7 +22080,15 @@
           <w:rFonts w:ascii="Courier New" w:hAnsi="Courier New" w:cs="Courier New"/>
           <w:lang w:val="en-ID"/>
         </w:rPr>
-        <w:t>(Intent(</w:t>
+        <w:t>(</w:t>
+      </w:r>
+      <w:proofErr w:type="gramEnd"/>
+      <w:r>
+        <w:rPr>
+          <w:rFonts w:ascii="Courier New" w:hAnsi="Courier New" w:cs="Courier New"/>
+          <w:lang w:val="en-ID"/>
+        </w:rPr>
+        <w:t>Intent(</w:t>
       </w:r>
       <w:proofErr w:type="spellStart"/>
       <w:r>
@@ -21663,7 +22705,25 @@
           <w:sz w:val="24"/>
           <w:szCs w:val="24"/>
         </w:rPr>
-        <w:t>“finish()”</w:t>
+        <w:t>“</w:t>
+      </w:r>
+      <w:proofErr w:type="gramStart"/>
+      <w:r>
+        <w:rPr>
+          <w:rFonts w:ascii="Times New Roman" w:hAnsi="Times New Roman" w:cs="Times New Roman"/>
+          <w:sz w:val="24"/>
+          <w:szCs w:val="24"/>
+        </w:rPr>
+        <w:t>finish(</w:t>
+      </w:r>
+      <w:proofErr w:type="gramEnd"/>
+      <w:r>
+        <w:rPr>
+          <w:rFonts w:ascii="Times New Roman" w:hAnsi="Times New Roman" w:cs="Times New Roman"/>
+          <w:sz w:val="24"/>
+          <w:szCs w:val="24"/>
+        </w:rPr>
+        <w:t>)”</w:t>
       </w:r>
       <w:r>
         <w:rPr>
@@ -26065,6 +27125,7 @@
   <w:style w:type="character" w:default="1" w:styleId="DefaultParagraphFont">
     <w:name w:val="Default Paragraph Font"/>
     <w:uiPriority w:val="1"/>
+    <w:semiHidden/>
     <w:unhideWhenUsed/>
   </w:style>
   <w:style w:type="table" w:default="1" w:styleId="TableNormal">
